--- a/BlockChain/practical/studymaterial.docx
+++ b/BlockChain/practical/studymaterial.docx
@@ -2201,6 +2201,4343 @@
         <w:t xml:space="preserve"> Relies on the hardness of factoring large integers.</w:t>
       </w:r>
     </w:p>
+    <w:p>
+      <w:pPr>
+        <w:spacing w:after="100" w:afterAutospacing="1" w:line="240" w:lineRule="auto"/>
+        <w:rPr>
+          <w:rStyle w:val="Heading2Char"/>
+          <w:lang w:eastAsia="en-IN" w:bidi="ar-SA"/>
+        </w:rPr>
+      </w:pPr>
+    </w:p>
+    <w:p>
+      <w:pPr>
+        <w:spacing w:after="100" w:afterAutospacing="1" w:line="240" w:lineRule="auto"/>
+        <w:rPr>
+          <w:rFonts w:ascii="Arial" w:eastAsia="Times New Roman" w:hAnsi="Arial" w:cs="Arial"/>
+          <w:kern w:val="0"/>
+          <w:sz w:val="24"/>
+          <w:szCs w:val="24"/>
+          <w:lang w:eastAsia="en-IN" w:bidi="ar-SA"/>
+          <w14:ligatures w14:val="none"/>
+        </w:rPr>
+      </w:pPr>
+      <w:r>
+        <w:rPr>
+          <w:rStyle w:val="Heading2Char"/>
+          <w:lang w:eastAsia="en-IN" w:bidi="ar-SA"/>
+        </w:rPr>
+        <w:t>SHA-256 (Secure Hash Algorithm 256-bit)</w:t>
+      </w:r>
+      <w:r>
+        <w:rPr>
+          <w:rFonts w:ascii="Arial" w:eastAsia="Times New Roman" w:hAnsi="Arial" w:cs="Arial"/>
+          <w:kern w:val="0"/>
+          <w:sz w:val="24"/>
+          <w:szCs w:val="24"/>
+          <w:lang w:eastAsia="en-IN" w:bidi="ar-SA"/>
+          <w14:ligatures w14:val="none"/>
+        </w:rPr>
+        <w:t xml:space="preserve"> </w:t>
+      </w:r>
+    </w:p>
+    <w:p>
+      <w:pPr>
+        <w:spacing w:after="100" w:afterAutospacing="1" w:line="240" w:lineRule="auto"/>
+        <w:rPr>
+          <w:rFonts w:ascii="Arial" w:eastAsia="Times New Roman" w:hAnsi="Arial" w:cs="Arial"/>
+          <w:kern w:val="0"/>
+          <w:sz w:val="24"/>
+          <w:szCs w:val="24"/>
+          <w:lang w:eastAsia="en-IN" w:bidi="ar-SA"/>
+          <w14:ligatures w14:val="none"/>
+        </w:rPr>
+      </w:pPr>
+      <w:r>
+        <w:rPr>
+          <w:rFonts w:ascii="Arial" w:eastAsia="Times New Roman" w:hAnsi="Arial" w:cs="Arial"/>
+          <w:kern w:val="0"/>
+          <w:sz w:val="24"/>
+          <w:szCs w:val="24"/>
+          <w:lang w:eastAsia="en-IN" w:bidi="ar-SA"/>
+          <w14:ligatures w14:val="none"/>
+        </w:rPr>
+        <w:t xml:space="preserve">is a </w:t>
+      </w:r>
+      <w:r>
+        <w:rPr>
+          <w:rFonts w:ascii="Arial" w:eastAsia="Times New Roman" w:hAnsi="Arial" w:cs="Arial"/>
+          <w:b/>
+          <w:bCs/>
+          <w:kern w:val="0"/>
+          <w:sz w:val="24"/>
+          <w:szCs w:val="24"/>
+          <w:lang w:eastAsia="en-IN" w:bidi="ar-SA"/>
+          <w14:ligatures w14:val="none"/>
+        </w:rPr>
+        <w:t>cryptographic hash function</w:t>
+      </w:r>
+      <w:r>
+        <w:rPr>
+          <w:rFonts w:ascii="Arial" w:eastAsia="Times New Roman" w:hAnsi="Arial" w:cs="Arial"/>
+          <w:kern w:val="0"/>
+          <w:sz w:val="24"/>
+          <w:szCs w:val="24"/>
+          <w:lang w:eastAsia="en-IN" w:bidi="ar-SA"/>
+          <w14:ligatures w14:val="none"/>
+        </w:rPr>
+        <w:t xml:space="preserve">. It takes an input of any size (like a word, a document, or an entire file) and processes it to produce a fixed </w:t>
+      </w:r>
+      <w:r>
+        <w:rPr>
+          <w:rFonts w:ascii="Arial" w:eastAsia="Times New Roman" w:hAnsi="Arial" w:cs="Arial"/>
+          <w:b/>
+          <w:bCs/>
+          <w:kern w:val="0"/>
+          <w:sz w:val="24"/>
+          <w:szCs w:val="24"/>
+          <w:lang w:eastAsia="en-IN" w:bidi="ar-SA"/>
+          <w14:ligatures w14:val="none"/>
+        </w:rPr>
+        <w:t>256-bit (64-character hexadecimal) string</w:t>
+      </w:r>
+      <w:r>
+        <w:rPr>
+          <w:rFonts w:ascii="Arial" w:eastAsia="Times New Roman" w:hAnsi="Arial" w:cs="Arial"/>
+          <w:kern w:val="0"/>
+          <w:sz w:val="24"/>
+          <w:szCs w:val="24"/>
+          <w:lang w:eastAsia="en-IN" w:bidi="ar-SA"/>
+          <w14:ligatures w14:val="none"/>
+        </w:rPr>
+        <w:t xml:space="preserve">, known as a </w:t>
+      </w:r>
+      <w:r>
+        <w:rPr>
+          <w:rFonts w:ascii="Arial" w:eastAsia="Times New Roman" w:hAnsi="Arial" w:cs="Arial"/>
+          <w:b/>
+          <w:bCs/>
+          <w:kern w:val="0"/>
+          <w:sz w:val="24"/>
+          <w:szCs w:val="24"/>
+          <w:lang w:eastAsia="en-IN" w:bidi="ar-SA"/>
+          <w14:ligatures w14:val="none"/>
+        </w:rPr>
+        <w:t>hash</w:t>
+      </w:r>
+      <w:r>
+        <w:rPr>
+          <w:rFonts w:ascii="Arial" w:eastAsia="Times New Roman" w:hAnsi="Arial" w:cs="Arial"/>
+          <w:kern w:val="0"/>
+          <w:sz w:val="24"/>
+          <w:szCs w:val="24"/>
+          <w:lang w:eastAsia="en-IN" w:bidi="ar-SA"/>
+          <w14:ligatures w14:val="none"/>
+        </w:rPr>
+        <w:t xml:space="preserve"> or </w:t>
+      </w:r>
+      <w:r>
+        <w:rPr>
+          <w:rFonts w:ascii="Arial" w:eastAsia="Times New Roman" w:hAnsi="Arial" w:cs="Arial"/>
+          <w:b/>
+          <w:bCs/>
+          <w:kern w:val="0"/>
+          <w:sz w:val="24"/>
+          <w:szCs w:val="24"/>
+          <w:lang w:eastAsia="en-IN" w:bidi="ar-SA"/>
+          <w14:ligatures w14:val="none"/>
+        </w:rPr>
+        <w:t>digital fingerprint</w:t>
+      </w:r>
+      <w:r>
+        <w:rPr>
+          <w:rFonts w:ascii="Arial" w:eastAsia="Times New Roman" w:hAnsi="Arial" w:cs="Arial"/>
+          <w:kern w:val="0"/>
+          <w:sz w:val="24"/>
+          <w:szCs w:val="24"/>
+          <w:lang w:eastAsia="en-IN" w:bidi="ar-SA"/>
+          <w14:ligatures w14:val="none"/>
+        </w:rPr>
+        <w:t>.</w:t>
+      </w:r>
+    </w:p>
+    <w:p>
+      <w:pPr>
+        <w:spacing w:after="100" w:afterAutospacing="1" w:line="240" w:lineRule="auto"/>
+        <w:rPr>
+          <w:rFonts w:ascii="Arial" w:eastAsia="Times New Roman" w:hAnsi="Arial" w:cs="Arial"/>
+          <w:kern w:val="0"/>
+          <w:sz w:val="24"/>
+          <w:szCs w:val="24"/>
+          <w:lang w:eastAsia="en-IN" w:bidi="ar-SA"/>
+          <w14:ligatures w14:val="none"/>
+        </w:rPr>
+      </w:pPr>
+      <w:r>
+        <w:rPr>
+          <w:rFonts w:ascii="Arial" w:eastAsia="Times New Roman" w:hAnsi="Arial" w:cs="Arial"/>
+          <w:b/>
+          <w:bCs/>
+          <w:kern w:val="0"/>
+          <w:sz w:val="24"/>
+          <w:szCs w:val="24"/>
+          <w:lang w:eastAsia="en-IN" w:bidi="ar-SA"/>
+          <w14:ligatures w14:val="none"/>
+        </w:rPr>
+        <w:t>Important Distinction:</w:t>
+      </w:r>
+      <w:r>
+        <w:rPr>
+          <w:rFonts w:ascii="Arial" w:eastAsia="Times New Roman" w:hAnsi="Arial" w:cs="Arial"/>
+          <w:kern w:val="0"/>
+          <w:sz w:val="24"/>
+          <w:szCs w:val="24"/>
+          <w:lang w:eastAsia="en-IN" w:bidi="ar-SA"/>
+          <w14:ligatures w14:val="none"/>
+        </w:rPr>
+        <w:t xml:space="preserve"> SHA-256 is a </w:t>
+      </w:r>
+      <w:r>
+        <w:rPr>
+          <w:rFonts w:ascii="Arial" w:eastAsia="Times New Roman" w:hAnsi="Arial" w:cs="Arial"/>
+          <w:b/>
+          <w:bCs/>
+          <w:kern w:val="0"/>
+          <w:sz w:val="24"/>
+          <w:szCs w:val="24"/>
+          <w:lang w:eastAsia="en-IN" w:bidi="ar-SA"/>
+          <w14:ligatures w14:val="none"/>
+        </w:rPr>
+        <w:t>one-way hash function</w:t>
+      </w:r>
+      <w:r>
+        <w:rPr>
+          <w:rFonts w:ascii="Arial" w:eastAsia="Times New Roman" w:hAnsi="Arial" w:cs="Arial"/>
+          <w:kern w:val="0"/>
+          <w:sz w:val="24"/>
+          <w:szCs w:val="24"/>
+          <w:lang w:eastAsia="en-IN" w:bidi="ar-SA"/>
+          <w14:ligatures w14:val="none"/>
+        </w:rPr>
+        <w:t>, not encryption. Encryption is two-way (can be decrypted with a key), while hashing is irreversible (you cannot reverse a hash back to the original text).</w:t>
+      </w:r>
+    </w:p>
+    <w:p>
+      <w:pPr>
+        <w:spacing w:after="100" w:afterAutospacing="1" w:line="240" w:lineRule="auto"/>
+        <w:outlineLvl w:val="1"/>
+        <w:rPr>
+          <w:rFonts w:ascii="Arial" w:eastAsia="Times New Roman" w:hAnsi="Arial" w:cs="Arial"/>
+          <w:b/>
+          <w:bCs/>
+          <w:kern w:val="0"/>
+          <w:sz w:val="36"/>
+          <w:szCs w:val="36"/>
+          <w:lang w:eastAsia="en-IN" w:bidi="ar-SA"/>
+          <w14:ligatures w14:val="none"/>
+        </w:rPr>
+      </w:pPr>
+      <w:r>
+        <w:rPr>
+          <w:rFonts w:ascii="Arial" w:eastAsia="Times New Roman" w:hAnsi="Arial" w:cs="Arial"/>
+          <w:b/>
+          <w:bCs/>
+          <w:kern w:val="0"/>
+          <w:sz w:val="36"/>
+          <w:szCs w:val="36"/>
+          <w:lang w:eastAsia="en-IN" w:bidi="ar-SA"/>
+          <w14:ligatures w14:val="none"/>
+        </w:rPr>
+        <w:t>Key Characteristics (Exam Checklist)</w:t>
+      </w:r>
+    </w:p>
+    <w:p>
+      <w:pPr>
+        <w:numPr>
+          <w:ilvl w:val="0"/>
+          <w:numId w:val="17"/>
+        </w:numPr>
+        <w:spacing w:after="100" w:afterAutospacing="1" w:line="240" w:lineRule="auto"/>
+        <w:rPr>
+          <w:rFonts w:ascii="Arial" w:eastAsia="Times New Roman" w:hAnsi="Arial" w:cs="Arial"/>
+          <w:kern w:val="0"/>
+          <w:sz w:val="24"/>
+          <w:szCs w:val="24"/>
+          <w:lang w:eastAsia="en-IN" w:bidi="ar-SA"/>
+          <w14:ligatures w14:val="none"/>
+        </w:rPr>
+      </w:pPr>
+      <w:r>
+        <w:rPr>
+          <w:rFonts w:ascii="Arial" w:eastAsia="Times New Roman" w:hAnsi="Arial" w:cs="Arial"/>
+          <w:b/>
+          <w:bCs/>
+          <w:kern w:val="0"/>
+          <w:sz w:val="24"/>
+          <w:szCs w:val="24"/>
+          <w:lang w:eastAsia="en-IN" w:bidi="ar-SA"/>
+          <w14:ligatures w14:val="none"/>
+        </w:rPr>
+        <w:t>Deterministic:</w:t>
+      </w:r>
+      <w:r>
+        <w:rPr>
+          <w:rFonts w:ascii="Arial" w:eastAsia="Times New Roman" w:hAnsi="Arial" w:cs="Arial"/>
+          <w:kern w:val="0"/>
+          <w:sz w:val="24"/>
+          <w:szCs w:val="24"/>
+          <w:lang w:eastAsia="en-IN" w:bidi="ar-SA"/>
+          <w14:ligatures w14:val="none"/>
+        </w:rPr>
+        <w:t xml:space="preserve"> The exact same input will always produce the exact same 256-bit output.</w:t>
+      </w:r>
+    </w:p>
+    <w:p>
+      <w:pPr>
+        <w:numPr>
+          <w:ilvl w:val="0"/>
+          <w:numId w:val="17"/>
+        </w:numPr>
+        <w:spacing w:after="100" w:afterAutospacing="1" w:line="240" w:lineRule="auto"/>
+        <w:rPr>
+          <w:rFonts w:ascii="Arial" w:eastAsia="Times New Roman" w:hAnsi="Arial" w:cs="Arial"/>
+          <w:kern w:val="0"/>
+          <w:sz w:val="24"/>
+          <w:szCs w:val="24"/>
+          <w:lang w:eastAsia="en-IN" w:bidi="ar-SA"/>
+          <w14:ligatures w14:val="none"/>
+        </w:rPr>
+      </w:pPr>
+      <w:r>
+        <w:rPr>
+          <w:rFonts w:ascii="Arial" w:eastAsia="Times New Roman" w:hAnsi="Arial" w:cs="Arial"/>
+          <w:b/>
+          <w:bCs/>
+          <w:kern w:val="0"/>
+          <w:sz w:val="24"/>
+          <w:szCs w:val="24"/>
+          <w:lang w:eastAsia="en-IN" w:bidi="ar-SA"/>
+          <w14:ligatures w14:val="none"/>
+        </w:rPr>
+        <w:t>One-Way Function (Pre-image Resistance):</w:t>
+      </w:r>
+      <w:r>
+        <w:rPr>
+          <w:rFonts w:ascii="Arial" w:eastAsia="Times New Roman" w:hAnsi="Arial" w:cs="Arial"/>
+          <w:kern w:val="0"/>
+          <w:sz w:val="24"/>
+          <w:szCs w:val="24"/>
+          <w:lang w:eastAsia="en-IN" w:bidi="ar-SA"/>
+          <w14:ligatures w14:val="none"/>
+        </w:rPr>
+        <w:t xml:space="preserve"> It is mathematically impossible to reverse-engineer the original input from the output hash.</w:t>
+      </w:r>
+    </w:p>
+    <w:p>
+      <w:pPr>
+        <w:numPr>
+          <w:ilvl w:val="0"/>
+          <w:numId w:val="17"/>
+        </w:numPr>
+        <w:spacing w:after="100" w:afterAutospacing="1" w:line="240" w:lineRule="auto"/>
+        <w:rPr>
+          <w:rFonts w:ascii="Arial" w:eastAsia="Times New Roman" w:hAnsi="Arial" w:cs="Arial"/>
+          <w:kern w:val="0"/>
+          <w:sz w:val="24"/>
+          <w:szCs w:val="24"/>
+          <w:lang w:eastAsia="en-IN" w:bidi="ar-SA"/>
+          <w14:ligatures w14:val="none"/>
+        </w:rPr>
+      </w:pPr>
+      <w:r>
+        <w:rPr>
+          <w:rFonts w:ascii="Arial" w:eastAsia="Times New Roman" w:hAnsi="Arial" w:cs="Arial"/>
+          <w:b/>
+          <w:bCs/>
+          <w:kern w:val="0"/>
+          <w:sz w:val="24"/>
+          <w:szCs w:val="24"/>
+          <w:lang w:eastAsia="en-IN" w:bidi="ar-SA"/>
+          <w14:ligatures w14:val="none"/>
+        </w:rPr>
+        <w:t>Avalanche Effect:</w:t>
+      </w:r>
+      <w:r>
+        <w:rPr>
+          <w:rFonts w:ascii="Arial" w:eastAsia="Times New Roman" w:hAnsi="Arial" w:cs="Arial"/>
+          <w:kern w:val="0"/>
+          <w:sz w:val="24"/>
+          <w:szCs w:val="24"/>
+          <w:lang w:eastAsia="en-IN" w:bidi="ar-SA"/>
+          <w14:ligatures w14:val="none"/>
+        </w:rPr>
+        <w:t xml:space="preserve"> Changing even a single letter, space, or symbol in the input completely alters the entire output hash.</w:t>
+      </w:r>
+    </w:p>
+    <w:p>
+      <w:pPr>
+        <w:numPr>
+          <w:ilvl w:val="0"/>
+          <w:numId w:val="17"/>
+        </w:numPr>
+        <w:spacing w:after="100" w:afterAutospacing="1" w:line="240" w:lineRule="auto"/>
+        <w:rPr>
+          <w:rFonts w:ascii="Arial" w:eastAsia="Times New Roman" w:hAnsi="Arial" w:cs="Arial"/>
+          <w:kern w:val="0"/>
+          <w:sz w:val="24"/>
+          <w:szCs w:val="24"/>
+          <w:lang w:eastAsia="en-IN" w:bidi="ar-SA"/>
+          <w14:ligatures w14:val="none"/>
+        </w:rPr>
+      </w:pPr>
+      <w:r>
+        <w:rPr>
+          <w:rFonts w:ascii="Arial" w:eastAsia="Times New Roman" w:hAnsi="Arial" w:cs="Arial"/>
+          <w:b/>
+          <w:bCs/>
+          <w:kern w:val="0"/>
+          <w:sz w:val="24"/>
+          <w:szCs w:val="24"/>
+          <w:lang w:eastAsia="en-IN" w:bidi="ar-SA"/>
+          <w14:ligatures w14:val="none"/>
+        </w:rPr>
+        <w:t>Collision Resistant:</w:t>
+      </w:r>
+      <w:r>
+        <w:rPr>
+          <w:rFonts w:ascii="Arial" w:eastAsia="Times New Roman" w:hAnsi="Arial" w:cs="Arial"/>
+          <w:kern w:val="0"/>
+          <w:sz w:val="24"/>
+          <w:szCs w:val="24"/>
+          <w:lang w:eastAsia="en-IN" w:bidi="ar-SA"/>
+          <w14:ligatures w14:val="none"/>
+        </w:rPr>
+        <w:t xml:space="preserve"> It is practically impossible to find two different inputs that produce the same output hash.</w:t>
+      </w:r>
+    </w:p>
+    <w:p>
+      <w:pPr>
+        <w:numPr>
+          <w:ilvl w:val="0"/>
+          <w:numId w:val="17"/>
+        </w:numPr>
+        <w:spacing w:after="100" w:afterAutospacing="1" w:line="240" w:lineRule="auto"/>
+        <w:rPr>
+          <w:rFonts w:ascii="Arial" w:eastAsia="Times New Roman" w:hAnsi="Arial" w:cs="Arial"/>
+          <w:kern w:val="0"/>
+          <w:sz w:val="24"/>
+          <w:szCs w:val="24"/>
+          <w:lang w:eastAsia="en-IN" w:bidi="ar-SA"/>
+          <w14:ligatures w14:val="none"/>
+        </w:rPr>
+      </w:pPr>
+      <w:r>
+        <w:rPr>
+          <w:rFonts w:ascii="Arial" w:eastAsia="Times New Roman" w:hAnsi="Arial" w:cs="Arial"/>
+          <w:b/>
+          <w:bCs/>
+          <w:kern w:val="0"/>
+          <w:sz w:val="24"/>
+          <w:szCs w:val="24"/>
+          <w:lang w:eastAsia="en-IN" w:bidi="ar-SA"/>
+          <w14:ligatures w14:val="none"/>
+        </w:rPr>
+        <w:t>Fixed Output Size:</w:t>
+      </w:r>
+      <w:r>
+        <w:rPr>
+          <w:rFonts w:ascii="Arial" w:eastAsia="Times New Roman" w:hAnsi="Arial" w:cs="Arial"/>
+          <w:kern w:val="0"/>
+          <w:sz w:val="24"/>
+          <w:szCs w:val="24"/>
+          <w:lang w:eastAsia="en-IN" w:bidi="ar-SA"/>
+          <w14:ligatures w14:val="none"/>
+        </w:rPr>
+        <w:t xml:space="preserve"> Whether the input is 1 byte or 10 GB, the output is always 256 bits (32 bytes / 64 hex characters).</w:t>
+      </w:r>
+    </w:p>
+    <w:p>
+      <w:pPr>
+        <w:spacing w:after="100" w:afterAutospacing="1" w:line="240" w:lineRule="auto"/>
+        <w:outlineLvl w:val="1"/>
+        <w:rPr>
+          <w:rFonts w:ascii="Arial" w:eastAsia="Times New Roman" w:hAnsi="Arial" w:cs="Arial"/>
+          <w:b/>
+          <w:bCs/>
+          <w:kern w:val="0"/>
+          <w:sz w:val="36"/>
+          <w:szCs w:val="36"/>
+          <w:lang w:eastAsia="en-IN" w:bidi="ar-SA"/>
+          <w14:ligatures w14:val="none"/>
+        </w:rPr>
+      </w:pPr>
+      <w:r>
+        <w:rPr>
+          <w:rFonts w:ascii="Arial" w:eastAsia="Times New Roman" w:hAnsi="Arial" w:cs="Arial"/>
+          <w:b/>
+          <w:bCs/>
+          <w:kern w:val="0"/>
+          <w:sz w:val="36"/>
+          <w:szCs w:val="36"/>
+          <w:lang w:eastAsia="en-IN" w:bidi="ar-SA"/>
+          <w14:ligatures w14:val="none"/>
+        </w:rPr>
+        <w:t>Visual Architecture &amp; Workflow</w:t>
+      </w:r>
+    </w:p>
+    <w:p>
+      <w:pPr>
+        <w:spacing w:after="100" w:afterAutospacing="1" w:line="240" w:lineRule="auto"/>
+        <w:rPr>
+          <w:rFonts w:ascii="Arial" w:eastAsia="Times New Roman" w:hAnsi="Arial" w:cs="Arial"/>
+          <w:kern w:val="0"/>
+          <w:sz w:val="24"/>
+          <w:szCs w:val="24"/>
+          <w:lang w:eastAsia="en-IN" w:bidi="ar-SA"/>
+          <w14:ligatures w14:val="none"/>
+        </w:rPr>
+      </w:pPr>
+      <w:r>
+        <w:rPr>
+          <w:rFonts w:ascii="Arial" w:eastAsia="Times New Roman" w:hAnsi="Arial" w:cs="Arial"/>
+          <w:kern w:val="0"/>
+          <w:sz w:val="24"/>
+          <w:szCs w:val="24"/>
+          <w:lang w:eastAsia="en-IN" w:bidi="ar-SA"/>
+          <w14:ligatures w14:val="none"/>
+        </w:rPr>
+        <w:t>Here is a simplified flowchart showing how data moves through SHA-256 from raw input to the final hash output:</w:t>
+      </w:r>
+    </w:p>
+    <w:p>
+      <w:pPr>
+        <w:tabs>
+          <w:tab w:val="left" w:pos="916"/>
+          <w:tab w:val="left" w:pos="1832"/>
+          <w:tab w:val="left" w:pos="2748"/>
+          <w:tab w:val="left" w:pos="3664"/>
+          <w:tab w:val="left" w:pos="4580"/>
+          <w:tab w:val="left" w:pos="5496"/>
+          <w:tab w:val="left" w:pos="6412"/>
+          <w:tab w:val="left" w:pos="7328"/>
+          <w:tab w:val="left" w:pos="8244"/>
+          <w:tab w:val="left" w:pos="9160"/>
+          <w:tab w:val="left" w:pos="10076"/>
+          <w:tab w:val="left" w:pos="10992"/>
+          <w:tab w:val="left" w:pos="11908"/>
+          <w:tab w:val="left" w:pos="12824"/>
+          <w:tab w:val="left" w:pos="13740"/>
+          <w:tab w:val="left" w:pos="14656"/>
+        </w:tabs>
+        <w:spacing w:after="0" w:line="240" w:lineRule="auto"/>
+        <w:rPr>
+          <w:rFonts w:ascii="Arial" w:eastAsia="Times New Roman" w:hAnsi="Arial" w:cs="Arial"/>
+          <w:kern w:val="0"/>
+          <w:sz w:val="20"/>
+          <w:szCs w:val="20"/>
+          <w:lang w:eastAsia="en-IN" w:bidi="ar-SA"/>
+          <w14:ligatures w14:val="none"/>
+        </w:rPr>
+      </w:pPr>
+      <w:r>
+        <w:rPr>
+          <w:rFonts w:ascii="Arial" w:eastAsia="Times New Roman" w:hAnsi="Arial" w:cs="Arial"/>
+          <w:kern w:val="0"/>
+          <w:sz w:val="20"/>
+          <w:szCs w:val="20"/>
+          <w:lang w:eastAsia="en-IN" w:bidi="ar-SA"/>
+          <w14:ligatures w14:val="none"/>
+        </w:rPr>
+        <w:t>+-------------------------------------------------------+</w:t>
+      </w:r>
+    </w:p>
+    <w:p>
+      <w:pPr>
+        <w:tabs>
+          <w:tab w:val="left" w:pos="916"/>
+          <w:tab w:val="left" w:pos="1832"/>
+          <w:tab w:val="left" w:pos="2748"/>
+          <w:tab w:val="left" w:pos="3664"/>
+          <w:tab w:val="left" w:pos="4580"/>
+          <w:tab w:val="left" w:pos="5496"/>
+          <w:tab w:val="left" w:pos="6412"/>
+          <w:tab w:val="left" w:pos="7328"/>
+          <w:tab w:val="left" w:pos="8244"/>
+          <w:tab w:val="left" w:pos="9160"/>
+          <w:tab w:val="left" w:pos="10076"/>
+          <w:tab w:val="left" w:pos="10992"/>
+          <w:tab w:val="left" w:pos="11908"/>
+          <w:tab w:val="left" w:pos="12824"/>
+          <w:tab w:val="left" w:pos="13740"/>
+          <w:tab w:val="left" w:pos="14656"/>
+        </w:tabs>
+        <w:spacing w:after="0" w:line="240" w:lineRule="auto"/>
+        <w:rPr>
+          <w:rFonts w:ascii="Arial" w:eastAsia="Times New Roman" w:hAnsi="Arial" w:cs="Arial"/>
+          <w:kern w:val="0"/>
+          <w:sz w:val="20"/>
+          <w:szCs w:val="20"/>
+          <w:lang w:eastAsia="en-IN" w:bidi="ar-SA"/>
+          <w14:ligatures w14:val="none"/>
+        </w:rPr>
+      </w:pPr>
+      <w:r>
+        <w:rPr>
+          <w:rFonts w:ascii="Arial" w:eastAsia="Times New Roman" w:hAnsi="Arial" w:cs="Arial"/>
+          <w:kern w:val="0"/>
+          <w:sz w:val="20"/>
+          <w:szCs w:val="20"/>
+          <w:lang w:eastAsia="en-IN" w:bidi="ar-SA"/>
+          <w14:ligatures w14:val="none"/>
+        </w:rPr>
+        <w:t>|                    1. Raw Input                       |</w:t>
+      </w:r>
+    </w:p>
+    <w:p>
+      <w:pPr>
+        <w:tabs>
+          <w:tab w:val="left" w:pos="916"/>
+          <w:tab w:val="left" w:pos="1832"/>
+          <w:tab w:val="left" w:pos="2748"/>
+          <w:tab w:val="left" w:pos="3664"/>
+          <w:tab w:val="left" w:pos="4580"/>
+          <w:tab w:val="left" w:pos="5496"/>
+          <w:tab w:val="left" w:pos="6412"/>
+          <w:tab w:val="left" w:pos="7328"/>
+          <w:tab w:val="left" w:pos="8244"/>
+          <w:tab w:val="left" w:pos="9160"/>
+          <w:tab w:val="left" w:pos="10076"/>
+          <w:tab w:val="left" w:pos="10992"/>
+          <w:tab w:val="left" w:pos="11908"/>
+          <w:tab w:val="left" w:pos="12824"/>
+          <w:tab w:val="left" w:pos="13740"/>
+          <w:tab w:val="left" w:pos="14656"/>
+        </w:tabs>
+        <w:spacing w:after="0" w:line="240" w:lineRule="auto"/>
+        <w:rPr>
+          <w:rFonts w:ascii="Arial" w:eastAsia="Times New Roman" w:hAnsi="Arial" w:cs="Arial"/>
+          <w:kern w:val="0"/>
+          <w:sz w:val="20"/>
+          <w:szCs w:val="20"/>
+          <w:lang w:eastAsia="en-IN" w:bidi="ar-SA"/>
+          <w14:ligatures w14:val="none"/>
+        </w:rPr>
+      </w:pPr>
+      <w:r>
+        <w:rPr>
+          <w:rFonts w:ascii="Arial" w:eastAsia="Times New Roman" w:hAnsi="Arial" w:cs="Arial"/>
+          <w:kern w:val="0"/>
+          <w:sz w:val="20"/>
+          <w:szCs w:val="20"/>
+          <w:lang w:eastAsia="en-IN" w:bidi="ar-SA"/>
+          <w14:ligatures w14:val="none"/>
+        </w:rPr>
+        <w:t xml:space="preserve">|      </w:t>
+      </w:r>
+      <w:proofErr w:type="gramStart"/>
+      <w:r>
+        <w:rPr>
+          <w:rFonts w:ascii="Arial" w:eastAsia="Times New Roman" w:hAnsi="Arial" w:cs="Arial"/>
+          <w:kern w:val="0"/>
+          <w:sz w:val="20"/>
+          <w:szCs w:val="20"/>
+          <w:lang w:eastAsia="en-IN" w:bidi="ar-SA"/>
+          <w14:ligatures w14:val="none"/>
+        </w:rPr>
+        <w:t xml:space="preserve">   (</w:t>
+      </w:r>
+      <w:proofErr w:type="gramEnd"/>
+      <w:r>
+        <w:rPr>
+          <w:rFonts w:ascii="Arial" w:eastAsia="Times New Roman" w:hAnsi="Arial" w:cs="Arial"/>
+          <w:kern w:val="0"/>
+          <w:sz w:val="20"/>
+          <w:szCs w:val="20"/>
+          <w:lang w:eastAsia="en-IN" w:bidi="ar-SA"/>
+          <w14:ligatures w14:val="none"/>
+        </w:rPr>
+        <w:t xml:space="preserve">e.g., "Hello World" or any </w:t>
+      </w:r>
+      <w:proofErr w:type="gramStart"/>
+      <w:r>
+        <w:rPr>
+          <w:rFonts w:ascii="Arial" w:eastAsia="Times New Roman" w:hAnsi="Arial" w:cs="Arial"/>
+          <w:kern w:val="0"/>
+          <w:sz w:val="20"/>
+          <w:szCs w:val="20"/>
+          <w:lang w:eastAsia="en-IN" w:bidi="ar-SA"/>
+          <w14:ligatures w14:val="none"/>
+        </w:rPr>
+        <w:t xml:space="preserve">file)   </w:t>
+      </w:r>
+      <w:proofErr w:type="gramEnd"/>
+      <w:r>
+        <w:rPr>
+          <w:rFonts w:ascii="Arial" w:eastAsia="Times New Roman" w:hAnsi="Arial" w:cs="Arial"/>
+          <w:kern w:val="0"/>
+          <w:sz w:val="20"/>
+          <w:szCs w:val="20"/>
+          <w:lang w:eastAsia="en-IN" w:bidi="ar-SA"/>
+          <w14:ligatures w14:val="none"/>
+        </w:rPr>
+        <w:t xml:space="preserve">          |</w:t>
+      </w:r>
+    </w:p>
+    <w:p>
+      <w:pPr>
+        <w:tabs>
+          <w:tab w:val="left" w:pos="916"/>
+          <w:tab w:val="left" w:pos="1832"/>
+          <w:tab w:val="left" w:pos="2748"/>
+          <w:tab w:val="left" w:pos="3664"/>
+          <w:tab w:val="left" w:pos="4580"/>
+          <w:tab w:val="left" w:pos="5496"/>
+          <w:tab w:val="left" w:pos="6412"/>
+          <w:tab w:val="left" w:pos="7328"/>
+          <w:tab w:val="left" w:pos="8244"/>
+          <w:tab w:val="left" w:pos="9160"/>
+          <w:tab w:val="left" w:pos="10076"/>
+          <w:tab w:val="left" w:pos="10992"/>
+          <w:tab w:val="left" w:pos="11908"/>
+          <w:tab w:val="left" w:pos="12824"/>
+          <w:tab w:val="left" w:pos="13740"/>
+          <w:tab w:val="left" w:pos="14656"/>
+        </w:tabs>
+        <w:spacing w:after="0" w:line="240" w:lineRule="auto"/>
+        <w:rPr>
+          <w:rFonts w:ascii="Arial" w:eastAsia="Times New Roman" w:hAnsi="Arial" w:cs="Arial"/>
+          <w:kern w:val="0"/>
+          <w:sz w:val="20"/>
+          <w:szCs w:val="20"/>
+          <w:lang w:eastAsia="en-IN" w:bidi="ar-SA"/>
+          <w14:ligatures w14:val="none"/>
+        </w:rPr>
+      </w:pPr>
+      <w:r>
+        <w:rPr>
+          <w:rFonts w:ascii="Arial" w:eastAsia="Times New Roman" w:hAnsi="Arial" w:cs="Arial"/>
+          <w:kern w:val="0"/>
+          <w:sz w:val="20"/>
+          <w:szCs w:val="20"/>
+          <w:lang w:eastAsia="en-IN" w:bidi="ar-SA"/>
+          <w14:ligatures w14:val="none"/>
+        </w:rPr>
+        <w:t>+-------------------------------------------------------+</w:t>
+      </w:r>
+    </w:p>
+    <w:p>
+      <w:pPr>
+        <w:tabs>
+          <w:tab w:val="left" w:pos="916"/>
+          <w:tab w:val="left" w:pos="1832"/>
+          <w:tab w:val="left" w:pos="2748"/>
+          <w:tab w:val="left" w:pos="3664"/>
+          <w:tab w:val="left" w:pos="4580"/>
+          <w:tab w:val="left" w:pos="5496"/>
+          <w:tab w:val="left" w:pos="6412"/>
+          <w:tab w:val="left" w:pos="7328"/>
+          <w:tab w:val="left" w:pos="8244"/>
+          <w:tab w:val="left" w:pos="9160"/>
+          <w:tab w:val="left" w:pos="10076"/>
+          <w:tab w:val="left" w:pos="10992"/>
+          <w:tab w:val="left" w:pos="11908"/>
+          <w:tab w:val="left" w:pos="12824"/>
+          <w:tab w:val="left" w:pos="13740"/>
+          <w:tab w:val="left" w:pos="14656"/>
+        </w:tabs>
+        <w:spacing w:after="0" w:line="240" w:lineRule="auto"/>
+        <w:rPr>
+          <w:rFonts w:ascii="Arial" w:eastAsia="Times New Roman" w:hAnsi="Arial" w:cs="Arial"/>
+          <w:kern w:val="0"/>
+          <w:sz w:val="20"/>
+          <w:szCs w:val="20"/>
+          <w:lang w:eastAsia="en-IN" w:bidi="ar-SA"/>
+          <w14:ligatures w14:val="none"/>
+        </w:rPr>
+      </w:pPr>
+      <w:r>
+        <w:rPr>
+          <w:rFonts w:ascii="Arial" w:eastAsia="Times New Roman" w:hAnsi="Arial" w:cs="Arial"/>
+          <w:kern w:val="0"/>
+          <w:sz w:val="20"/>
+          <w:szCs w:val="20"/>
+          <w:lang w:eastAsia="en-IN" w:bidi="ar-SA"/>
+          <w14:ligatures w14:val="none"/>
+        </w:rPr>
+        <w:t xml:space="preserve">                           |</w:t>
+      </w:r>
+    </w:p>
+    <w:p>
+      <w:pPr>
+        <w:tabs>
+          <w:tab w:val="left" w:pos="916"/>
+          <w:tab w:val="left" w:pos="1832"/>
+          <w:tab w:val="left" w:pos="2748"/>
+          <w:tab w:val="left" w:pos="3664"/>
+          <w:tab w:val="left" w:pos="4580"/>
+          <w:tab w:val="left" w:pos="5496"/>
+          <w:tab w:val="left" w:pos="6412"/>
+          <w:tab w:val="left" w:pos="7328"/>
+          <w:tab w:val="left" w:pos="8244"/>
+          <w:tab w:val="left" w:pos="9160"/>
+          <w:tab w:val="left" w:pos="10076"/>
+          <w:tab w:val="left" w:pos="10992"/>
+          <w:tab w:val="left" w:pos="11908"/>
+          <w:tab w:val="left" w:pos="12824"/>
+          <w:tab w:val="left" w:pos="13740"/>
+          <w:tab w:val="left" w:pos="14656"/>
+        </w:tabs>
+        <w:spacing w:after="0" w:line="240" w:lineRule="auto"/>
+        <w:rPr>
+          <w:rFonts w:ascii="Arial" w:eastAsia="Times New Roman" w:hAnsi="Arial" w:cs="Arial"/>
+          <w:kern w:val="0"/>
+          <w:sz w:val="20"/>
+          <w:szCs w:val="20"/>
+          <w:lang w:eastAsia="en-IN" w:bidi="ar-SA"/>
+          <w14:ligatures w14:val="none"/>
+        </w:rPr>
+      </w:pPr>
+      <w:r>
+        <w:rPr>
+          <w:rFonts w:ascii="Arial" w:eastAsia="Times New Roman" w:hAnsi="Arial" w:cs="Arial"/>
+          <w:kern w:val="0"/>
+          <w:sz w:val="20"/>
+          <w:szCs w:val="20"/>
+          <w:lang w:eastAsia="en-IN" w:bidi="ar-SA"/>
+          <w14:ligatures w14:val="none"/>
+        </w:rPr>
+        <w:t xml:space="preserve">                           v</w:t>
+      </w:r>
+    </w:p>
+    <w:p>
+      <w:pPr>
+        <w:tabs>
+          <w:tab w:val="left" w:pos="916"/>
+          <w:tab w:val="left" w:pos="1832"/>
+          <w:tab w:val="left" w:pos="2748"/>
+          <w:tab w:val="left" w:pos="3664"/>
+          <w:tab w:val="left" w:pos="4580"/>
+          <w:tab w:val="left" w:pos="5496"/>
+          <w:tab w:val="left" w:pos="6412"/>
+          <w:tab w:val="left" w:pos="7328"/>
+          <w:tab w:val="left" w:pos="8244"/>
+          <w:tab w:val="left" w:pos="9160"/>
+          <w:tab w:val="left" w:pos="10076"/>
+          <w:tab w:val="left" w:pos="10992"/>
+          <w:tab w:val="left" w:pos="11908"/>
+          <w:tab w:val="left" w:pos="12824"/>
+          <w:tab w:val="left" w:pos="13740"/>
+          <w:tab w:val="left" w:pos="14656"/>
+        </w:tabs>
+        <w:spacing w:after="0" w:line="240" w:lineRule="auto"/>
+        <w:rPr>
+          <w:rFonts w:ascii="Arial" w:eastAsia="Times New Roman" w:hAnsi="Arial" w:cs="Arial"/>
+          <w:kern w:val="0"/>
+          <w:sz w:val="20"/>
+          <w:szCs w:val="20"/>
+          <w:lang w:eastAsia="en-IN" w:bidi="ar-SA"/>
+          <w14:ligatures w14:val="none"/>
+        </w:rPr>
+      </w:pPr>
+      <w:r>
+        <w:rPr>
+          <w:rFonts w:ascii="Arial" w:eastAsia="Times New Roman" w:hAnsi="Arial" w:cs="Arial"/>
+          <w:kern w:val="0"/>
+          <w:sz w:val="20"/>
+          <w:szCs w:val="20"/>
+          <w:lang w:eastAsia="en-IN" w:bidi="ar-SA"/>
+          <w14:ligatures w14:val="none"/>
+        </w:rPr>
+        <w:t>+-------------------------------------------------------+</w:t>
+      </w:r>
+    </w:p>
+    <w:p>
+      <w:pPr>
+        <w:tabs>
+          <w:tab w:val="left" w:pos="916"/>
+          <w:tab w:val="left" w:pos="1832"/>
+          <w:tab w:val="left" w:pos="2748"/>
+          <w:tab w:val="left" w:pos="3664"/>
+          <w:tab w:val="left" w:pos="4580"/>
+          <w:tab w:val="left" w:pos="5496"/>
+          <w:tab w:val="left" w:pos="6412"/>
+          <w:tab w:val="left" w:pos="7328"/>
+          <w:tab w:val="left" w:pos="8244"/>
+          <w:tab w:val="left" w:pos="9160"/>
+          <w:tab w:val="left" w:pos="10076"/>
+          <w:tab w:val="left" w:pos="10992"/>
+          <w:tab w:val="left" w:pos="11908"/>
+          <w:tab w:val="left" w:pos="12824"/>
+          <w:tab w:val="left" w:pos="13740"/>
+          <w:tab w:val="left" w:pos="14656"/>
+        </w:tabs>
+        <w:spacing w:after="0" w:line="240" w:lineRule="auto"/>
+        <w:rPr>
+          <w:rFonts w:ascii="Arial" w:eastAsia="Times New Roman" w:hAnsi="Arial" w:cs="Arial"/>
+          <w:kern w:val="0"/>
+          <w:sz w:val="20"/>
+          <w:szCs w:val="20"/>
+          <w:lang w:eastAsia="en-IN" w:bidi="ar-SA"/>
+          <w14:ligatures w14:val="none"/>
+        </w:rPr>
+      </w:pPr>
+      <w:r>
+        <w:rPr>
+          <w:rFonts w:ascii="Arial" w:eastAsia="Times New Roman" w:hAnsi="Arial" w:cs="Arial"/>
+          <w:kern w:val="0"/>
+          <w:sz w:val="20"/>
+          <w:szCs w:val="20"/>
+          <w:lang w:eastAsia="en-IN" w:bidi="ar-SA"/>
+          <w14:ligatures w14:val="none"/>
+        </w:rPr>
+        <w:t>|                 2. Data Preprocessing                 |</w:t>
+      </w:r>
+    </w:p>
+    <w:p>
+      <w:pPr>
+        <w:tabs>
+          <w:tab w:val="left" w:pos="916"/>
+          <w:tab w:val="left" w:pos="1832"/>
+          <w:tab w:val="left" w:pos="2748"/>
+          <w:tab w:val="left" w:pos="3664"/>
+          <w:tab w:val="left" w:pos="4580"/>
+          <w:tab w:val="left" w:pos="5496"/>
+          <w:tab w:val="left" w:pos="6412"/>
+          <w:tab w:val="left" w:pos="7328"/>
+          <w:tab w:val="left" w:pos="8244"/>
+          <w:tab w:val="left" w:pos="9160"/>
+          <w:tab w:val="left" w:pos="10076"/>
+          <w:tab w:val="left" w:pos="10992"/>
+          <w:tab w:val="left" w:pos="11908"/>
+          <w:tab w:val="left" w:pos="12824"/>
+          <w:tab w:val="left" w:pos="13740"/>
+          <w:tab w:val="left" w:pos="14656"/>
+        </w:tabs>
+        <w:spacing w:after="0" w:line="240" w:lineRule="auto"/>
+        <w:rPr>
+          <w:rFonts w:ascii="Arial" w:eastAsia="Times New Roman" w:hAnsi="Arial" w:cs="Arial"/>
+          <w:kern w:val="0"/>
+          <w:sz w:val="20"/>
+          <w:szCs w:val="20"/>
+          <w:lang w:eastAsia="en-IN" w:bidi="ar-SA"/>
+          <w14:ligatures w14:val="none"/>
+        </w:rPr>
+      </w:pPr>
+      <w:proofErr w:type="gramStart"/>
+      <w:r>
+        <w:rPr>
+          <w:rFonts w:ascii="Arial" w:eastAsia="Times New Roman" w:hAnsi="Arial" w:cs="Arial"/>
+          <w:kern w:val="0"/>
+          <w:sz w:val="20"/>
+          <w:szCs w:val="20"/>
+          <w:lang w:eastAsia="en-IN" w:bidi="ar-SA"/>
+          <w14:ligatures w14:val="none"/>
+        </w:rPr>
+        <w:t>|  -</w:t>
+      </w:r>
+      <w:proofErr w:type="gramEnd"/>
+      <w:r>
+        <w:rPr>
+          <w:rFonts w:ascii="Arial" w:eastAsia="Times New Roman" w:hAnsi="Arial" w:cs="Arial"/>
+          <w:kern w:val="0"/>
+          <w:sz w:val="20"/>
+          <w:szCs w:val="20"/>
+          <w:lang w:eastAsia="en-IN" w:bidi="ar-SA"/>
+          <w14:ligatures w14:val="none"/>
+        </w:rPr>
+        <w:t xml:space="preserve"> Pad message with '1' followed by '0's              |</w:t>
+      </w:r>
+    </w:p>
+    <w:p>
+      <w:pPr>
+        <w:tabs>
+          <w:tab w:val="left" w:pos="916"/>
+          <w:tab w:val="left" w:pos="1832"/>
+          <w:tab w:val="left" w:pos="2748"/>
+          <w:tab w:val="left" w:pos="3664"/>
+          <w:tab w:val="left" w:pos="4580"/>
+          <w:tab w:val="left" w:pos="5496"/>
+          <w:tab w:val="left" w:pos="6412"/>
+          <w:tab w:val="left" w:pos="7328"/>
+          <w:tab w:val="left" w:pos="8244"/>
+          <w:tab w:val="left" w:pos="9160"/>
+          <w:tab w:val="left" w:pos="10076"/>
+          <w:tab w:val="left" w:pos="10992"/>
+          <w:tab w:val="left" w:pos="11908"/>
+          <w:tab w:val="left" w:pos="12824"/>
+          <w:tab w:val="left" w:pos="13740"/>
+          <w:tab w:val="left" w:pos="14656"/>
+        </w:tabs>
+        <w:spacing w:after="0" w:line="240" w:lineRule="auto"/>
+        <w:rPr>
+          <w:rFonts w:ascii="Arial" w:eastAsia="Times New Roman" w:hAnsi="Arial" w:cs="Arial"/>
+          <w:kern w:val="0"/>
+          <w:sz w:val="20"/>
+          <w:szCs w:val="20"/>
+          <w:lang w:eastAsia="en-IN" w:bidi="ar-SA"/>
+          <w14:ligatures w14:val="none"/>
+        </w:rPr>
+      </w:pPr>
+      <w:proofErr w:type="gramStart"/>
+      <w:r>
+        <w:rPr>
+          <w:rFonts w:ascii="Arial" w:eastAsia="Times New Roman" w:hAnsi="Arial" w:cs="Arial"/>
+          <w:kern w:val="0"/>
+          <w:sz w:val="20"/>
+          <w:szCs w:val="20"/>
+          <w:lang w:eastAsia="en-IN" w:bidi="ar-SA"/>
+          <w14:ligatures w14:val="none"/>
+        </w:rPr>
+        <w:t>|  -</w:t>
+      </w:r>
+      <w:proofErr w:type="gramEnd"/>
+      <w:r>
+        <w:rPr>
+          <w:rFonts w:ascii="Arial" w:eastAsia="Times New Roman" w:hAnsi="Arial" w:cs="Arial"/>
+          <w:kern w:val="0"/>
+          <w:sz w:val="20"/>
+          <w:szCs w:val="20"/>
+          <w:lang w:eastAsia="en-IN" w:bidi="ar-SA"/>
+          <w14:ligatures w14:val="none"/>
+        </w:rPr>
+        <w:t xml:space="preserve"> Append 64-bit original message length              |</w:t>
+      </w:r>
+    </w:p>
+    <w:p>
+      <w:pPr>
+        <w:tabs>
+          <w:tab w:val="left" w:pos="916"/>
+          <w:tab w:val="left" w:pos="1832"/>
+          <w:tab w:val="left" w:pos="2748"/>
+          <w:tab w:val="left" w:pos="3664"/>
+          <w:tab w:val="left" w:pos="4580"/>
+          <w:tab w:val="left" w:pos="5496"/>
+          <w:tab w:val="left" w:pos="6412"/>
+          <w:tab w:val="left" w:pos="7328"/>
+          <w:tab w:val="left" w:pos="8244"/>
+          <w:tab w:val="left" w:pos="9160"/>
+          <w:tab w:val="left" w:pos="10076"/>
+          <w:tab w:val="left" w:pos="10992"/>
+          <w:tab w:val="left" w:pos="11908"/>
+          <w:tab w:val="left" w:pos="12824"/>
+          <w:tab w:val="left" w:pos="13740"/>
+          <w:tab w:val="left" w:pos="14656"/>
+        </w:tabs>
+        <w:spacing w:after="0" w:line="240" w:lineRule="auto"/>
+        <w:rPr>
+          <w:rFonts w:ascii="Arial" w:eastAsia="Times New Roman" w:hAnsi="Arial" w:cs="Arial"/>
+          <w:kern w:val="0"/>
+          <w:sz w:val="20"/>
+          <w:szCs w:val="20"/>
+          <w:lang w:eastAsia="en-IN" w:bidi="ar-SA"/>
+          <w14:ligatures w14:val="none"/>
+        </w:rPr>
+      </w:pPr>
+      <w:proofErr w:type="gramStart"/>
+      <w:r>
+        <w:rPr>
+          <w:rFonts w:ascii="Arial" w:eastAsia="Times New Roman" w:hAnsi="Arial" w:cs="Arial"/>
+          <w:kern w:val="0"/>
+          <w:sz w:val="20"/>
+          <w:szCs w:val="20"/>
+          <w:lang w:eastAsia="en-IN" w:bidi="ar-SA"/>
+          <w14:ligatures w14:val="none"/>
+        </w:rPr>
+        <w:t>|  -</w:t>
+      </w:r>
+      <w:proofErr w:type="gramEnd"/>
+      <w:r>
+        <w:rPr>
+          <w:rFonts w:ascii="Arial" w:eastAsia="Times New Roman" w:hAnsi="Arial" w:cs="Arial"/>
+          <w:kern w:val="0"/>
+          <w:sz w:val="20"/>
+          <w:szCs w:val="20"/>
+          <w:lang w:eastAsia="en-IN" w:bidi="ar-SA"/>
+          <w14:ligatures w14:val="none"/>
+        </w:rPr>
+        <w:t xml:space="preserve"> Result: Message length is a multiple of 512 bits   |</w:t>
+      </w:r>
+    </w:p>
+    <w:p>
+      <w:pPr>
+        <w:tabs>
+          <w:tab w:val="left" w:pos="916"/>
+          <w:tab w:val="left" w:pos="1832"/>
+          <w:tab w:val="left" w:pos="2748"/>
+          <w:tab w:val="left" w:pos="3664"/>
+          <w:tab w:val="left" w:pos="4580"/>
+          <w:tab w:val="left" w:pos="5496"/>
+          <w:tab w:val="left" w:pos="6412"/>
+          <w:tab w:val="left" w:pos="7328"/>
+          <w:tab w:val="left" w:pos="8244"/>
+          <w:tab w:val="left" w:pos="9160"/>
+          <w:tab w:val="left" w:pos="10076"/>
+          <w:tab w:val="left" w:pos="10992"/>
+          <w:tab w:val="left" w:pos="11908"/>
+          <w:tab w:val="left" w:pos="12824"/>
+          <w:tab w:val="left" w:pos="13740"/>
+          <w:tab w:val="left" w:pos="14656"/>
+        </w:tabs>
+        <w:spacing w:after="0" w:line="240" w:lineRule="auto"/>
+        <w:rPr>
+          <w:rFonts w:ascii="Arial" w:eastAsia="Times New Roman" w:hAnsi="Arial" w:cs="Arial"/>
+          <w:kern w:val="0"/>
+          <w:sz w:val="20"/>
+          <w:szCs w:val="20"/>
+          <w:lang w:eastAsia="en-IN" w:bidi="ar-SA"/>
+          <w14:ligatures w14:val="none"/>
+        </w:rPr>
+      </w:pPr>
+      <w:r>
+        <w:rPr>
+          <w:rFonts w:ascii="Arial" w:eastAsia="Times New Roman" w:hAnsi="Arial" w:cs="Arial"/>
+          <w:kern w:val="0"/>
+          <w:sz w:val="20"/>
+          <w:szCs w:val="20"/>
+          <w:lang w:eastAsia="en-IN" w:bidi="ar-SA"/>
+          <w14:ligatures w14:val="none"/>
+        </w:rPr>
+        <w:t>+-------------------------------------------------------+</w:t>
+      </w:r>
+    </w:p>
+    <w:p>
+      <w:pPr>
+        <w:tabs>
+          <w:tab w:val="left" w:pos="916"/>
+          <w:tab w:val="left" w:pos="1832"/>
+          <w:tab w:val="left" w:pos="2748"/>
+          <w:tab w:val="left" w:pos="3664"/>
+          <w:tab w:val="left" w:pos="4580"/>
+          <w:tab w:val="left" w:pos="5496"/>
+          <w:tab w:val="left" w:pos="6412"/>
+          <w:tab w:val="left" w:pos="7328"/>
+          <w:tab w:val="left" w:pos="8244"/>
+          <w:tab w:val="left" w:pos="9160"/>
+          <w:tab w:val="left" w:pos="10076"/>
+          <w:tab w:val="left" w:pos="10992"/>
+          <w:tab w:val="left" w:pos="11908"/>
+          <w:tab w:val="left" w:pos="12824"/>
+          <w:tab w:val="left" w:pos="13740"/>
+          <w:tab w:val="left" w:pos="14656"/>
+        </w:tabs>
+        <w:spacing w:after="0" w:line="240" w:lineRule="auto"/>
+        <w:rPr>
+          <w:rFonts w:ascii="Arial" w:eastAsia="Times New Roman" w:hAnsi="Arial" w:cs="Arial"/>
+          <w:kern w:val="0"/>
+          <w:sz w:val="20"/>
+          <w:szCs w:val="20"/>
+          <w:lang w:eastAsia="en-IN" w:bidi="ar-SA"/>
+          <w14:ligatures w14:val="none"/>
+        </w:rPr>
+      </w:pPr>
+      <w:r>
+        <w:rPr>
+          <w:rFonts w:ascii="Arial" w:eastAsia="Times New Roman" w:hAnsi="Arial" w:cs="Arial"/>
+          <w:kern w:val="0"/>
+          <w:sz w:val="20"/>
+          <w:szCs w:val="20"/>
+          <w:lang w:eastAsia="en-IN" w:bidi="ar-SA"/>
+          <w14:ligatures w14:val="none"/>
+        </w:rPr>
+        <w:t xml:space="preserve">                           |</w:t>
+      </w:r>
+    </w:p>
+    <w:p>
+      <w:pPr>
+        <w:tabs>
+          <w:tab w:val="left" w:pos="916"/>
+          <w:tab w:val="left" w:pos="1832"/>
+          <w:tab w:val="left" w:pos="2748"/>
+          <w:tab w:val="left" w:pos="3664"/>
+          <w:tab w:val="left" w:pos="4580"/>
+          <w:tab w:val="left" w:pos="5496"/>
+          <w:tab w:val="left" w:pos="6412"/>
+          <w:tab w:val="left" w:pos="7328"/>
+          <w:tab w:val="left" w:pos="8244"/>
+          <w:tab w:val="left" w:pos="9160"/>
+          <w:tab w:val="left" w:pos="10076"/>
+          <w:tab w:val="left" w:pos="10992"/>
+          <w:tab w:val="left" w:pos="11908"/>
+          <w:tab w:val="left" w:pos="12824"/>
+          <w:tab w:val="left" w:pos="13740"/>
+          <w:tab w:val="left" w:pos="14656"/>
+        </w:tabs>
+        <w:spacing w:after="0" w:line="240" w:lineRule="auto"/>
+        <w:rPr>
+          <w:rFonts w:ascii="Arial" w:eastAsia="Times New Roman" w:hAnsi="Arial" w:cs="Arial"/>
+          <w:kern w:val="0"/>
+          <w:sz w:val="20"/>
+          <w:szCs w:val="20"/>
+          <w:lang w:eastAsia="en-IN" w:bidi="ar-SA"/>
+          <w14:ligatures w14:val="none"/>
+        </w:rPr>
+      </w:pPr>
+      <w:r>
+        <w:rPr>
+          <w:rFonts w:ascii="Arial" w:eastAsia="Times New Roman" w:hAnsi="Arial" w:cs="Arial"/>
+          <w:kern w:val="0"/>
+          <w:sz w:val="20"/>
+          <w:szCs w:val="20"/>
+          <w:lang w:eastAsia="en-IN" w:bidi="ar-SA"/>
+          <w14:ligatures w14:val="none"/>
+        </w:rPr>
+        <w:t xml:space="preserve">                           v</w:t>
+      </w:r>
+    </w:p>
+    <w:p>
+      <w:pPr>
+        <w:tabs>
+          <w:tab w:val="left" w:pos="916"/>
+          <w:tab w:val="left" w:pos="1832"/>
+          <w:tab w:val="left" w:pos="2748"/>
+          <w:tab w:val="left" w:pos="3664"/>
+          <w:tab w:val="left" w:pos="4580"/>
+          <w:tab w:val="left" w:pos="5496"/>
+          <w:tab w:val="left" w:pos="6412"/>
+          <w:tab w:val="left" w:pos="7328"/>
+          <w:tab w:val="left" w:pos="8244"/>
+          <w:tab w:val="left" w:pos="9160"/>
+          <w:tab w:val="left" w:pos="10076"/>
+          <w:tab w:val="left" w:pos="10992"/>
+          <w:tab w:val="left" w:pos="11908"/>
+          <w:tab w:val="left" w:pos="12824"/>
+          <w:tab w:val="left" w:pos="13740"/>
+          <w:tab w:val="left" w:pos="14656"/>
+        </w:tabs>
+        <w:spacing w:after="0" w:line="240" w:lineRule="auto"/>
+        <w:rPr>
+          <w:rFonts w:ascii="Arial" w:eastAsia="Times New Roman" w:hAnsi="Arial" w:cs="Arial"/>
+          <w:kern w:val="0"/>
+          <w:sz w:val="20"/>
+          <w:szCs w:val="20"/>
+          <w:lang w:eastAsia="en-IN" w:bidi="ar-SA"/>
+          <w14:ligatures w14:val="none"/>
+        </w:rPr>
+      </w:pPr>
+      <w:r>
+        <w:rPr>
+          <w:rFonts w:ascii="Arial" w:eastAsia="Times New Roman" w:hAnsi="Arial" w:cs="Arial"/>
+          <w:kern w:val="0"/>
+          <w:sz w:val="20"/>
+          <w:szCs w:val="20"/>
+          <w:lang w:eastAsia="en-IN" w:bidi="ar-SA"/>
+          <w14:ligatures w14:val="none"/>
+        </w:rPr>
+        <w:lastRenderedPageBreak/>
+        <w:t>+-------------------------------------------------------+</w:t>
+      </w:r>
+    </w:p>
+    <w:p>
+      <w:pPr>
+        <w:tabs>
+          <w:tab w:val="left" w:pos="916"/>
+          <w:tab w:val="left" w:pos="1832"/>
+          <w:tab w:val="left" w:pos="2748"/>
+          <w:tab w:val="left" w:pos="3664"/>
+          <w:tab w:val="left" w:pos="4580"/>
+          <w:tab w:val="left" w:pos="5496"/>
+          <w:tab w:val="left" w:pos="6412"/>
+          <w:tab w:val="left" w:pos="7328"/>
+          <w:tab w:val="left" w:pos="8244"/>
+          <w:tab w:val="left" w:pos="9160"/>
+          <w:tab w:val="left" w:pos="10076"/>
+          <w:tab w:val="left" w:pos="10992"/>
+          <w:tab w:val="left" w:pos="11908"/>
+          <w:tab w:val="left" w:pos="12824"/>
+          <w:tab w:val="left" w:pos="13740"/>
+          <w:tab w:val="left" w:pos="14656"/>
+        </w:tabs>
+        <w:spacing w:after="0" w:line="240" w:lineRule="auto"/>
+        <w:rPr>
+          <w:rFonts w:ascii="Arial" w:eastAsia="Times New Roman" w:hAnsi="Arial" w:cs="Arial"/>
+          <w:kern w:val="0"/>
+          <w:sz w:val="20"/>
+          <w:szCs w:val="20"/>
+          <w:lang w:eastAsia="en-IN" w:bidi="ar-SA"/>
+          <w14:ligatures w14:val="none"/>
+        </w:rPr>
+      </w:pPr>
+      <w:r>
+        <w:rPr>
+          <w:rFonts w:ascii="Arial" w:eastAsia="Times New Roman" w:hAnsi="Arial" w:cs="Arial"/>
+          <w:kern w:val="0"/>
+          <w:sz w:val="20"/>
+          <w:szCs w:val="20"/>
+          <w:lang w:eastAsia="en-IN" w:bidi="ar-SA"/>
+          <w14:ligatures w14:val="none"/>
+        </w:rPr>
+        <w:t>|               3. Initialize Hashing Buffer            |</w:t>
+      </w:r>
+    </w:p>
+    <w:p>
+      <w:pPr>
+        <w:tabs>
+          <w:tab w:val="left" w:pos="916"/>
+          <w:tab w:val="left" w:pos="1832"/>
+          <w:tab w:val="left" w:pos="2748"/>
+          <w:tab w:val="left" w:pos="3664"/>
+          <w:tab w:val="left" w:pos="4580"/>
+          <w:tab w:val="left" w:pos="5496"/>
+          <w:tab w:val="left" w:pos="6412"/>
+          <w:tab w:val="left" w:pos="7328"/>
+          <w:tab w:val="left" w:pos="8244"/>
+          <w:tab w:val="left" w:pos="9160"/>
+          <w:tab w:val="left" w:pos="10076"/>
+          <w:tab w:val="left" w:pos="10992"/>
+          <w:tab w:val="left" w:pos="11908"/>
+          <w:tab w:val="left" w:pos="12824"/>
+          <w:tab w:val="left" w:pos="13740"/>
+          <w:tab w:val="left" w:pos="14656"/>
+        </w:tabs>
+        <w:spacing w:after="0" w:line="240" w:lineRule="auto"/>
+        <w:rPr>
+          <w:rFonts w:ascii="Arial" w:eastAsia="Times New Roman" w:hAnsi="Arial" w:cs="Arial"/>
+          <w:kern w:val="0"/>
+          <w:sz w:val="20"/>
+          <w:szCs w:val="20"/>
+          <w:lang w:eastAsia="en-IN" w:bidi="ar-SA"/>
+          <w14:ligatures w14:val="none"/>
+        </w:rPr>
+      </w:pPr>
+      <w:proofErr w:type="gramStart"/>
+      <w:r>
+        <w:rPr>
+          <w:rFonts w:ascii="Arial" w:eastAsia="Times New Roman" w:hAnsi="Arial" w:cs="Arial"/>
+          <w:kern w:val="0"/>
+          <w:sz w:val="20"/>
+          <w:szCs w:val="20"/>
+          <w:lang w:eastAsia="en-IN" w:bidi="ar-SA"/>
+          <w14:ligatures w14:val="none"/>
+        </w:rPr>
+        <w:t>|  -</w:t>
+      </w:r>
+      <w:proofErr w:type="gramEnd"/>
+      <w:r>
+        <w:rPr>
+          <w:rFonts w:ascii="Arial" w:eastAsia="Times New Roman" w:hAnsi="Arial" w:cs="Arial"/>
+          <w:kern w:val="0"/>
+          <w:sz w:val="20"/>
+          <w:szCs w:val="20"/>
+          <w:lang w:eastAsia="en-IN" w:bidi="ar-SA"/>
+          <w14:ligatures w14:val="none"/>
+        </w:rPr>
+        <w:t xml:space="preserve"> Set 8 working variables (A, B, C, D, E, F, G, </w:t>
+      </w:r>
+      <w:proofErr w:type="gramStart"/>
+      <w:r>
+        <w:rPr>
+          <w:rFonts w:ascii="Arial" w:eastAsia="Times New Roman" w:hAnsi="Arial" w:cs="Arial"/>
+          <w:kern w:val="0"/>
+          <w:sz w:val="20"/>
+          <w:szCs w:val="20"/>
+          <w:lang w:eastAsia="en-IN" w:bidi="ar-SA"/>
+          <w14:ligatures w14:val="none"/>
+        </w:rPr>
+        <w:t xml:space="preserve">H)   </w:t>
+      </w:r>
+      <w:proofErr w:type="gramEnd"/>
+      <w:r>
+        <w:rPr>
+          <w:rFonts w:ascii="Arial" w:eastAsia="Times New Roman" w:hAnsi="Arial" w:cs="Arial"/>
+          <w:kern w:val="0"/>
+          <w:sz w:val="20"/>
+          <w:szCs w:val="20"/>
+          <w:lang w:eastAsia="en-IN" w:bidi="ar-SA"/>
+          <w14:ligatures w14:val="none"/>
+        </w:rPr>
+        <w:t>|</w:t>
+      </w:r>
+    </w:p>
+    <w:p>
+      <w:pPr>
+        <w:tabs>
+          <w:tab w:val="left" w:pos="916"/>
+          <w:tab w:val="left" w:pos="1832"/>
+          <w:tab w:val="left" w:pos="2748"/>
+          <w:tab w:val="left" w:pos="3664"/>
+          <w:tab w:val="left" w:pos="4580"/>
+          <w:tab w:val="left" w:pos="5496"/>
+          <w:tab w:val="left" w:pos="6412"/>
+          <w:tab w:val="left" w:pos="7328"/>
+          <w:tab w:val="left" w:pos="8244"/>
+          <w:tab w:val="left" w:pos="9160"/>
+          <w:tab w:val="left" w:pos="10076"/>
+          <w:tab w:val="left" w:pos="10992"/>
+          <w:tab w:val="left" w:pos="11908"/>
+          <w:tab w:val="left" w:pos="12824"/>
+          <w:tab w:val="left" w:pos="13740"/>
+          <w:tab w:val="left" w:pos="14656"/>
+        </w:tabs>
+        <w:spacing w:after="0" w:line="240" w:lineRule="auto"/>
+        <w:rPr>
+          <w:rFonts w:ascii="Arial" w:eastAsia="Times New Roman" w:hAnsi="Arial" w:cs="Arial"/>
+          <w:kern w:val="0"/>
+          <w:sz w:val="20"/>
+          <w:szCs w:val="20"/>
+          <w:lang w:eastAsia="en-IN" w:bidi="ar-SA"/>
+          <w14:ligatures w14:val="none"/>
+        </w:rPr>
+      </w:pPr>
+      <w:r>
+        <w:rPr>
+          <w:rFonts w:ascii="Arial" w:eastAsia="Times New Roman" w:hAnsi="Arial" w:cs="Arial"/>
+          <w:kern w:val="0"/>
+          <w:sz w:val="20"/>
+          <w:szCs w:val="20"/>
+          <w:lang w:eastAsia="en-IN" w:bidi="ar-SA"/>
+          <w14:ligatures w14:val="none"/>
+        </w:rPr>
+        <w:t>|    using predefined 32-bit fractional constants       |</w:t>
+      </w:r>
+    </w:p>
+    <w:p>
+      <w:pPr>
+        <w:tabs>
+          <w:tab w:val="left" w:pos="916"/>
+          <w:tab w:val="left" w:pos="1832"/>
+          <w:tab w:val="left" w:pos="2748"/>
+          <w:tab w:val="left" w:pos="3664"/>
+          <w:tab w:val="left" w:pos="4580"/>
+          <w:tab w:val="left" w:pos="5496"/>
+          <w:tab w:val="left" w:pos="6412"/>
+          <w:tab w:val="left" w:pos="7328"/>
+          <w:tab w:val="left" w:pos="8244"/>
+          <w:tab w:val="left" w:pos="9160"/>
+          <w:tab w:val="left" w:pos="10076"/>
+          <w:tab w:val="left" w:pos="10992"/>
+          <w:tab w:val="left" w:pos="11908"/>
+          <w:tab w:val="left" w:pos="12824"/>
+          <w:tab w:val="left" w:pos="13740"/>
+          <w:tab w:val="left" w:pos="14656"/>
+        </w:tabs>
+        <w:spacing w:after="0" w:line="240" w:lineRule="auto"/>
+        <w:rPr>
+          <w:rFonts w:ascii="Arial" w:eastAsia="Times New Roman" w:hAnsi="Arial" w:cs="Arial"/>
+          <w:kern w:val="0"/>
+          <w:sz w:val="20"/>
+          <w:szCs w:val="20"/>
+          <w:lang w:eastAsia="en-IN" w:bidi="ar-SA"/>
+          <w14:ligatures w14:val="none"/>
+        </w:rPr>
+      </w:pPr>
+      <w:r>
+        <w:rPr>
+          <w:rFonts w:ascii="Arial" w:eastAsia="Times New Roman" w:hAnsi="Arial" w:cs="Arial"/>
+          <w:kern w:val="0"/>
+          <w:sz w:val="20"/>
+          <w:szCs w:val="20"/>
+          <w:lang w:eastAsia="en-IN" w:bidi="ar-SA"/>
+          <w14:ligatures w14:val="none"/>
+        </w:rPr>
+        <w:t>+-------------------------------------------------------+</w:t>
+      </w:r>
+    </w:p>
+    <w:p>
+      <w:pPr>
+        <w:tabs>
+          <w:tab w:val="left" w:pos="916"/>
+          <w:tab w:val="left" w:pos="1832"/>
+          <w:tab w:val="left" w:pos="2748"/>
+          <w:tab w:val="left" w:pos="3664"/>
+          <w:tab w:val="left" w:pos="4580"/>
+          <w:tab w:val="left" w:pos="5496"/>
+          <w:tab w:val="left" w:pos="6412"/>
+          <w:tab w:val="left" w:pos="7328"/>
+          <w:tab w:val="left" w:pos="8244"/>
+          <w:tab w:val="left" w:pos="9160"/>
+          <w:tab w:val="left" w:pos="10076"/>
+          <w:tab w:val="left" w:pos="10992"/>
+          <w:tab w:val="left" w:pos="11908"/>
+          <w:tab w:val="left" w:pos="12824"/>
+          <w:tab w:val="left" w:pos="13740"/>
+          <w:tab w:val="left" w:pos="14656"/>
+        </w:tabs>
+        <w:spacing w:after="0" w:line="240" w:lineRule="auto"/>
+        <w:rPr>
+          <w:rFonts w:ascii="Arial" w:eastAsia="Times New Roman" w:hAnsi="Arial" w:cs="Arial"/>
+          <w:kern w:val="0"/>
+          <w:sz w:val="20"/>
+          <w:szCs w:val="20"/>
+          <w:lang w:eastAsia="en-IN" w:bidi="ar-SA"/>
+          <w14:ligatures w14:val="none"/>
+        </w:rPr>
+      </w:pPr>
+      <w:r>
+        <w:rPr>
+          <w:rFonts w:ascii="Arial" w:eastAsia="Times New Roman" w:hAnsi="Arial" w:cs="Arial"/>
+          <w:kern w:val="0"/>
+          <w:sz w:val="20"/>
+          <w:szCs w:val="20"/>
+          <w:lang w:eastAsia="en-IN" w:bidi="ar-SA"/>
+          <w14:ligatures w14:val="none"/>
+        </w:rPr>
+        <w:t xml:space="preserve">                           |</w:t>
+      </w:r>
+    </w:p>
+    <w:p>
+      <w:pPr>
+        <w:tabs>
+          <w:tab w:val="left" w:pos="916"/>
+          <w:tab w:val="left" w:pos="1832"/>
+          <w:tab w:val="left" w:pos="2748"/>
+          <w:tab w:val="left" w:pos="3664"/>
+          <w:tab w:val="left" w:pos="4580"/>
+          <w:tab w:val="left" w:pos="5496"/>
+          <w:tab w:val="left" w:pos="6412"/>
+          <w:tab w:val="left" w:pos="7328"/>
+          <w:tab w:val="left" w:pos="8244"/>
+          <w:tab w:val="left" w:pos="9160"/>
+          <w:tab w:val="left" w:pos="10076"/>
+          <w:tab w:val="left" w:pos="10992"/>
+          <w:tab w:val="left" w:pos="11908"/>
+          <w:tab w:val="left" w:pos="12824"/>
+          <w:tab w:val="left" w:pos="13740"/>
+          <w:tab w:val="left" w:pos="14656"/>
+        </w:tabs>
+        <w:spacing w:after="0" w:line="240" w:lineRule="auto"/>
+        <w:rPr>
+          <w:rFonts w:ascii="Arial" w:eastAsia="Times New Roman" w:hAnsi="Arial" w:cs="Arial"/>
+          <w:kern w:val="0"/>
+          <w:sz w:val="20"/>
+          <w:szCs w:val="20"/>
+          <w:lang w:eastAsia="en-IN" w:bidi="ar-SA"/>
+          <w14:ligatures w14:val="none"/>
+        </w:rPr>
+      </w:pPr>
+      <w:r>
+        <w:rPr>
+          <w:rFonts w:ascii="Arial" w:eastAsia="Times New Roman" w:hAnsi="Arial" w:cs="Arial"/>
+          <w:kern w:val="0"/>
+          <w:sz w:val="20"/>
+          <w:szCs w:val="20"/>
+          <w:lang w:eastAsia="en-IN" w:bidi="ar-SA"/>
+          <w14:ligatures w14:val="none"/>
+        </w:rPr>
+        <w:t xml:space="preserve">                           v</w:t>
+      </w:r>
+    </w:p>
+    <w:p>
+      <w:pPr>
+        <w:tabs>
+          <w:tab w:val="left" w:pos="916"/>
+          <w:tab w:val="left" w:pos="1832"/>
+          <w:tab w:val="left" w:pos="2748"/>
+          <w:tab w:val="left" w:pos="3664"/>
+          <w:tab w:val="left" w:pos="4580"/>
+          <w:tab w:val="left" w:pos="5496"/>
+          <w:tab w:val="left" w:pos="6412"/>
+          <w:tab w:val="left" w:pos="7328"/>
+          <w:tab w:val="left" w:pos="8244"/>
+          <w:tab w:val="left" w:pos="9160"/>
+          <w:tab w:val="left" w:pos="10076"/>
+          <w:tab w:val="left" w:pos="10992"/>
+          <w:tab w:val="left" w:pos="11908"/>
+          <w:tab w:val="left" w:pos="12824"/>
+          <w:tab w:val="left" w:pos="13740"/>
+          <w:tab w:val="left" w:pos="14656"/>
+        </w:tabs>
+        <w:spacing w:after="0" w:line="240" w:lineRule="auto"/>
+        <w:rPr>
+          <w:rFonts w:ascii="Arial" w:eastAsia="Times New Roman" w:hAnsi="Arial" w:cs="Arial"/>
+          <w:kern w:val="0"/>
+          <w:sz w:val="20"/>
+          <w:szCs w:val="20"/>
+          <w:lang w:eastAsia="en-IN" w:bidi="ar-SA"/>
+          <w14:ligatures w14:val="none"/>
+        </w:rPr>
+      </w:pPr>
+      <w:r>
+        <w:rPr>
+          <w:rFonts w:ascii="Arial" w:eastAsia="Times New Roman" w:hAnsi="Arial" w:cs="Arial"/>
+          <w:kern w:val="0"/>
+          <w:sz w:val="20"/>
+          <w:szCs w:val="20"/>
+          <w:lang w:eastAsia="en-IN" w:bidi="ar-SA"/>
+          <w14:ligatures w14:val="none"/>
+        </w:rPr>
+        <w:t>+-------------------------------------------------------+</w:t>
+      </w:r>
+    </w:p>
+    <w:p>
+      <w:pPr>
+        <w:tabs>
+          <w:tab w:val="left" w:pos="916"/>
+          <w:tab w:val="left" w:pos="1832"/>
+          <w:tab w:val="left" w:pos="2748"/>
+          <w:tab w:val="left" w:pos="3664"/>
+          <w:tab w:val="left" w:pos="4580"/>
+          <w:tab w:val="left" w:pos="5496"/>
+          <w:tab w:val="left" w:pos="6412"/>
+          <w:tab w:val="left" w:pos="7328"/>
+          <w:tab w:val="left" w:pos="8244"/>
+          <w:tab w:val="left" w:pos="9160"/>
+          <w:tab w:val="left" w:pos="10076"/>
+          <w:tab w:val="left" w:pos="10992"/>
+          <w:tab w:val="left" w:pos="11908"/>
+          <w:tab w:val="left" w:pos="12824"/>
+          <w:tab w:val="left" w:pos="13740"/>
+          <w:tab w:val="left" w:pos="14656"/>
+        </w:tabs>
+        <w:spacing w:after="0" w:line="240" w:lineRule="auto"/>
+        <w:rPr>
+          <w:rFonts w:ascii="Arial" w:eastAsia="Times New Roman" w:hAnsi="Arial" w:cs="Arial"/>
+          <w:kern w:val="0"/>
+          <w:sz w:val="20"/>
+          <w:szCs w:val="20"/>
+          <w:lang w:eastAsia="en-IN" w:bidi="ar-SA"/>
+          <w14:ligatures w14:val="none"/>
+        </w:rPr>
+      </w:pPr>
+      <w:r>
+        <w:rPr>
+          <w:rFonts w:ascii="Arial" w:eastAsia="Times New Roman" w:hAnsi="Arial" w:cs="Arial"/>
+          <w:kern w:val="0"/>
+          <w:sz w:val="20"/>
+          <w:szCs w:val="20"/>
+          <w:lang w:eastAsia="en-IN" w:bidi="ar-SA"/>
+          <w14:ligatures w14:val="none"/>
+        </w:rPr>
+        <w:t>|            4. Processing 512-bit Blocks               |</w:t>
+      </w:r>
+    </w:p>
+    <w:p>
+      <w:pPr>
+        <w:tabs>
+          <w:tab w:val="left" w:pos="916"/>
+          <w:tab w:val="left" w:pos="1832"/>
+          <w:tab w:val="left" w:pos="2748"/>
+          <w:tab w:val="left" w:pos="3664"/>
+          <w:tab w:val="left" w:pos="4580"/>
+          <w:tab w:val="left" w:pos="5496"/>
+          <w:tab w:val="left" w:pos="6412"/>
+          <w:tab w:val="left" w:pos="7328"/>
+          <w:tab w:val="left" w:pos="8244"/>
+          <w:tab w:val="left" w:pos="9160"/>
+          <w:tab w:val="left" w:pos="10076"/>
+          <w:tab w:val="left" w:pos="10992"/>
+          <w:tab w:val="left" w:pos="11908"/>
+          <w:tab w:val="left" w:pos="12824"/>
+          <w:tab w:val="left" w:pos="13740"/>
+          <w:tab w:val="left" w:pos="14656"/>
+        </w:tabs>
+        <w:spacing w:after="0" w:line="240" w:lineRule="auto"/>
+        <w:rPr>
+          <w:rFonts w:ascii="Arial" w:eastAsia="Times New Roman" w:hAnsi="Arial" w:cs="Arial"/>
+          <w:kern w:val="0"/>
+          <w:sz w:val="20"/>
+          <w:szCs w:val="20"/>
+          <w:lang w:eastAsia="en-IN" w:bidi="ar-SA"/>
+          <w14:ligatures w14:val="none"/>
+        </w:rPr>
+      </w:pPr>
+      <w:r>
+        <w:rPr>
+          <w:rFonts w:ascii="Arial" w:eastAsia="Times New Roman" w:hAnsi="Arial" w:cs="Arial"/>
+          <w:kern w:val="0"/>
+          <w:sz w:val="20"/>
+          <w:szCs w:val="20"/>
+          <w:lang w:eastAsia="en-IN" w:bidi="ar-SA"/>
+          <w14:ligatures w14:val="none"/>
+        </w:rPr>
+        <w:t>|                                                       |</w:t>
+      </w:r>
+    </w:p>
+    <w:p>
+      <w:pPr>
+        <w:tabs>
+          <w:tab w:val="left" w:pos="916"/>
+          <w:tab w:val="left" w:pos="1832"/>
+          <w:tab w:val="left" w:pos="2748"/>
+          <w:tab w:val="left" w:pos="3664"/>
+          <w:tab w:val="left" w:pos="4580"/>
+          <w:tab w:val="left" w:pos="5496"/>
+          <w:tab w:val="left" w:pos="6412"/>
+          <w:tab w:val="left" w:pos="7328"/>
+          <w:tab w:val="left" w:pos="8244"/>
+          <w:tab w:val="left" w:pos="9160"/>
+          <w:tab w:val="left" w:pos="10076"/>
+          <w:tab w:val="left" w:pos="10992"/>
+          <w:tab w:val="left" w:pos="11908"/>
+          <w:tab w:val="left" w:pos="12824"/>
+          <w:tab w:val="left" w:pos="13740"/>
+          <w:tab w:val="left" w:pos="14656"/>
+        </w:tabs>
+        <w:spacing w:after="0" w:line="240" w:lineRule="auto"/>
+        <w:rPr>
+          <w:rFonts w:ascii="Arial" w:eastAsia="Times New Roman" w:hAnsi="Arial" w:cs="Arial"/>
+          <w:kern w:val="0"/>
+          <w:sz w:val="20"/>
+          <w:szCs w:val="20"/>
+          <w:lang w:eastAsia="en-IN" w:bidi="ar-SA"/>
+          <w14:ligatures w14:val="none"/>
+        </w:rPr>
+      </w:pPr>
+      <w:r>
+        <w:rPr>
+          <w:rFonts w:ascii="Arial" w:eastAsia="Times New Roman" w:hAnsi="Arial" w:cs="Arial"/>
+          <w:kern w:val="0"/>
+          <w:sz w:val="20"/>
+          <w:szCs w:val="20"/>
+          <w:lang w:eastAsia="en-IN" w:bidi="ar-SA"/>
+          <w14:ligatures w14:val="none"/>
+        </w:rPr>
+        <w:t>|  +-------------------------------------------------+  |</w:t>
+      </w:r>
+    </w:p>
+    <w:p>
+      <w:pPr>
+        <w:tabs>
+          <w:tab w:val="left" w:pos="916"/>
+          <w:tab w:val="left" w:pos="1832"/>
+          <w:tab w:val="left" w:pos="2748"/>
+          <w:tab w:val="left" w:pos="3664"/>
+          <w:tab w:val="left" w:pos="4580"/>
+          <w:tab w:val="left" w:pos="5496"/>
+          <w:tab w:val="left" w:pos="6412"/>
+          <w:tab w:val="left" w:pos="7328"/>
+          <w:tab w:val="left" w:pos="8244"/>
+          <w:tab w:val="left" w:pos="9160"/>
+          <w:tab w:val="left" w:pos="10076"/>
+          <w:tab w:val="left" w:pos="10992"/>
+          <w:tab w:val="left" w:pos="11908"/>
+          <w:tab w:val="left" w:pos="12824"/>
+          <w:tab w:val="left" w:pos="13740"/>
+          <w:tab w:val="left" w:pos="14656"/>
+        </w:tabs>
+        <w:spacing w:after="0" w:line="240" w:lineRule="auto"/>
+        <w:rPr>
+          <w:rFonts w:ascii="Arial" w:eastAsia="Times New Roman" w:hAnsi="Arial" w:cs="Arial"/>
+          <w:kern w:val="0"/>
+          <w:sz w:val="20"/>
+          <w:szCs w:val="20"/>
+          <w:lang w:eastAsia="en-IN" w:bidi="ar-SA"/>
+          <w14:ligatures w14:val="none"/>
+        </w:rPr>
+      </w:pPr>
+      <w:proofErr w:type="gramStart"/>
+      <w:r>
+        <w:rPr>
+          <w:rFonts w:ascii="Arial" w:eastAsia="Times New Roman" w:hAnsi="Arial" w:cs="Arial"/>
+          <w:kern w:val="0"/>
+          <w:sz w:val="20"/>
+          <w:szCs w:val="20"/>
+          <w:lang w:eastAsia="en-IN" w:bidi="ar-SA"/>
+          <w14:ligatures w14:val="none"/>
+        </w:rPr>
+        <w:t>|  |</w:t>
+      </w:r>
+      <w:proofErr w:type="gramEnd"/>
+      <w:r>
+        <w:rPr>
+          <w:rFonts w:ascii="Arial" w:eastAsia="Times New Roman" w:hAnsi="Arial" w:cs="Arial"/>
+          <w:kern w:val="0"/>
+          <w:sz w:val="20"/>
+          <w:szCs w:val="20"/>
+          <w:lang w:eastAsia="en-IN" w:bidi="ar-SA"/>
+          <w14:ligatures w14:val="none"/>
+        </w:rPr>
+        <w:t xml:space="preserve"> Message Expansion:                              </w:t>
+      </w:r>
+      <w:proofErr w:type="gramStart"/>
+      <w:r>
+        <w:rPr>
+          <w:rFonts w:ascii="Arial" w:eastAsia="Times New Roman" w:hAnsi="Arial" w:cs="Arial"/>
+          <w:kern w:val="0"/>
+          <w:sz w:val="20"/>
+          <w:szCs w:val="20"/>
+          <w:lang w:eastAsia="en-IN" w:bidi="ar-SA"/>
+          <w14:ligatures w14:val="none"/>
+        </w:rPr>
+        <w:t>|  |</w:t>
+      </w:r>
+      <w:proofErr w:type="gramEnd"/>
+    </w:p>
+    <w:p>
+      <w:pPr>
+        <w:tabs>
+          <w:tab w:val="left" w:pos="916"/>
+          <w:tab w:val="left" w:pos="1832"/>
+          <w:tab w:val="left" w:pos="2748"/>
+          <w:tab w:val="left" w:pos="3664"/>
+          <w:tab w:val="left" w:pos="4580"/>
+          <w:tab w:val="left" w:pos="5496"/>
+          <w:tab w:val="left" w:pos="6412"/>
+          <w:tab w:val="left" w:pos="7328"/>
+          <w:tab w:val="left" w:pos="8244"/>
+          <w:tab w:val="left" w:pos="9160"/>
+          <w:tab w:val="left" w:pos="10076"/>
+          <w:tab w:val="left" w:pos="10992"/>
+          <w:tab w:val="left" w:pos="11908"/>
+          <w:tab w:val="left" w:pos="12824"/>
+          <w:tab w:val="left" w:pos="13740"/>
+          <w:tab w:val="left" w:pos="14656"/>
+        </w:tabs>
+        <w:spacing w:after="0" w:line="240" w:lineRule="auto"/>
+        <w:rPr>
+          <w:rFonts w:ascii="Arial" w:eastAsia="Times New Roman" w:hAnsi="Arial" w:cs="Arial"/>
+          <w:kern w:val="0"/>
+          <w:sz w:val="20"/>
+          <w:szCs w:val="20"/>
+          <w:lang w:eastAsia="en-IN" w:bidi="ar-SA"/>
+          <w14:ligatures w14:val="none"/>
+        </w:rPr>
+      </w:pPr>
+      <w:proofErr w:type="gramStart"/>
+      <w:r>
+        <w:rPr>
+          <w:rFonts w:ascii="Arial" w:eastAsia="Times New Roman" w:hAnsi="Arial" w:cs="Arial"/>
+          <w:kern w:val="0"/>
+          <w:sz w:val="20"/>
+          <w:szCs w:val="20"/>
+          <w:lang w:eastAsia="en-IN" w:bidi="ar-SA"/>
+          <w14:ligatures w14:val="none"/>
+        </w:rPr>
+        <w:t>|  |</w:t>
+      </w:r>
+      <w:proofErr w:type="gramEnd"/>
+      <w:r>
+        <w:rPr>
+          <w:rFonts w:ascii="Arial" w:eastAsia="Times New Roman" w:hAnsi="Arial" w:cs="Arial"/>
+          <w:kern w:val="0"/>
+          <w:sz w:val="20"/>
+          <w:szCs w:val="20"/>
+          <w:lang w:eastAsia="en-IN" w:bidi="ar-SA"/>
+          <w14:ligatures w14:val="none"/>
+        </w:rPr>
+        <w:t xml:space="preserve"> Expand 16 words (32-bit) into 64 words schedule   </w:t>
+      </w:r>
+      <w:proofErr w:type="gramStart"/>
+      <w:r>
+        <w:rPr>
+          <w:rFonts w:ascii="Arial" w:eastAsia="Times New Roman" w:hAnsi="Arial" w:cs="Arial"/>
+          <w:kern w:val="0"/>
+          <w:sz w:val="20"/>
+          <w:szCs w:val="20"/>
+          <w:lang w:eastAsia="en-IN" w:bidi="ar-SA"/>
+          <w14:ligatures w14:val="none"/>
+        </w:rPr>
+        <w:t>|  |</w:t>
+      </w:r>
+      <w:proofErr w:type="gramEnd"/>
+    </w:p>
+    <w:p>
+      <w:pPr>
+        <w:tabs>
+          <w:tab w:val="left" w:pos="916"/>
+          <w:tab w:val="left" w:pos="1832"/>
+          <w:tab w:val="left" w:pos="2748"/>
+          <w:tab w:val="left" w:pos="3664"/>
+          <w:tab w:val="left" w:pos="4580"/>
+          <w:tab w:val="left" w:pos="5496"/>
+          <w:tab w:val="left" w:pos="6412"/>
+          <w:tab w:val="left" w:pos="7328"/>
+          <w:tab w:val="left" w:pos="8244"/>
+          <w:tab w:val="left" w:pos="9160"/>
+          <w:tab w:val="left" w:pos="10076"/>
+          <w:tab w:val="left" w:pos="10992"/>
+          <w:tab w:val="left" w:pos="11908"/>
+          <w:tab w:val="left" w:pos="12824"/>
+          <w:tab w:val="left" w:pos="13740"/>
+          <w:tab w:val="left" w:pos="14656"/>
+        </w:tabs>
+        <w:spacing w:after="0" w:line="240" w:lineRule="auto"/>
+        <w:rPr>
+          <w:rFonts w:ascii="Arial" w:eastAsia="Times New Roman" w:hAnsi="Arial" w:cs="Arial"/>
+          <w:kern w:val="0"/>
+          <w:sz w:val="20"/>
+          <w:szCs w:val="20"/>
+          <w:lang w:eastAsia="en-IN" w:bidi="ar-SA"/>
+          <w14:ligatures w14:val="none"/>
+        </w:rPr>
+      </w:pPr>
+      <w:r>
+        <w:rPr>
+          <w:rFonts w:ascii="Arial" w:eastAsia="Times New Roman" w:hAnsi="Arial" w:cs="Arial"/>
+          <w:kern w:val="0"/>
+          <w:sz w:val="20"/>
+          <w:szCs w:val="20"/>
+          <w:lang w:eastAsia="en-IN" w:bidi="ar-SA"/>
+          <w14:ligatures w14:val="none"/>
+        </w:rPr>
+        <w:t>|  +-------------------------------------------------+  |</w:t>
+      </w:r>
+    </w:p>
+    <w:p>
+      <w:pPr>
+        <w:tabs>
+          <w:tab w:val="left" w:pos="916"/>
+          <w:tab w:val="left" w:pos="1832"/>
+          <w:tab w:val="left" w:pos="2748"/>
+          <w:tab w:val="left" w:pos="3664"/>
+          <w:tab w:val="left" w:pos="4580"/>
+          <w:tab w:val="left" w:pos="5496"/>
+          <w:tab w:val="left" w:pos="6412"/>
+          <w:tab w:val="left" w:pos="7328"/>
+          <w:tab w:val="left" w:pos="8244"/>
+          <w:tab w:val="left" w:pos="9160"/>
+          <w:tab w:val="left" w:pos="10076"/>
+          <w:tab w:val="left" w:pos="10992"/>
+          <w:tab w:val="left" w:pos="11908"/>
+          <w:tab w:val="left" w:pos="12824"/>
+          <w:tab w:val="left" w:pos="13740"/>
+          <w:tab w:val="left" w:pos="14656"/>
+        </w:tabs>
+        <w:spacing w:after="0" w:line="240" w:lineRule="auto"/>
+        <w:rPr>
+          <w:rFonts w:ascii="Arial" w:eastAsia="Times New Roman" w:hAnsi="Arial" w:cs="Arial"/>
+          <w:kern w:val="0"/>
+          <w:sz w:val="20"/>
+          <w:szCs w:val="20"/>
+          <w:lang w:eastAsia="en-IN" w:bidi="ar-SA"/>
+          <w14:ligatures w14:val="none"/>
+        </w:rPr>
+      </w:pPr>
+      <w:r>
+        <w:rPr>
+          <w:rFonts w:ascii="Arial" w:eastAsia="Times New Roman" w:hAnsi="Arial" w:cs="Arial"/>
+          <w:kern w:val="0"/>
+          <w:sz w:val="20"/>
+          <w:szCs w:val="20"/>
+          <w:lang w:eastAsia="en-IN" w:bidi="ar-SA"/>
+          <w14:ligatures w14:val="none"/>
+        </w:rPr>
+        <w:t>|                          |                            |</w:t>
+      </w:r>
+    </w:p>
+    <w:p>
+      <w:pPr>
+        <w:tabs>
+          <w:tab w:val="left" w:pos="916"/>
+          <w:tab w:val="left" w:pos="1832"/>
+          <w:tab w:val="left" w:pos="2748"/>
+          <w:tab w:val="left" w:pos="3664"/>
+          <w:tab w:val="left" w:pos="4580"/>
+          <w:tab w:val="left" w:pos="5496"/>
+          <w:tab w:val="left" w:pos="6412"/>
+          <w:tab w:val="left" w:pos="7328"/>
+          <w:tab w:val="left" w:pos="8244"/>
+          <w:tab w:val="left" w:pos="9160"/>
+          <w:tab w:val="left" w:pos="10076"/>
+          <w:tab w:val="left" w:pos="10992"/>
+          <w:tab w:val="left" w:pos="11908"/>
+          <w:tab w:val="left" w:pos="12824"/>
+          <w:tab w:val="left" w:pos="13740"/>
+          <w:tab w:val="left" w:pos="14656"/>
+        </w:tabs>
+        <w:spacing w:after="0" w:line="240" w:lineRule="auto"/>
+        <w:rPr>
+          <w:rFonts w:ascii="Arial" w:eastAsia="Times New Roman" w:hAnsi="Arial" w:cs="Arial"/>
+          <w:kern w:val="0"/>
+          <w:sz w:val="20"/>
+          <w:szCs w:val="20"/>
+          <w:lang w:eastAsia="en-IN" w:bidi="ar-SA"/>
+          <w14:ligatures w14:val="none"/>
+        </w:rPr>
+      </w:pPr>
+      <w:r>
+        <w:rPr>
+          <w:rFonts w:ascii="Arial" w:eastAsia="Times New Roman" w:hAnsi="Arial" w:cs="Arial"/>
+          <w:kern w:val="0"/>
+          <w:sz w:val="20"/>
+          <w:szCs w:val="20"/>
+          <w:lang w:eastAsia="en-IN" w:bidi="ar-SA"/>
+          <w14:ligatures w14:val="none"/>
+        </w:rPr>
+        <w:t>|                          v                            |</w:t>
+      </w:r>
+    </w:p>
+    <w:p>
+      <w:pPr>
+        <w:tabs>
+          <w:tab w:val="left" w:pos="916"/>
+          <w:tab w:val="left" w:pos="1832"/>
+          <w:tab w:val="left" w:pos="2748"/>
+          <w:tab w:val="left" w:pos="3664"/>
+          <w:tab w:val="left" w:pos="4580"/>
+          <w:tab w:val="left" w:pos="5496"/>
+          <w:tab w:val="left" w:pos="6412"/>
+          <w:tab w:val="left" w:pos="7328"/>
+          <w:tab w:val="left" w:pos="8244"/>
+          <w:tab w:val="left" w:pos="9160"/>
+          <w:tab w:val="left" w:pos="10076"/>
+          <w:tab w:val="left" w:pos="10992"/>
+          <w:tab w:val="left" w:pos="11908"/>
+          <w:tab w:val="left" w:pos="12824"/>
+          <w:tab w:val="left" w:pos="13740"/>
+          <w:tab w:val="left" w:pos="14656"/>
+        </w:tabs>
+        <w:spacing w:after="0" w:line="240" w:lineRule="auto"/>
+        <w:rPr>
+          <w:rFonts w:ascii="Arial" w:eastAsia="Times New Roman" w:hAnsi="Arial" w:cs="Arial"/>
+          <w:kern w:val="0"/>
+          <w:sz w:val="20"/>
+          <w:szCs w:val="20"/>
+          <w:lang w:eastAsia="en-IN" w:bidi="ar-SA"/>
+          <w14:ligatures w14:val="none"/>
+        </w:rPr>
+      </w:pPr>
+      <w:r>
+        <w:rPr>
+          <w:rFonts w:ascii="Arial" w:eastAsia="Times New Roman" w:hAnsi="Arial" w:cs="Arial"/>
+          <w:kern w:val="0"/>
+          <w:sz w:val="20"/>
+          <w:szCs w:val="20"/>
+          <w:lang w:eastAsia="en-IN" w:bidi="ar-SA"/>
+          <w14:ligatures w14:val="none"/>
+        </w:rPr>
+        <w:t>|  +-------------------------------------------------+  |</w:t>
+      </w:r>
+    </w:p>
+    <w:p>
+      <w:pPr>
+        <w:tabs>
+          <w:tab w:val="left" w:pos="916"/>
+          <w:tab w:val="left" w:pos="1832"/>
+          <w:tab w:val="left" w:pos="2748"/>
+          <w:tab w:val="left" w:pos="3664"/>
+          <w:tab w:val="left" w:pos="4580"/>
+          <w:tab w:val="left" w:pos="5496"/>
+          <w:tab w:val="left" w:pos="6412"/>
+          <w:tab w:val="left" w:pos="7328"/>
+          <w:tab w:val="left" w:pos="8244"/>
+          <w:tab w:val="left" w:pos="9160"/>
+          <w:tab w:val="left" w:pos="10076"/>
+          <w:tab w:val="left" w:pos="10992"/>
+          <w:tab w:val="left" w:pos="11908"/>
+          <w:tab w:val="left" w:pos="12824"/>
+          <w:tab w:val="left" w:pos="13740"/>
+          <w:tab w:val="left" w:pos="14656"/>
+        </w:tabs>
+        <w:spacing w:after="0" w:line="240" w:lineRule="auto"/>
+        <w:rPr>
+          <w:rFonts w:ascii="Arial" w:eastAsia="Times New Roman" w:hAnsi="Arial" w:cs="Arial"/>
+          <w:kern w:val="0"/>
+          <w:sz w:val="20"/>
+          <w:szCs w:val="20"/>
+          <w:lang w:eastAsia="en-IN" w:bidi="ar-SA"/>
+          <w14:ligatures w14:val="none"/>
+        </w:rPr>
+      </w:pPr>
+      <w:proofErr w:type="gramStart"/>
+      <w:r>
+        <w:rPr>
+          <w:rFonts w:ascii="Arial" w:eastAsia="Times New Roman" w:hAnsi="Arial" w:cs="Arial"/>
+          <w:kern w:val="0"/>
+          <w:sz w:val="20"/>
+          <w:szCs w:val="20"/>
+          <w:lang w:eastAsia="en-IN" w:bidi="ar-SA"/>
+          <w14:ligatures w14:val="none"/>
+        </w:rPr>
+        <w:t>|  |</w:t>
+      </w:r>
+      <w:proofErr w:type="gramEnd"/>
+      <w:r>
+        <w:rPr>
+          <w:rFonts w:ascii="Arial" w:eastAsia="Times New Roman" w:hAnsi="Arial" w:cs="Arial"/>
+          <w:kern w:val="0"/>
+          <w:sz w:val="20"/>
+          <w:szCs w:val="20"/>
+          <w:lang w:eastAsia="en-IN" w:bidi="ar-SA"/>
+          <w14:ligatures w14:val="none"/>
+        </w:rPr>
+        <w:t xml:space="preserve"> Compression Function (64 Rounds):               </w:t>
+      </w:r>
+      <w:proofErr w:type="gramStart"/>
+      <w:r>
+        <w:rPr>
+          <w:rFonts w:ascii="Arial" w:eastAsia="Times New Roman" w:hAnsi="Arial" w:cs="Arial"/>
+          <w:kern w:val="0"/>
+          <w:sz w:val="20"/>
+          <w:szCs w:val="20"/>
+          <w:lang w:eastAsia="en-IN" w:bidi="ar-SA"/>
+          <w14:ligatures w14:val="none"/>
+        </w:rPr>
+        <w:t>|  |</w:t>
+      </w:r>
+      <w:proofErr w:type="gramEnd"/>
+    </w:p>
+    <w:p>
+      <w:pPr>
+        <w:tabs>
+          <w:tab w:val="left" w:pos="916"/>
+          <w:tab w:val="left" w:pos="1832"/>
+          <w:tab w:val="left" w:pos="2748"/>
+          <w:tab w:val="left" w:pos="3664"/>
+          <w:tab w:val="left" w:pos="4580"/>
+          <w:tab w:val="left" w:pos="5496"/>
+          <w:tab w:val="left" w:pos="6412"/>
+          <w:tab w:val="left" w:pos="7328"/>
+          <w:tab w:val="left" w:pos="8244"/>
+          <w:tab w:val="left" w:pos="9160"/>
+          <w:tab w:val="left" w:pos="10076"/>
+          <w:tab w:val="left" w:pos="10992"/>
+          <w:tab w:val="left" w:pos="11908"/>
+          <w:tab w:val="left" w:pos="12824"/>
+          <w:tab w:val="left" w:pos="13740"/>
+          <w:tab w:val="left" w:pos="14656"/>
+        </w:tabs>
+        <w:spacing w:after="0" w:line="240" w:lineRule="auto"/>
+        <w:rPr>
+          <w:rFonts w:ascii="Arial" w:eastAsia="Times New Roman" w:hAnsi="Arial" w:cs="Arial"/>
+          <w:kern w:val="0"/>
+          <w:sz w:val="20"/>
+          <w:szCs w:val="20"/>
+          <w:lang w:eastAsia="en-IN" w:bidi="ar-SA"/>
+          <w14:ligatures w14:val="none"/>
+        </w:rPr>
+      </w:pPr>
+      <w:proofErr w:type="gramStart"/>
+      <w:r>
+        <w:rPr>
+          <w:rFonts w:ascii="Arial" w:eastAsia="Times New Roman" w:hAnsi="Arial" w:cs="Arial"/>
+          <w:kern w:val="0"/>
+          <w:sz w:val="20"/>
+          <w:szCs w:val="20"/>
+          <w:lang w:eastAsia="en-IN" w:bidi="ar-SA"/>
+          <w14:ligatures w14:val="none"/>
+        </w:rPr>
+        <w:t>|  |</w:t>
+      </w:r>
+      <w:proofErr w:type="gramEnd"/>
+      <w:r>
+        <w:rPr>
+          <w:rFonts w:ascii="Arial" w:eastAsia="Times New Roman" w:hAnsi="Arial" w:cs="Arial"/>
+          <w:kern w:val="0"/>
+          <w:sz w:val="20"/>
+          <w:szCs w:val="20"/>
+          <w:lang w:eastAsia="en-IN" w:bidi="ar-SA"/>
+          <w14:ligatures w14:val="none"/>
+        </w:rPr>
+        <w:t xml:space="preserve"> Run logical functions (AND, XOR, ROTR, </w:t>
+      </w:r>
+      <w:proofErr w:type="gramStart"/>
+      <w:r>
+        <w:rPr>
+          <w:rFonts w:ascii="Arial" w:eastAsia="Times New Roman" w:hAnsi="Arial" w:cs="Arial"/>
+          <w:kern w:val="0"/>
+          <w:sz w:val="20"/>
+          <w:szCs w:val="20"/>
+          <w:lang w:eastAsia="en-IN" w:bidi="ar-SA"/>
+          <w14:ligatures w14:val="none"/>
+        </w:rPr>
+        <w:t xml:space="preserve">ADD)   </w:t>
+      </w:r>
+      <w:proofErr w:type="gramEnd"/>
+      <w:r>
+        <w:rPr>
+          <w:rFonts w:ascii="Arial" w:eastAsia="Times New Roman" w:hAnsi="Arial" w:cs="Arial"/>
+          <w:kern w:val="0"/>
+          <w:sz w:val="20"/>
+          <w:szCs w:val="20"/>
+          <w:lang w:eastAsia="en-IN" w:bidi="ar-SA"/>
+          <w14:ligatures w14:val="none"/>
+        </w:rPr>
+        <w:t xml:space="preserve">  </w:t>
+      </w:r>
+      <w:proofErr w:type="gramStart"/>
+      <w:r>
+        <w:rPr>
+          <w:rFonts w:ascii="Arial" w:eastAsia="Times New Roman" w:hAnsi="Arial" w:cs="Arial"/>
+          <w:kern w:val="0"/>
+          <w:sz w:val="20"/>
+          <w:szCs w:val="20"/>
+          <w:lang w:eastAsia="en-IN" w:bidi="ar-SA"/>
+          <w14:ligatures w14:val="none"/>
+        </w:rPr>
+        <w:t>|  |</w:t>
+      </w:r>
+      <w:proofErr w:type="gramEnd"/>
+    </w:p>
+    <w:p>
+      <w:pPr>
+        <w:tabs>
+          <w:tab w:val="left" w:pos="916"/>
+          <w:tab w:val="left" w:pos="1832"/>
+          <w:tab w:val="left" w:pos="2748"/>
+          <w:tab w:val="left" w:pos="3664"/>
+          <w:tab w:val="left" w:pos="4580"/>
+          <w:tab w:val="left" w:pos="5496"/>
+          <w:tab w:val="left" w:pos="6412"/>
+          <w:tab w:val="left" w:pos="7328"/>
+          <w:tab w:val="left" w:pos="8244"/>
+          <w:tab w:val="left" w:pos="9160"/>
+          <w:tab w:val="left" w:pos="10076"/>
+          <w:tab w:val="left" w:pos="10992"/>
+          <w:tab w:val="left" w:pos="11908"/>
+          <w:tab w:val="left" w:pos="12824"/>
+          <w:tab w:val="left" w:pos="13740"/>
+          <w:tab w:val="left" w:pos="14656"/>
+        </w:tabs>
+        <w:spacing w:after="0" w:line="240" w:lineRule="auto"/>
+        <w:rPr>
+          <w:rFonts w:ascii="Arial" w:eastAsia="Times New Roman" w:hAnsi="Arial" w:cs="Arial"/>
+          <w:kern w:val="0"/>
+          <w:sz w:val="20"/>
+          <w:szCs w:val="20"/>
+          <w:lang w:eastAsia="en-IN" w:bidi="ar-SA"/>
+          <w14:ligatures w14:val="none"/>
+        </w:rPr>
+      </w:pPr>
+      <w:proofErr w:type="gramStart"/>
+      <w:r>
+        <w:rPr>
+          <w:rFonts w:ascii="Arial" w:eastAsia="Times New Roman" w:hAnsi="Arial" w:cs="Arial"/>
+          <w:kern w:val="0"/>
+          <w:sz w:val="20"/>
+          <w:szCs w:val="20"/>
+          <w:lang w:eastAsia="en-IN" w:bidi="ar-SA"/>
+          <w14:ligatures w14:val="none"/>
+        </w:rPr>
+        <w:t>|  |</w:t>
+      </w:r>
+      <w:proofErr w:type="gramEnd"/>
+      <w:r>
+        <w:rPr>
+          <w:rFonts w:ascii="Arial" w:eastAsia="Times New Roman" w:hAnsi="Arial" w:cs="Arial"/>
+          <w:kern w:val="0"/>
+          <w:sz w:val="20"/>
+          <w:szCs w:val="20"/>
+          <w:lang w:eastAsia="en-IN" w:bidi="ar-SA"/>
+          <w14:ligatures w14:val="none"/>
+        </w:rPr>
+        <w:t xml:space="preserve"> using 64 round constants (K0 to K63)            </w:t>
+      </w:r>
+      <w:proofErr w:type="gramStart"/>
+      <w:r>
+        <w:rPr>
+          <w:rFonts w:ascii="Arial" w:eastAsia="Times New Roman" w:hAnsi="Arial" w:cs="Arial"/>
+          <w:kern w:val="0"/>
+          <w:sz w:val="20"/>
+          <w:szCs w:val="20"/>
+          <w:lang w:eastAsia="en-IN" w:bidi="ar-SA"/>
+          <w14:ligatures w14:val="none"/>
+        </w:rPr>
+        <w:t>|  |</w:t>
+      </w:r>
+      <w:proofErr w:type="gramEnd"/>
+    </w:p>
+    <w:p>
+      <w:pPr>
+        <w:tabs>
+          <w:tab w:val="left" w:pos="916"/>
+          <w:tab w:val="left" w:pos="1832"/>
+          <w:tab w:val="left" w:pos="2748"/>
+          <w:tab w:val="left" w:pos="3664"/>
+          <w:tab w:val="left" w:pos="4580"/>
+          <w:tab w:val="left" w:pos="5496"/>
+          <w:tab w:val="left" w:pos="6412"/>
+          <w:tab w:val="left" w:pos="7328"/>
+          <w:tab w:val="left" w:pos="8244"/>
+          <w:tab w:val="left" w:pos="9160"/>
+          <w:tab w:val="left" w:pos="10076"/>
+          <w:tab w:val="left" w:pos="10992"/>
+          <w:tab w:val="left" w:pos="11908"/>
+          <w:tab w:val="left" w:pos="12824"/>
+          <w:tab w:val="left" w:pos="13740"/>
+          <w:tab w:val="left" w:pos="14656"/>
+        </w:tabs>
+        <w:spacing w:after="0" w:line="240" w:lineRule="auto"/>
+        <w:rPr>
+          <w:rFonts w:ascii="Arial" w:eastAsia="Times New Roman" w:hAnsi="Arial" w:cs="Arial"/>
+          <w:kern w:val="0"/>
+          <w:sz w:val="20"/>
+          <w:szCs w:val="20"/>
+          <w:lang w:eastAsia="en-IN" w:bidi="ar-SA"/>
+          <w14:ligatures w14:val="none"/>
+        </w:rPr>
+      </w:pPr>
+      <w:r>
+        <w:rPr>
+          <w:rFonts w:ascii="Arial" w:eastAsia="Times New Roman" w:hAnsi="Arial" w:cs="Arial"/>
+          <w:kern w:val="0"/>
+          <w:sz w:val="20"/>
+          <w:szCs w:val="20"/>
+          <w:lang w:eastAsia="en-IN" w:bidi="ar-SA"/>
+          <w14:ligatures w14:val="none"/>
+        </w:rPr>
+        <w:t>|  +-------------------------------------------------+  |</w:t>
+      </w:r>
+    </w:p>
+    <w:p>
+      <w:pPr>
+        <w:tabs>
+          <w:tab w:val="left" w:pos="916"/>
+          <w:tab w:val="left" w:pos="1832"/>
+          <w:tab w:val="left" w:pos="2748"/>
+          <w:tab w:val="left" w:pos="3664"/>
+          <w:tab w:val="left" w:pos="4580"/>
+          <w:tab w:val="left" w:pos="5496"/>
+          <w:tab w:val="left" w:pos="6412"/>
+          <w:tab w:val="left" w:pos="7328"/>
+          <w:tab w:val="left" w:pos="8244"/>
+          <w:tab w:val="left" w:pos="9160"/>
+          <w:tab w:val="left" w:pos="10076"/>
+          <w:tab w:val="left" w:pos="10992"/>
+          <w:tab w:val="left" w:pos="11908"/>
+          <w:tab w:val="left" w:pos="12824"/>
+          <w:tab w:val="left" w:pos="13740"/>
+          <w:tab w:val="left" w:pos="14656"/>
+        </w:tabs>
+        <w:spacing w:after="0" w:line="240" w:lineRule="auto"/>
+        <w:rPr>
+          <w:rFonts w:ascii="Arial" w:eastAsia="Times New Roman" w:hAnsi="Arial" w:cs="Arial"/>
+          <w:kern w:val="0"/>
+          <w:sz w:val="20"/>
+          <w:szCs w:val="20"/>
+          <w:lang w:eastAsia="en-IN" w:bidi="ar-SA"/>
+          <w14:ligatures w14:val="none"/>
+        </w:rPr>
+      </w:pPr>
+      <w:r>
+        <w:rPr>
+          <w:rFonts w:ascii="Arial" w:eastAsia="Times New Roman" w:hAnsi="Arial" w:cs="Arial"/>
+          <w:kern w:val="0"/>
+          <w:sz w:val="20"/>
+          <w:szCs w:val="20"/>
+          <w:lang w:eastAsia="en-IN" w:bidi="ar-SA"/>
+          <w14:ligatures w14:val="none"/>
+        </w:rPr>
+        <w:t>+-------------------------------------------------------+</w:t>
+      </w:r>
+    </w:p>
+    <w:p>
+      <w:pPr>
+        <w:tabs>
+          <w:tab w:val="left" w:pos="916"/>
+          <w:tab w:val="left" w:pos="1832"/>
+          <w:tab w:val="left" w:pos="2748"/>
+          <w:tab w:val="left" w:pos="3664"/>
+          <w:tab w:val="left" w:pos="4580"/>
+          <w:tab w:val="left" w:pos="5496"/>
+          <w:tab w:val="left" w:pos="6412"/>
+          <w:tab w:val="left" w:pos="7328"/>
+          <w:tab w:val="left" w:pos="8244"/>
+          <w:tab w:val="left" w:pos="9160"/>
+          <w:tab w:val="left" w:pos="10076"/>
+          <w:tab w:val="left" w:pos="10992"/>
+          <w:tab w:val="left" w:pos="11908"/>
+          <w:tab w:val="left" w:pos="12824"/>
+          <w:tab w:val="left" w:pos="13740"/>
+          <w:tab w:val="left" w:pos="14656"/>
+        </w:tabs>
+        <w:spacing w:after="0" w:line="240" w:lineRule="auto"/>
+        <w:rPr>
+          <w:rFonts w:ascii="Arial" w:eastAsia="Times New Roman" w:hAnsi="Arial" w:cs="Arial"/>
+          <w:kern w:val="0"/>
+          <w:sz w:val="20"/>
+          <w:szCs w:val="20"/>
+          <w:lang w:eastAsia="en-IN" w:bidi="ar-SA"/>
+          <w14:ligatures w14:val="none"/>
+        </w:rPr>
+      </w:pPr>
+      <w:r>
+        <w:rPr>
+          <w:rFonts w:ascii="Arial" w:eastAsia="Times New Roman" w:hAnsi="Arial" w:cs="Arial"/>
+          <w:kern w:val="0"/>
+          <w:sz w:val="20"/>
+          <w:szCs w:val="20"/>
+          <w:lang w:eastAsia="en-IN" w:bidi="ar-SA"/>
+          <w14:ligatures w14:val="none"/>
+        </w:rPr>
+        <w:t xml:space="preserve">                           |</w:t>
+      </w:r>
+    </w:p>
+    <w:p>
+      <w:pPr>
+        <w:tabs>
+          <w:tab w:val="left" w:pos="916"/>
+          <w:tab w:val="left" w:pos="1832"/>
+          <w:tab w:val="left" w:pos="2748"/>
+          <w:tab w:val="left" w:pos="3664"/>
+          <w:tab w:val="left" w:pos="4580"/>
+          <w:tab w:val="left" w:pos="5496"/>
+          <w:tab w:val="left" w:pos="6412"/>
+          <w:tab w:val="left" w:pos="7328"/>
+          <w:tab w:val="left" w:pos="8244"/>
+          <w:tab w:val="left" w:pos="9160"/>
+          <w:tab w:val="left" w:pos="10076"/>
+          <w:tab w:val="left" w:pos="10992"/>
+          <w:tab w:val="left" w:pos="11908"/>
+          <w:tab w:val="left" w:pos="12824"/>
+          <w:tab w:val="left" w:pos="13740"/>
+          <w:tab w:val="left" w:pos="14656"/>
+        </w:tabs>
+        <w:spacing w:after="0" w:line="240" w:lineRule="auto"/>
+        <w:rPr>
+          <w:rFonts w:ascii="Arial" w:eastAsia="Times New Roman" w:hAnsi="Arial" w:cs="Arial"/>
+          <w:kern w:val="0"/>
+          <w:sz w:val="20"/>
+          <w:szCs w:val="20"/>
+          <w:lang w:eastAsia="en-IN" w:bidi="ar-SA"/>
+          <w14:ligatures w14:val="none"/>
+        </w:rPr>
+      </w:pPr>
+      <w:r>
+        <w:rPr>
+          <w:rFonts w:ascii="Arial" w:eastAsia="Times New Roman" w:hAnsi="Arial" w:cs="Arial"/>
+          <w:kern w:val="0"/>
+          <w:sz w:val="20"/>
+          <w:szCs w:val="20"/>
+          <w:lang w:eastAsia="en-IN" w:bidi="ar-SA"/>
+          <w14:ligatures w14:val="none"/>
+        </w:rPr>
+        <w:t xml:space="preserve">                           v</w:t>
+      </w:r>
+    </w:p>
+    <w:p>
+      <w:pPr>
+        <w:tabs>
+          <w:tab w:val="left" w:pos="916"/>
+          <w:tab w:val="left" w:pos="1832"/>
+          <w:tab w:val="left" w:pos="2748"/>
+          <w:tab w:val="left" w:pos="3664"/>
+          <w:tab w:val="left" w:pos="4580"/>
+          <w:tab w:val="left" w:pos="5496"/>
+          <w:tab w:val="left" w:pos="6412"/>
+          <w:tab w:val="left" w:pos="7328"/>
+          <w:tab w:val="left" w:pos="8244"/>
+          <w:tab w:val="left" w:pos="9160"/>
+          <w:tab w:val="left" w:pos="10076"/>
+          <w:tab w:val="left" w:pos="10992"/>
+          <w:tab w:val="left" w:pos="11908"/>
+          <w:tab w:val="left" w:pos="12824"/>
+          <w:tab w:val="left" w:pos="13740"/>
+          <w:tab w:val="left" w:pos="14656"/>
+        </w:tabs>
+        <w:spacing w:after="0" w:line="240" w:lineRule="auto"/>
+        <w:rPr>
+          <w:rFonts w:ascii="Arial" w:eastAsia="Times New Roman" w:hAnsi="Arial" w:cs="Arial"/>
+          <w:kern w:val="0"/>
+          <w:sz w:val="20"/>
+          <w:szCs w:val="20"/>
+          <w:lang w:eastAsia="en-IN" w:bidi="ar-SA"/>
+          <w14:ligatures w14:val="none"/>
+        </w:rPr>
+      </w:pPr>
+      <w:r>
+        <w:rPr>
+          <w:rFonts w:ascii="Arial" w:eastAsia="Times New Roman" w:hAnsi="Arial" w:cs="Arial"/>
+          <w:kern w:val="0"/>
+          <w:sz w:val="20"/>
+          <w:szCs w:val="20"/>
+          <w:lang w:eastAsia="en-IN" w:bidi="ar-SA"/>
+          <w14:ligatures w14:val="none"/>
+        </w:rPr>
+        <w:t>+-------------------------------------------------------+</w:t>
+      </w:r>
+    </w:p>
+    <w:p>
+      <w:pPr>
+        <w:tabs>
+          <w:tab w:val="left" w:pos="916"/>
+          <w:tab w:val="left" w:pos="1832"/>
+          <w:tab w:val="left" w:pos="2748"/>
+          <w:tab w:val="left" w:pos="3664"/>
+          <w:tab w:val="left" w:pos="4580"/>
+          <w:tab w:val="left" w:pos="5496"/>
+          <w:tab w:val="left" w:pos="6412"/>
+          <w:tab w:val="left" w:pos="7328"/>
+          <w:tab w:val="left" w:pos="8244"/>
+          <w:tab w:val="left" w:pos="9160"/>
+          <w:tab w:val="left" w:pos="10076"/>
+          <w:tab w:val="left" w:pos="10992"/>
+          <w:tab w:val="left" w:pos="11908"/>
+          <w:tab w:val="left" w:pos="12824"/>
+          <w:tab w:val="left" w:pos="13740"/>
+          <w:tab w:val="left" w:pos="14656"/>
+        </w:tabs>
+        <w:spacing w:after="0" w:line="240" w:lineRule="auto"/>
+        <w:rPr>
+          <w:rFonts w:ascii="Arial" w:eastAsia="Times New Roman" w:hAnsi="Arial" w:cs="Arial"/>
+          <w:kern w:val="0"/>
+          <w:sz w:val="20"/>
+          <w:szCs w:val="20"/>
+          <w:lang w:eastAsia="en-IN" w:bidi="ar-SA"/>
+          <w14:ligatures w14:val="none"/>
+        </w:rPr>
+      </w:pPr>
+      <w:r>
+        <w:rPr>
+          <w:rFonts w:ascii="Arial" w:eastAsia="Times New Roman" w:hAnsi="Arial" w:cs="Arial"/>
+          <w:kern w:val="0"/>
+          <w:sz w:val="20"/>
+          <w:szCs w:val="20"/>
+          <w:lang w:eastAsia="en-IN" w:bidi="ar-SA"/>
+          <w14:ligatures w14:val="none"/>
+        </w:rPr>
+        <w:t>|                 5. Calculate Final Hash               |</w:t>
+      </w:r>
+    </w:p>
+    <w:p>
+      <w:pPr>
+        <w:tabs>
+          <w:tab w:val="left" w:pos="916"/>
+          <w:tab w:val="left" w:pos="1832"/>
+          <w:tab w:val="left" w:pos="2748"/>
+          <w:tab w:val="left" w:pos="3664"/>
+          <w:tab w:val="left" w:pos="4580"/>
+          <w:tab w:val="left" w:pos="5496"/>
+          <w:tab w:val="left" w:pos="6412"/>
+          <w:tab w:val="left" w:pos="7328"/>
+          <w:tab w:val="left" w:pos="8244"/>
+          <w:tab w:val="left" w:pos="9160"/>
+          <w:tab w:val="left" w:pos="10076"/>
+          <w:tab w:val="left" w:pos="10992"/>
+          <w:tab w:val="left" w:pos="11908"/>
+          <w:tab w:val="left" w:pos="12824"/>
+          <w:tab w:val="left" w:pos="13740"/>
+          <w:tab w:val="left" w:pos="14656"/>
+        </w:tabs>
+        <w:spacing w:after="0" w:line="240" w:lineRule="auto"/>
+        <w:rPr>
+          <w:rFonts w:ascii="Arial" w:eastAsia="Times New Roman" w:hAnsi="Arial" w:cs="Arial"/>
+          <w:kern w:val="0"/>
+          <w:sz w:val="20"/>
+          <w:szCs w:val="20"/>
+          <w:lang w:eastAsia="en-IN" w:bidi="ar-SA"/>
+          <w14:ligatures w14:val="none"/>
+        </w:rPr>
+      </w:pPr>
+      <w:proofErr w:type="gramStart"/>
+      <w:r>
+        <w:rPr>
+          <w:rFonts w:ascii="Arial" w:eastAsia="Times New Roman" w:hAnsi="Arial" w:cs="Arial"/>
+          <w:kern w:val="0"/>
+          <w:sz w:val="20"/>
+          <w:szCs w:val="20"/>
+          <w:lang w:eastAsia="en-IN" w:bidi="ar-SA"/>
+          <w14:ligatures w14:val="none"/>
+        </w:rPr>
+        <w:t>|  -</w:t>
+      </w:r>
+      <w:proofErr w:type="gramEnd"/>
+      <w:r>
+        <w:rPr>
+          <w:rFonts w:ascii="Arial" w:eastAsia="Times New Roman" w:hAnsi="Arial" w:cs="Arial"/>
+          <w:kern w:val="0"/>
+          <w:sz w:val="20"/>
+          <w:szCs w:val="20"/>
+          <w:lang w:eastAsia="en-IN" w:bidi="ar-SA"/>
+          <w14:ligatures w14:val="none"/>
+        </w:rPr>
+        <w:t xml:space="preserve"> Add intermediate variables to initial buffers      |</w:t>
+      </w:r>
+    </w:p>
+    <w:p>
+      <w:pPr>
+        <w:tabs>
+          <w:tab w:val="left" w:pos="916"/>
+          <w:tab w:val="left" w:pos="1832"/>
+          <w:tab w:val="left" w:pos="2748"/>
+          <w:tab w:val="left" w:pos="3664"/>
+          <w:tab w:val="left" w:pos="4580"/>
+          <w:tab w:val="left" w:pos="5496"/>
+          <w:tab w:val="left" w:pos="6412"/>
+          <w:tab w:val="left" w:pos="7328"/>
+          <w:tab w:val="left" w:pos="8244"/>
+          <w:tab w:val="left" w:pos="9160"/>
+          <w:tab w:val="left" w:pos="10076"/>
+          <w:tab w:val="left" w:pos="10992"/>
+          <w:tab w:val="left" w:pos="11908"/>
+          <w:tab w:val="left" w:pos="12824"/>
+          <w:tab w:val="left" w:pos="13740"/>
+          <w:tab w:val="left" w:pos="14656"/>
+        </w:tabs>
+        <w:spacing w:after="0" w:line="240" w:lineRule="auto"/>
+        <w:rPr>
+          <w:rFonts w:ascii="Arial" w:eastAsia="Times New Roman" w:hAnsi="Arial" w:cs="Arial"/>
+          <w:kern w:val="0"/>
+          <w:sz w:val="20"/>
+          <w:szCs w:val="20"/>
+          <w:lang w:eastAsia="en-IN" w:bidi="ar-SA"/>
+          <w14:ligatures w14:val="none"/>
+        </w:rPr>
+      </w:pPr>
+      <w:proofErr w:type="gramStart"/>
+      <w:r>
+        <w:rPr>
+          <w:rFonts w:ascii="Arial" w:eastAsia="Times New Roman" w:hAnsi="Arial" w:cs="Arial"/>
+          <w:kern w:val="0"/>
+          <w:sz w:val="20"/>
+          <w:szCs w:val="20"/>
+          <w:lang w:eastAsia="en-IN" w:bidi="ar-SA"/>
+          <w14:ligatures w14:val="none"/>
+        </w:rPr>
+        <w:t>|  -</w:t>
+      </w:r>
+      <w:proofErr w:type="gramEnd"/>
+      <w:r>
+        <w:rPr>
+          <w:rFonts w:ascii="Arial" w:eastAsia="Times New Roman" w:hAnsi="Arial" w:cs="Arial"/>
+          <w:kern w:val="0"/>
+          <w:sz w:val="20"/>
+          <w:szCs w:val="20"/>
+          <w:lang w:eastAsia="en-IN" w:bidi="ar-SA"/>
+          <w14:ligatures w14:val="none"/>
+        </w:rPr>
+        <w:t xml:space="preserve"> Concatenate variables (A + B + C + D + E + F + G + </w:t>
+      </w:r>
+      <w:proofErr w:type="gramStart"/>
+      <w:r>
+        <w:rPr>
+          <w:rFonts w:ascii="Arial" w:eastAsia="Times New Roman" w:hAnsi="Arial" w:cs="Arial"/>
+          <w:kern w:val="0"/>
+          <w:sz w:val="20"/>
+          <w:szCs w:val="20"/>
+          <w:lang w:eastAsia="en-IN" w:bidi="ar-SA"/>
+          <w14:ligatures w14:val="none"/>
+        </w:rPr>
+        <w:t>H)|</w:t>
+      </w:r>
+      <w:proofErr w:type="gramEnd"/>
+    </w:p>
+    <w:p>
+      <w:pPr>
+        <w:tabs>
+          <w:tab w:val="left" w:pos="916"/>
+          <w:tab w:val="left" w:pos="1832"/>
+          <w:tab w:val="left" w:pos="2748"/>
+          <w:tab w:val="left" w:pos="3664"/>
+          <w:tab w:val="left" w:pos="4580"/>
+          <w:tab w:val="left" w:pos="5496"/>
+          <w:tab w:val="left" w:pos="6412"/>
+          <w:tab w:val="left" w:pos="7328"/>
+          <w:tab w:val="left" w:pos="8244"/>
+          <w:tab w:val="left" w:pos="9160"/>
+          <w:tab w:val="left" w:pos="10076"/>
+          <w:tab w:val="left" w:pos="10992"/>
+          <w:tab w:val="left" w:pos="11908"/>
+          <w:tab w:val="left" w:pos="12824"/>
+          <w:tab w:val="left" w:pos="13740"/>
+          <w:tab w:val="left" w:pos="14656"/>
+        </w:tabs>
+        <w:spacing w:after="0" w:line="240" w:lineRule="auto"/>
+        <w:rPr>
+          <w:rFonts w:ascii="Arial" w:eastAsia="Times New Roman" w:hAnsi="Arial" w:cs="Arial"/>
+          <w:kern w:val="0"/>
+          <w:sz w:val="20"/>
+          <w:szCs w:val="20"/>
+          <w:lang w:eastAsia="en-IN" w:bidi="ar-SA"/>
+          <w14:ligatures w14:val="none"/>
+        </w:rPr>
+      </w:pPr>
+      <w:r>
+        <w:rPr>
+          <w:rFonts w:ascii="Arial" w:eastAsia="Times New Roman" w:hAnsi="Arial" w:cs="Arial"/>
+          <w:kern w:val="0"/>
+          <w:sz w:val="20"/>
+          <w:szCs w:val="20"/>
+          <w:lang w:eastAsia="en-IN" w:bidi="ar-SA"/>
+          <w14:ligatures w14:val="none"/>
+        </w:rPr>
+        <w:t>+-------------------------------------------------------+</w:t>
+      </w:r>
+    </w:p>
+    <w:p>
+      <w:pPr>
+        <w:tabs>
+          <w:tab w:val="left" w:pos="916"/>
+          <w:tab w:val="left" w:pos="1832"/>
+          <w:tab w:val="left" w:pos="2748"/>
+          <w:tab w:val="left" w:pos="3664"/>
+          <w:tab w:val="left" w:pos="4580"/>
+          <w:tab w:val="left" w:pos="5496"/>
+          <w:tab w:val="left" w:pos="6412"/>
+          <w:tab w:val="left" w:pos="7328"/>
+          <w:tab w:val="left" w:pos="8244"/>
+          <w:tab w:val="left" w:pos="9160"/>
+          <w:tab w:val="left" w:pos="10076"/>
+          <w:tab w:val="left" w:pos="10992"/>
+          <w:tab w:val="left" w:pos="11908"/>
+          <w:tab w:val="left" w:pos="12824"/>
+          <w:tab w:val="left" w:pos="13740"/>
+          <w:tab w:val="left" w:pos="14656"/>
+        </w:tabs>
+        <w:spacing w:after="0" w:line="240" w:lineRule="auto"/>
+        <w:rPr>
+          <w:rFonts w:ascii="Arial" w:eastAsia="Times New Roman" w:hAnsi="Arial" w:cs="Arial"/>
+          <w:kern w:val="0"/>
+          <w:sz w:val="20"/>
+          <w:szCs w:val="20"/>
+          <w:lang w:eastAsia="en-IN" w:bidi="ar-SA"/>
+          <w14:ligatures w14:val="none"/>
+        </w:rPr>
+      </w:pPr>
+      <w:r>
+        <w:rPr>
+          <w:rFonts w:ascii="Arial" w:eastAsia="Times New Roman" w:hAnsi="Arial" w:cs="Arial"/>
+          <w:kern w:val="0"/>
+          <w:sz w:val="20"/>
+          <w:szCs w:val="20"/>
+          <w:lang w:eastAsia="en-IN" w:bidi="ar-SA"/>
+          <w14:ligatures w14:val="none"/>
+        </w:rPr>
+        <w:t xml:space="preserve">                           |</w:t>
+      </w:r>
+    </w:p>
+    <w:p>
+      <w:pPr>
+        <w:tabs>
+          <w:tab w:val="left" w:pos="916"/>
+          <w:tab w:val="left" w:pos="1832"/>
+          <w:tab w:val="left" w:pos="2748"/>
+          <w:tab w:val="left" w:pos="3664"/>
+          <w:tab w:val="left" w:pos="4580"/>
+          <w:tab w:val="left" w:pos="5496"/>
+          <w:tab w:val="left" w:pos="6412"/>
+          <w:tab w:val="left" w:pos="7328"/>
+          <w:tab w:val="left" w:pos="8244"/>
+          <w:tab w:val="left" w:pos="9160"/>
+          <w:tab w:val="left" w:pos="10076"/>
+          <w:tab w:val="left" w:pos="10992"/>
+          <w:tab w:val="left" w:pos="11908"/>
+          <w:tab w:val="left" w:pos="12824"/>
+          <w:tab w:val="left" w:pos="13740"/>
+          <w:tab w:val="left" w:pos="14656"/>
+        </w:tabs>
+        <w:spacing w:after="0" w:line="240" w:lineRule="auto"/>
+        <w:rPr>
+          <w:rFonts w:ascii="Arial" w:eastAsia="Times New Roman" w:hAnsi="Arial" w:cs="Arial"/>
+          <w:kern w:val="0"/>
+          <w:sz w:val="20"/>
+          <w:szCs w:val="20"/>
+          <w:lang w:eastAsia="en-IN" w:bidi="ar-SA"/>
+          <w14:ligatures w14:val="none"/>
+        </w:rPr>
+      </w:pPr>
+      <w:r>
+        <w:rPr>
+          <w:rFonts w:ascii="Arial" w:eastAsia="Times New Roman" w:hAnsi="Arial" w:cs="Arial"/>
+          <w:kern w:val="0"/>
+          <w:sz w:val="20"/>
+          <w:szCs w:val="20"/>
+          <w:lang w:eastAsia="en-IN" w:bidi="ar-SA"/>
+          <w14:ligatures w14:val="none"/>
+        </w:rPr>
+        <w:t xml:space="preserve">                           v</w:t>
+      </w:r>
+    </w:p>
+    <w:p>
+      <w:pPr>
+        <w:tabs>
+          <w:tab w:val="left" w:pos="916"/>
+          <w:tab w:val="left" w:pos="1832"/>
+          <w:tab w:val="left" w:pos="2748"/>
+          <w:tab w:val="left" w:pos="3664"/>
+          <w:tab w:val="left" w:pos="4580"/>
+          <w:tab w:val="left" w:pos="5496"/>
+          <w:tab w:val="left" w:pos="6412"/>
+          <w:tab w:val="left" w:pos="7328"/>
+          <w:tab w:val="left" w:pos="8244"/>
+          <w:tab w:val="left" w:pos="9160"/>
+          <w:tab w:val="left" w:pos="10076"/>
+          <w:tab w:val="left" w:pos="10992"/>
+          <w:tab w:val="left" w:pos="11908"/>
+          <w:tab w:val="left" w:pos="12824"/>
+          <w:tab w:val="left" w:pos="13740"/>
+          <w:tab w:val="left" w:pos="14656"/>
+        </w:tabs>
+        <w:spacing w:after="0" w:line="240" w:lineRule="auto"/>
+        <w:rPr>
+          <w:rFonts w:ascii="Arial" w:eastAsia="Times New Roman" w:hAnsi="Arial" w:cs="Arial"/>
+          <w:kern w:val="0"/>
+          <w:sz w:val="20"/>
+          <w:szCs w:val="20"/>
+          <w:lang w:eastAsia="en-IN" w:bidi="ar-SA"/>
+          <w14:ligatures w14:val="none"/>
+        </w:rPr>
+      </w:pPr>
+      <w:r>
+        <w:rPr>
+          <w:rFonts w:ascii="Arial" w:eastAsia="Times New Roman" w:hAnsi="Arial" w:cs="Arial"/>
+          <w:kern w:val="0"/>
+          <w:sz w:val="20"/>
+          <w:szCs w:val="20"/>
+          <w:lang w:eastAsia="en-IN" w:bidi="ar-SA"/>
+          <w14:ligatures w14:val="none"/>
+        </w:rPr>
+        <w:t>+-------------------------------------------------------+</w:t>
+      </w:r>
+    </w:p>
+    <w:p>
+      <w:pPr>
+        <w:tabs>
+          <w:tab w:val="left" w:pos="916"/>
+          <w:tab w:val="left" w:pos="1832"/>
+          <w:tab w:val="left" w:pos="2748"/>
+          <w:tab w:val="left" w:pos="3664"/>
+          <w:tab w:val="left" w:pos="4580"/>
+          <w:tab w:val="left" w:pos="5496"/>
+          <w:tab w:val="left" w:pos="6412"/>
+          <w:tab w:val="left" w:pos="7328"/>
+          <w:tab w:val="left" w:pos="8244"/>
+          <w:tab w:val="left" w:pos="9160"/>
+          <w:tab w:val="left" w:pos="10076"/>
+          <w:tab w:val="left" w:pos="10992"/>
+          <w:tab w:val="left" w:pos="11908"/>
+          <w:tab w:val="left" w:pos="12824"/>
+          <w:tab w:val="left" w:pos="13740"/>
+          <w:tab w:val="left" w:pos="14656"/>
+        </w:tabs>
+        <w:spacing w:after="0" w:line="240" w:lineRule="auto"/>
+        <w:rPr>
+          <w:rFonts w:ascii="Arial" w:eastAsia="Times New Roman" w:hAnsi="Arial" w:cs="Arial"/>
+          <w:kern w:val="0"/>
+          <w:sz w:val="20"/>
+          <w:szCs w:val="20"/>
+          <w:lang w:eastAsia="en-IN" w:bidi="ar-SA"/>
+          <w14:ligatures w14:val="none"/>
+        </w:rPr>
+      </w:pPr>
+      <w:r>
+        <w:rPr>
+          <w:rFonts w:ascii="Arial" w:eastAsia="Times New Roman" w:hAnsi="Arial" w:cs="Arial"/>
+          <w:kern w:val="0"/>
+          <w:sz w:val="20"/>
+          <w:szCs w:val="20"/>
+          <w:lang w:eastAsia="en-IN" w:bidi="ar-SA"/>
+          <w14:ligatures w14:val="none"/>
+        </w:rPr>
+        <w:t>|                   6. Final Output                     |</w:t>
+      </w:r>
+    </w:p>
+    <w:p>
+      <w:pPr>
+        <w:tabs>
+          <w:tab w:val="left" w:pos="916"/>
+          <w:tab w:val="left" w:pos="1832"/>
+          <w:tab w:val="left" w:pos="2748"/>
+          <w:tab w:val="left" w:pos="3664"/>
+          <w:tab w:val="left" w:pos="4580"/>
+          <w:tab w:val="left" w:pos="5496"/>
+          <w:tab w:val="left" w:pos="6412"/>
+          <w:tab w:val="left" w:pos="7328"/>
+          <w:tab w:val="left" w:pos="8244"/>
+          <w:tab w:val="left" w:pos="9160"/>
+          <w:tab w:val="left" w:pos="10076"/>
+          <w:tab w:val="left" w:pos="10992"/>
+          <w:tab w:val="left" w:pos="11908"/>
+          <w:tab w:val="left" w:pos="12824"/>
+          <w:tab w:val="left" w:pos="13740"/>
+          <w:tab w:val="left" w:pos="14656"/>
+        </w:tabs>
+        <w:spacing w:after="0" w:line="240" w:lineRule="auto"/>
+        <w:rPr>
+          <w:rFonts w:ascii="Arial" w:eastAsia="Times New Roman" w:hAnsi="Arial" w:cs="Arial"/>
+          <w:kern w:val="0"/>
+          <w:sz w:val="20"/>
+          <w:szCs w:val="20"/>
+          <w:lang w:eastAsia="en-IN" w:bidi="ar-SA"/>
+          <w14:ligatures w14:val="none"/>
+        </w:rPr>
+      </w:pPr>
+      <w:r>
+        <w:rPr>
+          <w:rFonts w:ascii="Arial" w:eastAsia="Times New Roman" w:hAnsi="Arial" w:cs="Arial"/>
+          <w:kern w:val="0"/>
+          <w:sz w:val="20"/>
+          <w:szCs w:val="20"/>
+          <w:lang w:eastAsia="en-IN" w:bidi="ar-SA"/>
+          <w14:ligatures w14:val="none"/>
+        </w:rPr>
+        <w:t xml:space="preserve">|           256-Bit Hash (64 Hex </w:t>
+      </w:r>
+      <w:proofErr w:type="gramStart"/>
+      <w:r>
+        <w:rPr>
+          <w:rFonts w:ascii="Arial" w:eastAsia="Times New Roman" w:hAnsi="Arial" w:cs="Arial"/>
+          <w:kern w:val="0"/>
+          <w:sz w:val="20"/>
+          <w:szCs w:val="20"/>
+          <w:lang w:eastAsia="en-IN" w:bidi="ar-SA"/>
+          <w14:ligatures w14:val="none"/>
+        </w:rPr>
+        <w:t xml:space="preserve">Characters)   </w:t>
+      </w:r>
+      <w:proofErr w:type="gramEnd"/>
+      <w:r>
+        <w:rPr>
+          <w:rFonts w:ascii="Arial" w:eastAsia="Times New Roman" w:hAnsi="Arial" w:cs="Arial"/>
+          <w:kern w:val="0"/>
+          <w:sz w:val="20"/>
+          <w:szCs w:val="20"/>
+          <w:lang w:eastAsia="en-IN" w:bidi="ar-SA"/>
+          <w14:ligatures w14:val="none"/>
+        </w:rPr>
+        <w:t xml:space="preserve">         |</w:t>
+      </w:r>
+    </w:p>
+    <w:p>
+      <w:pPr>
+        <w:tabs>
+          <w:tab w:val="left" w:pos="916"/>
+          <w:tab w:val="left" w:pos="1832"/>
+          <w:tab w:val="left" w:pos="2748"/>
+          <w:tab w:val="left" w:pos="3664"/>
+          <w:tab w:val="left" w:pos="4580"/>
+          <w:tab w:val="left" w:pos="5496"/>
+          <w:tab w:val="left" w:pos="6412"/>
+          <w:tab w:val="left" w:pos="7328"/>
+          <w:tab w:val="left" w:pos="8244"/>
+          <w:tab w:val="left" w:pos="9160"/>
+          <w:tab w:val="left" w:pos="10076"/>
+          <w:tab w:val="left" w:pos="10992"/>
+          <w:tab w:val="left" w:pos="11908"/>
+          <w:tab w:val="left" w:pos="12824"/>
+          <w:tab w:val="left" w:pos="13740"/>
+          <w:tab w:val="left" w:pos="14656"/>
+        </w:tabs>
+        <w:spacing w:after="0" w:line="240" w:lineRule="auto"/>
+        <w:rPr>
+          <w:rFonts w:ascii="Arial" w:eastAsia="Times New Roman" w:hAnsi="Arial" w:cs="Arial"/>
+          <w:kern w:val="0"/>
+          <w:sz w:val="20"/>
+          <w:szCs w:val="20"/>
+          <w:lang w:eastAsia="en-IN" w:bidi="ar-SA"/>
+          <w14:ligatures w14:val="none"/>
+        </w:rPr>
+      </w:pPr>
+      <w:r>
+        <w:rPr>
+          <w:rFonts w:ascii="Arial" w:eastAsia="Times New Roman" w:hAnsi="Arial" w:cs="Arial"/>
+          <w:kern w:val="0"/>
+          <w:sz w:val="20"/>
+          <w:szCs w:val="20"/>
+          <w:lang w:eastAsia="en-IN" w:bidi="ar-SA"/>
+          <w14:ligatures w14:val="none"/>
+        </w:rPr>
+        <w:t>+-------------------------------------------------------+</w:t>
+      </w:r>
+    </w:p>
+    <w:p>
+      <w:pPr>
+        <w:spacing w:after="100" w:afterAutospacing="1" w:line="240" w:lineRule="auto"/>
+        <w:outlineLvl w:val="1"/>
+        <w:rPr>
+          <w:rFonts w:ascii="Arial" w:eastAsia="Times New Roman" w:hAnsi="Arial" w:cs="Arial"/>
+          <w:b/>
+          <w:bCs/>
+          <w:kern w:val="0"/>
+          <w:sz w:val="36"/>
+          <w:szCs w:val="36"/>
+          <w:lang w:eastAsia="en-IN" w:bidi="ar-SA"/>
+          <w14:ligatures w14:val="none"/>
+        </w:rPr>
+      </w:pPr>
+      <w:r>
+        <w:rPr>
+          <w:rFonts w:ascii="Arial" w:eastAsia="Times New Roman" w:hAnsi="Arial" w:cs="Arial"/>
+          <w:b/>
+          <w:bCs/>
+          <w:kern w:val="0"/>
+          <w:sz w:val="36"/>
+          <w:szCs w:val="36"/>
+          <w:lang w:eastAsia="en-IN" w:bidi="ar-SA"/>
+          <w14:ligatures w14:val="none"/>
+        </w:rPr>
+        <w:t>Step-by-Step Breakdown for Exams</w:t>
+      </w:r>
+    </w:p>
+    <w:p>
+      <w:pPr>
+        <w:spacing w:after="100" w:afterAutospacing="1" w:line="240" w:lineRule="auto"/>
+        <w:outlineLvl w:val="2"/>
+        <w:rPr>
+          <w:rFonts w:ascii="Arial" w:eastAsia="Times New Roman" w:hAnsi="Arial" w:cs="Arial"/>
+          <w:b/>
+          <w:bCs/>
+          <w:kern w:val="0"/>
+          <w:sz w:val="27"/>
+          <w:szCs w:val="27"/>
+          <w:lang w:eastAsia="en-IN" w:bidi="ar-SA"/>
+          <w14:ligatures w14:val="none"/>
+        </w:rPr>
+      </w:pPr>
+      <w:r>
+        <w:rPr>
+          <w:rFonts w:ascii="Arial" w:eastAsia="Times New Roman" w:hAnsi="Arial" w:cs="Arial"/>
+          <w:b/>
+          <w:bCs/>
+          <w:kern w:val="0"/>
+          <w:sz w:val="27"/>
+          <w:szCs w:val="27"/>
+          <w:lang w:eastAsia="en-IN" w:bidi="ar-SA"/>
+          <w14:ligatures w14:val="none"/>
+        </w:rPr>
+        <w:t>Step 1: Data Preprocessing (Padding &amp; Length)</w:t>
+      </w:r>
+    </w:p>
+    <w:p>
+      <w:pPr>
+        <w:numPr>
+          <w:ilvl w:val="0"/>
+          <w:numId w:val="18"/>
+        </w:numPr>
+        <w:spacing w:after="100" w:afterAutospacing="1" w:line="240" w:lineRule="auto"/>
+        <w:rPr>
+          <w:rFonts w:ascii="Arial" w:eastAsia="Times New Roman" w:hAnsi="Arial" w:cs="Arial"/>
+          <w:kern w:val="0"/>
+          <w:sz w:val="24"/>
+          <w:szCs w:val="24"/>
+          <w:lang w:eastAsia="en-IN" w:bidi="ar-SA"/>
+          <w14:ligatures w14:val="none"/>
+        </w:rPr>
+      </w:pPr>
+      <w:r>
+        <w:rPr>
+          <w:rFonts w:ascii="Arial" w:eastAsia="Times New Roman" w:hAnsi="Arial" w:cs="Arial"/>
+          <w:b/>
+          <w:bCs/>
+          <w:kern w:val="0"/>
+          <w:sz w:val="24"/>
+          <w:szCs w:val="24"/>
+          <w:lang w:eastAsia="en-IN" w:bidi="ar-SA"/>
+          <w14:ligatures w14:val="none"/>
+        </w:rPr>
+        <w:t>Padding:</w:t>
+      </w:r>
+      <w:r>
+        <w:rPr>
+          <w:rFonts w:ascii="Arial" w:eastAsia="Times New Roman" w:hAnsi="Arial" w:cs="Arial"/>
+          <w:kern w:val="0"/>
+          <w:sz w:val="24"/>
+          <w:szCs w:val="24"/>
+          <w:lang w:eastAsia="en-IN" w:bidi="ar-SA"/>
+          <w14:ligatures w14:val="none"/>
+        </w:rPr>
+        <w:t xml:space="preserve"> A single </w:t>
+      </w:r>
+      <w:r>
+        <w:rPr>
+          <w:rFonts w:ascii="Arial" w:eastAsia="Times New Roman" w:hAnsi="Arial" w:cs="Arial"/>
+          <w:kern w:val="0"/>
+          <w:sz w:val="20"/>
+          <w:szCs w:val="20"/>
+          <w:lang w:eastAsia="en-IN" w:bidi="ar-SA"/>
+          <w14:ligatures w14:val="none"/>
+        </w:rPr>
+        <w:t>1</w:t>
+      </w:r>
+      <w:r>
+        <w:rPr>
+          <w:rFonts w:ascii="Arial" w:eastAsia="Times New Roman" w:hAnsi="Arial" w:cs="Arial"/>
+          <w:kern w:val="0"/>
+          <w:sz w:val="24"/>
+          <w:szCs w:val="24"/>
+          <w:lang w:eastAsia="en-IN" w:bidi="ar-SA"/>
+          <w14:ligatures w14:val="none"/>
+        </w:rPr>
+        <w:t xml:space="preserve"> bit is appended to the message, followed by </w:t>
+      </w:r>
+      <w:r>
+        <w:rPr>
+          <w:rFonts w:ascii="Arial" w:eastAsia="Times New Roman" w:hAnsi="Arial" w:cs="Arial"/>
+          <w:kern w:val="0"/>
+          <w:sz w:val="20"/>
+          <w:szCs w:val="20"/>
+          <w:lang w:eastAsia="en-IN" w:bidi="ar-SA"/>
+          <w14:ligatures w14:val="none"/>
+        </w:rPr>
+        <w:t>0</w:t>
+      </w:r>
+      <w:r>
+        <w:rPr>
+          <w:rFonts w:ascii="Arial" w:eastAsia="Times New Roman" w:hAnsi="Arial" w:cs="Arial"/>
+          <w:kern w:val="0"/>
+          <w:sz w:val="24"/>
+          <w:szCs w:val="24"/>
+          <w:lang w:eastAsia="en-IN" w:bidi="ar-SA"/>
+          <w14:ligatures w14:val="none"/>
+        </w:rPr>
+        <w:t xml:space="preserve"> bits until the length is 64 bits short of a multiple of 512 bits (</w:t>
+      </w:r>
+      <m:oMath>
+        <m:r>
+          <w:rPr>
+            <w:rFonts w:ascii="Cambria Math" w:eastAsia="Times New Roman" w:hAnsi="Cambria Math" w:cs="Arial"/>
+            <w:kern w:val="0"/>
+            <w:sz w:val="24"/>
+            <w:szCs w:val="24"/>
+            <w:lang w:eastAsia="en-IN" w:bidi="ar-SA"/>
+            <w14:ligatures w14:val="none"/>
+          </w:rPr>
+          <m:t>N×512-64</m:t>
+        </m:r>
+      </m:oMath>
+      <w:r>
+        <w:rPr>
+          <w:rFonts w:ascii="Arial" w:eastAsia="Times New Roman" w:hAnsi="Arial" w:cs="Arial"/>
+          <w:kern w:val="0"/>
+          <w:sz w:val="24"/>
+          <w:szCs w:val="24"/>
+          <w:lang w:eastAsia="en-IN" w:bidi="ar-SA"/>
+          <w14:ligatures w14:val="none"/>
+        </w:rPr>
+        <w:t>).</w:t>
+      </w:r>
+    </w:p>
+    <w:p>
+      <w:pPr>
+        <w:numPr>
+          <w:ilvl w:val="0"/>
+          <w:numId w:val="18"/>
+        </w:numPr>
+        <w:spacing w:after="100" w:afterAutospacing="1" w:line="240" w:lineRule="auto"/>
+        <w:rPr>
+          <w:rFonts w:ascii="Arial" w:eastAsia="Times New Roman" w:hAnsi="Arial" w:cs="Arial"/>
+          <w:kern w:val="0"/>
+          <w:sz w:val="24"/>
+          <w:szCs w:val="24"/>
+          <w:lang w:eastAsia="en-IN" w:bidi="ar-SA"/>
+          <w14:ligatures w14:val="none"/>
+        </w:rPr>
+      </w:pPr>
+      <w:r>
+        <w:rPr>
+          <w:rFonts w:ascii="Arial" w:eastAsia="Times New Roman" w:hAnsi="Arial" w:cs="Arial"/>
+          <w:b/>
+          <w:bCs/>
+          <w:kern w:val="0"/>
+          <w:sz w:val="24"/>
+          <w:szCs w:val="24"/>
+          <w:lang w:eastAsia="en-IN" w:bidi="ar-SA"/>
+          <w14:ligatures w14:val="none"/>
+        </w:rPr>
+        <w:t>Append Length:</w:t>
+      </w:r>
+      <w:r>
+        <w:rPr>
+          <w:rFonts w:ascii="Arial" w:eastAsia="Times New Roman" w:hAnsi="Arial" w:cs="Arial"/>
+          <w:kern w:val="0"/>
+          <w:sz w:val="24"/>
+          <w:szCs w:val="24"/>
+          <w:lang w:eastAsia="en-IN" w:bidi="ar-SA"/>
+          <w14:ligatures w14:val="none"/>
+        </w:rPr>
+        <w:t xml:space="preserve"> A 64-bit integer representing the original message length (in bits) is appended to the end. The total length is now an exact multiple of 512 bits.</w:t>
+      </w:r>
+    </w:p>
+    <w:p>
+      <w:pPr>
+        <w:spacing w:after="100" w:afterAutospacing="1" w:line="240" w:lineRule="auto"/>
+        <w:outlineLvl w:val="2"/>
+        <w:rPr>
+          <w:rFonts w:ascii="Arial" w:eastAsia="Times New Roman" w:hAnsi="Arial" w:cs="Arial"/>
+          <w:b/>
+          <w:bCs/>
+          <w:kern w:val="0"/>
+          <w:sz w:val="27"/>
+          <w:szCs w:val="27"/>
+          <w:lang w:eastAsia="en-IN" w:bidi="ar-SA"/>
+          <w14:ligatures w14:val="none"/>
+        </w:rPr>
+      </w:pPr>
+      <w:r>
+        <w:rPr>
+          <w:rFonts w:ascii="Arial" w:eastAsia="Times New Roman" w:hAnsi="Arial" w:cs="Arial"/>
+          <w:b/>
+          <w:bCs/>
+          <w:kern w:val="0"/>
+          <w:sz w:val="27"/>
+          <w:szCs w:val="27"/>
+          <w:lang w:eastAsia="en-IN" w:bidi="ar-SA"/>
+          <w14:ligatures w14:val="none"/>
+        </w:rPr>
+        <w:t>Step 2: Initialize Buffers</w:t>
+      </w:r>
+    </w:p>
+    <w:p>
+      <w:pPr>
+        <w:numPr>
+          <w:ilvl w:val="0"/>
+          <w:numId w:val="19"/>
+        </w:numPr>
+        <w:spacing w:after="100" w:afterAutospacing="1" w:line="240" w:lineRule="auto"/>
+        <w:rPr>
+          <w:rFonts w:ascii="Arial" w:eastAsia="Times New Roman" w:hAnsi="Arial" w:cs="Arial"/>
+          <w:kern w:val="0"/>
+          <w:sz w:val="24"/>
+          <w:szCs w:val="24"/>
+          <w:lang w:eastAsia="en-IN" w:bidi="ar-SA"/>
+          <w14:ligatures w14:val="none"/>
+        </w:rPr>
+      </w:pPr>
+      <w:r>
+        <w:rPr>
+          <w:rFonts w:ascii="Arial" w:eastAsia="Times New Roman" w:hAnsi="Arial" w:cs="Arial"/>
+          <w:kern w:val="0"/>
+          <w:sz w:val="24"/>
+          <w:szCs w:val="24"/>
+          <w:lang w:eastAsia="en-IN" w:bidi="ar-SA"/>
+          <w14:ligatures w14:val="none"/>
+        </w:rPr>
+        <w:t xml:space="preserve">SHA-256 uses </w:t>
+      </w:r>
+      <w:r>
+        <w:rPr>
+          <w:rFonts w:ascii="Arial" w:eastAsia="Times New Roman" w:hAnsi="Arial" w:cs="Arial"/>
+          <w:b/>
+          <w:bCs/>
+          <w:kern w:val="0"/>
+          <w:sz w:val="24"/>
+          <w:szCs w:val="24"/>
+          <w:lang w:eastAsia="en-IN" w:bidi="ar-SA"/>
+          <w14:ligatures w14:val="none"/>
+        </w:rPr>
+        <w:t>8 working variables</w:t>
+      </w:r>
+      <w:r>
+        <w:rPr>
+          <w:rFonts w:ascii="Arial" w:eastAsia="Times New Roman" w:hAnsi="Arial" w:cs="Arial"/>
+          <w:kern w:val="0"/>
+          <w:sz w:val="24"/>
+          <w:szCs w:val="24"/>
+          <w:lang w:eastAsia="en-IN" w:bidi="ar-SA"/>
+          <w14:ligatures w14:val="none"/>
+        </w:rPr>
+        <w:t xml:space="preserve"> (</w:t>
+      </w:r>
+      <w:proofErr w:type="spellStart"/>
+      <w:r>
+        <w:rPr>
+          <w:rFonts w:ascii="Arial" w:eastAsia="Times New Roman" w:hAnsi="Arial" w:cs="Arial"/>
+          <w:kern w:val="0"/>
+          <w:sz w:val="24"/>
+          <w:szCs w:val="24"/>
+          <w:lang w:eastAsia="en-IN" w:bidi="ar-SA"/>
+          <w14:ligatures w14:val="none"/>
+        </w:rPr>
+        <w:t>labeled</w:t>
+      </w:r>
+      <w:proofErr w:type="spellEnd"/>
+      <w:r>
+        <w:rPr>
+          <w:rFonts w:ascii="Arial" w:eastAsia="Times New Roman" w:hAnsi="Arial" w:cs="Arial"/>
+          <w:kern w:val="0"/>
+          <w:sz w:val="24"/>
+          <w:szCs w:val="24"/>
+          <w:lang w:eastAsia="en-IN" w:bidi="ar-SA"/>
+          <w14:ligatures w14:val="none"/>
+        </w:rPr>
+        <w:t xml:space="preserve"> </w:t>
+      </w:r>
+      <w:r>
+        <w:rPr>
+          <w:rFonts w:ascii="Arial" w:eastAsia="Times New Roman" w:hAnsi="Arial" w:cs="Arial"/>
+          <w:kern w:val="0"/>
+          <w:sz w:val="20"/>
+          <w:szCs w:val="20"/>
+          <w:lang w:eastAsia="en-IN" w:bidi="ar-SA"/>
+          <w14:ligatures w14:val="none"/>
+        </w:rPr>
+        <w:t>A, B, C, D, E, F, G, H</w:t>
+      </w:r>
+      <w:r>
+        <w:rPr>
+          <w:rFonts w:ascii="Arial" w:eastAsia="Times New Roman" w:hAnsi="Arial" w:cs="Arial"/>
+          <w:kern w:val="0"/>
+          <w:sz w:val="24"/>
+          <w:szCs w:val="24"/>
+          <w:lang w:eastAsia="en-IN" w:bidi="ar-SA"/>
+          <w14:ligatures w14:val="none"/>
+        </w:rPr>
+        <w:t>), each storing 32 bits (total 256 bits).</w:t>
+      </w:r>
+    </w:p>
+    <w:p>
+      <w:pPr>
+        <w:numPr>
+          <w:ilvl w:val="0"/>
+          <w:numId w:val="19"/>
+        </w:numPr>
+        <w:spacing w:after="100" w:afterAutospacing="1" w:line="240" w:lineRule="auto"/>
+        <w:rPr>
+          <w:rFonts w:ascii="Arial" w:eastAsia="Times New Roman" w:hAnsi="Arial" w:cs="Arial"/>
+          <w:kern w:val="0"/>
+          <w:sz w:val="24"/>
+          <w:szCs w:val="24"/>
+          <w:lang w:eastAsia="en-IN" w:bidi="ar-SA"/>
+          <w14:ligatures w14:val="none"/>
+        </w:rPr>
+      </w:pPr>
+      <w:r>
+        <w:rPr>
+          <w:rFonts w:ascii="Arial" w:eastAsia="Times New Roman" w:hAnsi="Arial" w:cs="Arial"/>
+          <w:kern w:val="0"/>
+          <w:sz w:val="24"/>
+          <w:szCs w:val="24"/>
+          <w:lang w:eastAsia="en-IN" w:bidi="ar-SA"/>
+          <w14:ligatures w14:val="none"/>
+        </w:rPr>
+        <w:t>These variables are pre-filled with specific constants derived from the fractional parts of the square roots of the first 8 prime numbers (2 to 19).</w:t>
+      </w:r>
+    </w:p>
+    <w:p>
+      <w:pPr>
+        <w:spacing w:after="100" w:afterAutospacing="1" w:line="240" w:lineRule="auto"/>
+        <w:outlineLvl w:val="2"/>
+        <w:rPr>
+          <w:rFonts w:ascii="Arial" w:eastAsia="Times New Roman" w:hAnsi="Arial" w:cs="Arial"/>
+          <w:b/>
+          <w:bCs/>
+          <w:kern w:val="0"/>
+          <w:sz w:val="27"/>
+          <w:szCs w:val="27"/>
+          <w:lang w:eastAsia="en-IN" w:bidi="ar-SA"/>
+          <w14:ligatures w14:val="none"/>
+        </w:rPr>
+      </w:pPr>
+      <w:r>
+        <w:rPr>
+          <w:rFonts w:ascii="Arial" w:eastAsia="Times New Roman" w:hAnsi="Arial" w:cs="Arial"/>
+          <w:b/>
+          <w:bCs/>
+          <w:kern w:val="0"/>
+          <w:sz w:val="27"/>
+          <w:szCs w:val="27"/>
+          <w:lang w:eastAsia="en-IN" w:bidi="ar-SA"/>
+          <w14:ligatures w14:val="none"/>
+        </w:rPr>
+        <w:t>Step 3: Message Expansion</w:t>
+      </w:r>
+    </w:p>
+    <w:p>
+      <w:pPr>
+        <w:numPr>
+          <w:ilvl w:val="0"/>
+          <w:numId w:val="20"/>
+        </w:numPr>
+        <w:spacing w:after="100" w:afterAutospacing="1" w:line="240" w:lineRule="auto"/>
+        <w:rPr>
+          <w:rFonts w:ascii="Arial" w:eastAsia="Times New Roman" w:hAnsi="Arial" w:cs="Arial"/>
+          <w:kern w:val="0"/>
+          <w:sz w:val="24"/>
+          <w:szCs w:val="24"/>
+          <w:lang w:eastAsia="en-IN" w:bidi="ar-SA"/>
+          <w14:ligatures w14:val="none"/>
+        </w:rPr>
+      </w:pPr>
+      <w:r>
+        <w:rPr>
+          <w:rFonts w:ascii="Arial" w:eastAsia="Times New Roman" w:hAnsi="Arial" w:cs="Arial"/>
+          <w:kern w:val="0"/>
+          <w:sz w:val="24"/>
+          <w:szCs w:val="24"/>
+          <w:lang w:eastAsia="en-IN" w:bidi="ar-SA"/>
+          <w14:ligatures w14:val="none"/>
+        </w:rPr>
+        <w:lastRenderedPageBreak/>
+        <w:t>Each 512-bit message block is split into 16 words of 32 bits each (</w:t>
+      </w:r>
+      <m:oMath>
+        <m:sSub>
+          <m:sSubPr>
+            <m:ctrlPr>
+              <w:rPr>
+                <w:rFonts w:ascii="Cambria Math" w:eastAsia="Times New Roman" w:hAnsi="Cambria Math" w:cs="Arial"/>
+                <w:kern w:val="0"/>
+                <w:sz w:val="24"/>
+                <w:szCs w:val="24"/>
+                <w:lang w:eastAsia="en-IN" w:bidi="ar-SA"/>
+                <w14:ligatures w14:val="none"/>
+              </w:rPr>
+            </m:ctrlPr>
+          </m:sSubPr>
+          <m:e>
+            <m:r>
+              <w:rPr>
+                <w:rFonts w:ascii="Cambria Math" w:eastAsia="Times New Roman" w:hAnsi="Cambria Math" w:cs="Arial"/>
+                <w:kern w:val="0"/>
+                <w:sz w:val="24"/>
+                <w:szCs w:val="24"/>
+                <w:lang w:eastAsia="en-IN" w:bidi="ar-SA"/>
+                <w14:ligatures w14:val="none"/>
+              </w:rPr>
+              <m:t>W</m:t>
+            </m:r>
+          </m:e>
+          <m:sub>
+            <m:r>
+              <w:rPr>
+                <w:rFonts w:ascii="Cambria Math" w:eastAsia="Times New Roman" w:hAnsi="Cambria Math" w:cs="Arial"/>
+                <w:kern w:val="0"/>
+                <w:sz w:val="24"/>
+                <w:szCs w:val="24"/>
+                <w:lang w:eastAsia="en-IN" w:bidi="ar-SA"/>
+                <w14:ligatures w14:val="none"/>
+              </w:rPr>
+              <m:t>0</m:t>
+            </m:r>
+          </m:sub>
+        </m:sSub>
+      </m:oMath>
+      <w:r>
+        <w:rPr>
+          <w:rFonts w:ascii="Arial" w:eastAsia="Times New Roman" w:hAnsi="Arial" w:cs="Arial"/>
+          <w:kern w:val="0"/>
+          <w:sz w:val="24"/>
+          <w:szCs w:val="24"/>
+          <w:lang w:eastAsia="en-IN" w:bidi="ar-SA"/>
+          <w14:ligatures w14:val="none"/>
+        </w:rPr>
+        <w:t xml:space="preserve"> through </w:t>
+      </w:r>
+      <m:oMath>
+        <m:sSub>
+          <m:sSubPr>
+            <m:ctrlPr>
+              <w:rPr>
+                <w:rFonts w:ascii="Cambria Math" w:eastAsia="Times New Roman" w:hAnsi="Cambria Math" w:cs="Arial"/>
+                <w:kern w:val="0"/>
+                <w:sz w:val="24"/>
+                <w:szCs w:val="24"/>
+                <w:lang w:eastAsia="en-IN" w:bidi="ar-SA"/>
+                <w14:ligatures w14:val="none"/>
+              </w:rPr>
+            </m:ctrlPr>
+          </m:sSubPr>
+          <m:e>
+            <m:r>
+              <w:rPr>
+                <w:rFonts w:ascii="Cambria Math" w:eastAsia="Times New Roman" w:hAnsi="Cambria Math" w:cs="Arial"/>
+                <w:kern w:val="0"/>
+                <w:sz w:val="24"/>
+                <w:szCs w:val="24"/>
+                <w:lang w:eastAsia="en-IN" w:bidi="ar-SA"/>
+                <w14:ligatures w14:val="none"/>
+              </w:rPr>
+              <m:t>W</m:t>
+            </m:r>
+          </m:e>
+          <m:sub>
+            <m:r>
+              <w:rPr>
+                <w:rFonts w:ascii="Cambria Math" w:eastAsia="Times New Roman" w:hAnsi="Cambria Math" w:cs="Arial"/>
+                <w:kern w:val="0"/>
+                <w:sz w:val="24"/>
+                <w:szCs w:val="24"/>
+                <w:lang w:eastAsia="en-IN" w:bidi="ar-SA"/>
+                <w14:ligatures w14:val="none"/>
+              </w:rPr>
+              <m:t>15</m:t>
+            </m:r>
+          </m:sub>
+        </m:sSub>
+      </m:oMath>
+      <w:r>
+        <w:rPr>
+          <w:rFonts w:ascii="Arial" w:eastAsia="Times New Roman" w:hAnsi="Arial" w:cs="Arial"/>
+          <w:kern w:val="0"/>
+          <w:sz w:val="24"/>
+          <w:szCs w:val="24"/>
+          <w:lang w:eastAsia="en-IN" w:bidi="ar-SA"/>
+          <w14:ligatures w14:val="none"/>
+        </w:rPr>
+        <w:t>).</w:t>
+      </w:r>
+    </w:p>
+    <w:p>
+      <w:pPr>
+        <w:numPr>
+          <w:ilvl w:val="0"/>
+          <w:numId w:val="20"/>
+        </w:numPr>
+        <w:spacing w:after="100" w:afterAutospacing="1" w:line="240" w:lineRule="auto"/>
+        <w:rPr>
+          <w:rFonts w:ascii="Arial" w:eastAsia="Times New Roman" w:hAnsi="Arial" w:cs="Arial"/>
+          <w:kern w:val="0"/>
+          <w:sz w:val="24"/>
+          <w:szCs w:val="24"/>
+          <w:lang w:eastAsia="en-IN" w:bidi="ar-SA"/>
+          <w14:ligatures w14:val="none"/>
+        </w:rPr>
+      </w:pPr>
+      <w:r>
+        <w:rPr>
+          <w:rFonts w:ascii="Arial" w:eastAsia="Times New Roman" w:hAnsi="Arial" w:cs="Arial"/>
+          <w:kern w:val="0"/>
+          <w:sz w:val="24"/>
+          <w:szCs w:val="24"/>
+          <w:lang w:eastAsia="en-IN" w:bidi="ar-SA"/>
+          <w14:ligatures w14:val="none"/>
+        </w:rPr>
+        <w:t xml:space="preserve">Using bitwise mathematical operations (rotations, shifts, and XORs), these 16 words are expanded into a </w:t>
+      </w:r>
+      <w:r>
+        <w:rPr>
+          <w:rFonts w:ascii="Arial" w:eastAsia="Times New Roman" w:hAnsi="Arial" w:cs="Arial"/>
+          <w:b/>
+          <w:bCs/>
+          <w:kern w:val="0"/>
+          <w:sz w:val="24"/>
+          <w:szCs w:val="24"/>
+          <w:lang w:eastAsia="en-IN" w:bidi="ar-SA"/>
+          <w14:ligatures w14:val="none"/>
+        </w:rPr>
+        <w:t>64-word message schedule</w:t>
+      </w:r>
+      <w:r>
+        <w:rPr>
+          <w:rFonts w:ascii="Arial" w:eastAsia="Times New Roman" w:hAnsi="Arial" w:cs="Arial"/>
+          <w:kern w:val="0"/>
+          <w:sz w:val="24"/>
+          <w:szCs w:val="24"/>
+          <w:lang w:eastAsia="en-IN" w:bidi="ar-SA"/>
+          <w14:ligatures w14:val="none"/>
+        </w:rPr>
+        <w:t xml:space="preserve"> (</w:t>
+      </w:r>
+      <m:oMath>
+        <m:sSub>
+          <m:sSubPr>
+            <m:ctrlPr>
+              <w:rPr>
+                <w:rFonts w:ascii="Cambria Math" w:eastAsia="Times New Roman" w:hAnsi="Cambria Math" w:cs="Arial"/>
+                <w:kern w:val="0"/>
+                <w:sz w:val="24"/>
+                <w:szCs w:val="24"/>
+                <w:lang w:eastAsia="en-IN" w:bidi="ar-SA"/>
+                <w14:ligatures w14:val="none"/>
+              </w:rPr>
+            </m:ctrlPr>
+          </m:sSubPr>
+          <m:e>
+            <m:r>
+              <w:rPr>
+                <w:rFonts w:ascii="Cambria Math" w:eastAsia="Times New Roman" w:hAnsi="Cambria Math" w:cs="Arial"/>
+                <w:kern w:val="0"/>
+                <w:sz w:val="24"/>
+                <w:szCs w:val="24"/>
+                <w:lang w:eastAsia="en-IN" w:bidi="ar-SA"/>
+                <w14:ligatures w14:val="none"/>
+              </w:rPr>
+              <m:t>W</m:t>
+            </m:r>
+          </m:e>
+          <m:sub>
+            <m:r>
+              <w:rPr>
+                <w:rFonts w:ascii="Cambria Math" w:eastAsia="Times New Roman" w:hAnsi="Cambria Math" w:cs="Arial"/>
+                <w:kern w:val="0"/>
+                <w:sz w:val="24"/>
+                <w:szCs w:val="24"/>
+                <w:lang w:eastAsia="en-IN" w:bidi="ar-SA"/>
+                <w14:ligatures w14:val="none"/>
+              </w:rPr>
+              <m:t>0</m:t>
+            </m:r>
+          </m:sub>
+        </m:sSub>
+      </m:oMath>
+      <w:r>
+        <w:rPr>
+          <w:rFonts w:ascii="Arial" w:eastAsia="Times New Roman" w:hAnsi="Arial" w:cs="Arial"/>
+          <w:kern w:val="0"/>
+          <w:sz w:val="24"/>
+          <w:szCs w:val="24"/>
+          <w:lang w:eastAsia="en-IN" w:bidi="ar-SA"/>
+          <w14:ligatures w14:val="none"/>
+        </w:rPr>
+        <w:t xml:space="preserve"> through </w:t>
+      </w:r>
+      <m:oMath>
+        <m:sSub>
+          <m:sSubPr>
+            <m:ctrlPr>
+              <w:rPr>
+                <w:rFonts w:ascii="Cambria Math" w:eastAsia="Times New Roman" w:hAnsi="Cambria Math" w:cs="Arial"/>
+                <w:kern w:val="0"/>
+                <w:sz w:val="24"/>
+                <w:szCs w:val="24"/>
+                <w:lang w:eastAsia="en-IN" w:bidi="ar-SA"/>
+                <w14:ligatures w14:val="none"/>
+              </w:rPr>
+            </m:ctrlPr>
+          </m:sSubPr>
+          <m:e>
+            <m:r>
+              <w:rPr>
+                <w:rFonts w:ascii="Cambria Math" w:eastAsia="Times New Roman" w:hAnsi="Cambria Math" w:cs="Arial"/>
+                <w:kern w:val="0"/>
+                <w:sz w:val="24"/>
+                <w:szCs w:val="24"/>
+                <w:lang w:eastAsia="en-IN" w:bidi="ar-SA"/>
+                <w14:ligatures w14:val="none"/>
+              </w:rPr>
+              <m:t>W</m:t>
+            </m:r>
+          </m:e>
+          <m:sub>
+            <m:r>
+              <w:rPr>
+                <w:rFonts w:ascii="Cambria Math" w:eastAsia="Times New Roman" w:hAnsi="Cambria Math" w:cs="Arial"/>
+                <w:kern w:val="0"/>
+                <w:sz w:val="24"/>
+                <w:szCs w:val="24"/>
+                <w:lang w:eastAsia="en-IN" w:bidi="ar-SA"/>
+                <w14:ligatures w14:val="none"/>
+              </w:rPr>
+              <m:t>63</m:t>
+            </m:r>
+          </m:sub>
+        </m:sSub>
+      </m:oMath>
+      <w:r>
+        <w:rPr>
+          <w:rFonts w:ascii="Arial" w:eastAsia="Times New Roman" w:hAnsi="Arial" w:cs="Arial"/>
+          <w:kern w:val="0"/>
+          <w:sz w:val="24"/>
+          <w:szCs w:val="24"/>
+          <w:lang w:eastAsia="en-IN" w:bidi="ar-SA"/>
+          <w14:ligatures w14:val="none"/>
+        </w:rPr>
+        <w:t>).</w:t>
+      </w:r>
+    </w:p>
+    <w:p>
+      <w:pPr>
+        <w:spacing w:after="100" w:afterAutospacing="1" w:line="240" w:lineRule="auto"/>
+        <w:outlineLvl w:val="2"/>
+        <w:rPr>
+          <w:rFonts w:ascii="Arial" w:eastAsia="Times New Roman" w:hAnsi="Arial" w:cs="Arial"/>
+          <w:b/>
+          <w:bCs/>
+          <w:kern w:val="0"/>
+          <w:sz w:val="27"/>
+          <w:szCs w:val="27"/>
+          <w:lang w:eastAsia="en-IN" w:bidi="ar-SA"/>
+          <w14:ligatures w14:val="none"/>
+        </w:rPr>
+      </w:pPr>
+      <w:r>
+        <w:rPr>
+          <w:rFonts w:ascii="Arial" w:eastAsia="Times New Roman" w:hAnsi="Arial" w:cs="Arial"/>
+          <w:b/>
+          <w:bCs/>
+          <w:kern w:val="0"/>
+          <w:sz w:val="27"/>
+          <w:szCs w:val="27"/>
+          <w:lang w:eastAsia="en-IN" w:bidi="ar-SA"/>
+          <w14:ligatures w14:val="none"/>
+        </w:rPr>
+        <w:t>Step 4: Compression Function (64 Rounds)</w:t>
+      </w:r>
+    </w:p>
+    <w:p>
+      <w:pPr>
+        <w:numPr>
+          <w:ilvl w:val="0"/>
+          <w:numId w:val="21"/>
+        </w:numPr>
+        <w:spacing w:after="100" w:afterAutospacing="1" w:line="240" w:lineRule="auto"/>
+        <w:rPr>
+          <w:rFonts w:ascii="Arial" w:eastAsia="Times New Roman" w:hAnsi="Arial" w:cs="Arial"/>
+          <w:kern w:val="0"/>
+          <w:sz w:val="24"/>
+          <w:szCs w:val="24"/>
+          <w:lang w:eastAsia="en-IN" w:bidi="ar-SA"/>
+          <w14:ligatures w14:val="none"/>
+        </w:rPr>
+      </w:pPr>
+      <w:r>
+        <w:rPr>
+          <w:rFonts w:ascii="Arial" w:eastAsia="Times New Roman" w:hAnsi="Arial" w:cs="Arial"/>
+          <w:kern w:val="0"/>
+          <w:sz w:val="24"/>
+          <w:szCs w:val="24"/>
+          <w:lang w:eastAsia="en-IN" w:bidi="ar-SA"/>
+          <w14:ligatures w14:val="none"/>
+        </w:rPr>
+        <w:t xml:space="preserve">The algorithm runs </w:t>
+      </w:r>
+      <w:r>
+        <w:rPr>
+          <w:rFonts w:ascii="Arial" w:eastAsia="Times New Roman" w:hAnsi="Arial" w:cs="Arial"/>
+          <w:b/>
+          <w:bCs/>
+          <w:kern w:val="0"/>
+          <w:sz w:val="24"/>
+          <w:szCs w:val="24"/>
+          <w:lang w:eastAsia="en-IN" w:bidi="ar-SA"/>
+          <w14:ligatures w14:val="none"/>
+        </w:rPr>
+        <w:t>64 sequential compression rounds</w:t>
+      </w:r>
+      <w:r>
+        <w:rPr>
+          <w:rFonts w:ascii="Arial" w:eastAsia="Times New Roman" w:hAnsi="Arial" w:cs="Arial"/>
+          <w:kern w:val="0"/>
+          <w:sz w:val="24"/>
+          <w:szCs w:val="24"/>
+          <w:lang w:eastAsia="en-IN" w:bidi="ar-SA"/>
+          <w14:ligatures w14:val="none"/>
+        </w:rPr>
+        <w:t xml:space="preserve"> for every 512-bit block.</w:t>
+      </w:r>
+    </w:p>
+    <w:p>
+      <w:pPr>
+        <w:numPr>
+          <w:ilvl w:val="0"/>
+          <w:numId w:val="21"/>
+        </w:numPr>
+        <w:spacing w:after="100" w:afterAutospacing="1" w:line="240" w:lineRule="auto"/>
+        <w:rPr>
+          <w:rFonts w:ascii="Arial" w:eastAsia="Times New Roman" w:hAnsi="Arial" w:cs="Arial"/>
+          <w:kern w:val="0"/>
+          <w:sz w:val="24"/>
+          <w:szCs w:val="24"/>
+          <w:lang w:eastAsia="en-IN" w:bidi="ar-SA"/>
+          <w14:ligatures w14:val="none"/>
+        </w:rPr>
+      </w:pPr>
+      <w:r>
+        <w:rPr>
+          <w:rFonts w:ascii="Arial" w:eastAsia="Times New Roman" w:hAnsi="Arial" w:cs="Arial"/>
+          <w:kern w:val="0"/>
+          <w:sz w:val="24"/>
+          <w:szCs w:val="24"/>
+          <w:lang w:eastAsia="en-IN" w:bidi="ar-SA"/>
+          <w14:ligatures w14:val="none"/>
+        </w:rPr>
+        <w:t>In each round, it updates the variables (</w:t>
+      </w:r>
+      <w:r>
+        <w:rPr>
+          <w:rFonts w:ascii="Arial" w:eastAsia="Times New Roman" w:hAnsi="Arial" w:cs="Arial"/>
+          <w:kern w:val="0"/>
+          <w:sz w:val="20"/>
+          <w:szCs w:val="20"/>
+          <w:lang w:eastAsia="en-IN" w:bidi="ar-SA"/>
+          <w14:ligatures w14:val="none"/>
+        </w:rPr>
+        <w:t>A</w:t>
+      </w:r>
+      <w:r>
+        <w:rPr>
+          <w:rFonts w:ascii="Arial" w:eastAsia="Times New Roman" w:hAnsi="Arial" w:cs="Arial"/>
+          <w:kern w:val="0"/>
+          <w:sz w:val="24"/>
+          <w:szCs w:val="24"/>
+          <w:lang w:eastAsia="en-IN" w:bidi="ar-SA"/>
+          <w14:ligatures w14:val="none"/>
+        </w:rPr>
+        <w:t xml:space="preserve"> through </w:t>
+      </w:r>
+      <w:r>
+        <w:rPr>
+          <w:rFonts w:ascii="Arial" w:eastAsia="Times New Roman" w:hAnsi="Arial" w:cs="Arial"/>
+          <w:kern w:val="0"/>
+          <w:sz w:val="20"/>
+          <w:szCs w:val="20"/>
+          <w:lang w:eastAsia="en-IN" w:bidi="ar-SA"/>
+          <w14:ligatures w14:val="none"/>
+        </w:rPr>
+        <w:t>H</w:t>
+      </w:r>
+      <w:r>
+        <w:rPr>
+          <w:rFonts w:ascii="Arial" w:eastAsia="Times New Roman" w:hAnsi="Arial" w:cs="Arial"/>
+          <w:kern w:val="0"/>
+          <w:sz w:val="24"/>
+          <w:szCs w:val="24"/>
+          <w:lang w:eastAsia="en-IN" w:bidi="ar-SA"/>
+          <w14:ligatures w14:val="none"/>
+        </w:rPr>
+        <w:t>) using:</w:t>
+      </w:r>
+    </w:p>
+    <w:p>
+      <w:pPr>
+        <w:numPr>
+          <w:ilvl w:val="1"/>
+          <w:numId w:val="21"/>
+        </w:numPr>
+        <w:spacing w:after="100" w:afterAutospacing="1" w:line="240" w:lineRule="auto"/>
+        <w:rPr>
+          <w:rFonts w:ascii="Arial" w:eastAsia="Times New Roman" w:hAnsi="Arial" w:cs="Arial"/>
+          <w:kern w:val="0"/>
+          <w:sz w:val="24"/>
+          <w:szCs w:val="24"/>
+          <w:lang w:eastAsia="en-IN" w:bidi="ar-SA"/>
+          <w14:ligatures w14:val="none"/>
+        </w:rPr>
+      </w:pPr>
+      <w:r>
+        <w:rPr>
+          <w:rFonts w:ascii="Arial" w:eastAsia="Times New Roman" w:hAnsi="Arial" w:cs="Arial"/>
+          <w:kern w:val="0"/>
+          <w:sz w:val="24"/>
+          <w:szCs w:val="24"/>
+          <w:lang w:eastAsia="en-IN" w:bidi="ar-SA"/>
+          <w14:ligatures w14:val="none"/>
+        </w:rPr>
+        <w:t>The expanded word (</w:t>
+      </w:r>
+      <m:oMath>
+        <m:sSub>
+          <m:sSubPr>
+            <m:ctrlPr>
+              <w:rPr>
+                <w:rFonts w:ascii="Cambria Math" w:eastAsia="Times New Roman" w:hAnsi="Cambria Math" w:cs="Arial"/>
+                <w:kern w:val="0"/>
+                <w:sz w:val="24"/>
+                <w:szCs w:val="24"/>
+                <w:lang w:eastAsia="en-IN" w:bidi="ar-SA"/>
+                <w14:ligatures w14:val="none"/>
+              </w:rPr>
+            </m:ctrlPr>
+          </m:sSubPr>
+          <m:e>
+            <m:r>
+              <w:rPr>
+                <w:rFonts w:ascii="Cambria Math" w:eastAsia="Times New Roman" w:hAnsi="Cambria Math" w:cs="Arial"/>
+                <w:kern w:val="0"/>
+                <w:sz w:val="24"/>
+                <w:szCs w:val="24"/>
+                <w:lang w:eastAsia="en-IN" w:bidi="ar-SA"/>
+                <w14:ligatures w14:val="none"/>
+              </w:rPr>
+              <m:t>W</m:t>
+            </m:r>
+          </m:e>
+          <m:sub>
+            <m:r>
+              <w:rPr>
+                <w:rFonts w:ascii="Cambria Math" w:eastAsia="Times New Roman" w:hAnsi="Cambria Math" w:cs="Arial"/>
+                <w:kern w:val="0"/>
+                <w:sz w:val="24"/>
+                <w:szCs w:val="24"/>
+                <w:lang w:eastAsia="en-IN" w:bidi="ar-SA"/>
+                <w14:ligatures w14:val="none"/>
+              </w:rPr>
+              <m:t>i</m:t>
+            </m:r>
+          </m:sub>
+        </m:sSub>
+      </m:oMath>
+      <w:r>
+        <w:rPr>
+          <w:rFonts w:ascii="Arial" w:eastAsia="Times New Roman" w:hAnsi="Arial" w:cs="Arial"/>
+          <w:kern w:val="0"/>
+          <w:sz w:val="24"/>
+          <w:szCs w:val="24"/>
+          <w:lang w:eastAsia="en-IN" w:bidi="ar-SA"/>
+          <w14:ligatures w14:val="none"/>
+        </w:rPr>
+        <w:t>) for that round.</w:t>
+      </w:r>
+    </w:p>
+    <w:p>
+      <w:pPr>
+        <w:numPr>
+          <w:ilvl w:val="1"/>
+          <w:numId w:val="21"/>
+        </w:numPr>
+        <w:spacing w:after="100" w:afterAutospacing="1" w:line="240" w:lineRule="auto"/>
+        <w:rPr>
+          <w:rFonts w:ascii="Arial" w:eastAsia="Times New Roman" w:hAnsi="Arial" w:cs="Arial"/>
+          <w:kern w:val="0"/>
+          <w:sz w:val="24"/>
+          <w:szCs w:val="24"/>
+          <w:lang w:eastAsia="en-IN" w:bidi="ar-SA"/>
+          <w14:ligatures w14:val="none"/>
+        </w:rPr>
+      </w:pPr>
+      <w:r>
+        <w:rPr>
+          <w:rFonts w:ascii="Arial" w:eastAsia="Times New Roman" w:hAnsi="Arial" w:cs="Arial"/>
+          <w:kern w:val="0"/>
+          <w:sz w:val="24"/>
+          <w:szCs w:val="24"/>
+          <w:lang w:eastAsia="en-IN" w:bidi="ar-SA"/>
+          <w14:ligatures w14:val="none"/>
+        </w:rPr>
+        <w:t>A unique 32-bit constant (</w:t>
+      </w:r>
+      <m:oMath>
+        <m:sSub>
+          <m:sSubPr>
+            <m:ctrlPr>
+              <w:rPr>
+                <w:rFonts w:ascii="Cambria Math" w:eastAsia="Times New Roman" w:hAnsi="Cambria Math" w:cs="Arial"/>
+                <w:kern w:val="0"/>
+                <w:sz w:val="24"/>
+                <w:szCs w:val="24"/>
+                <w:lang w:eastAsia="en-IN" w:bidi="ar-SA"/>
+                <w14:ligatures w14:val="none"/>
+              </w:rPr>
+            </m:ctrlPr>
+          </m:sSubPr>
+          <m:e>
+            <m:r>
+              <w:rPr>
+                <w:rFonts w:ascii="Cambria Math" w:eastAsia="Times New Roman" w:hAnsi="Cambria Math" w:cs="Arial"/>
+                <w:kern w:val="0"/>
+                <w:sz w:val="24"/>
+                <w:szCs w:val="24"/>
+                <w:lang w:eastAsia="en-IN" w:bidi="ar-SA"/>
+                <w14:ligatures w14:val="none"/>
+              </w:rPr>
+              <m:t>K</m:t>
+            </m:r>
+          </m:e>
+          <m:sub>
+            <m:r>
+              <w:rPr>
+                <w:rFonts w:ascii="Cambria Math" w:eastAsia="Times New Roman" w:hAnsi="Cambria Math" w:cs="Arial"/>
+                <w:kern w:val="0"/>
+                <w:sz w:val="24"/>
+                <w:szCs w:val="24"/>
+                <w:lang w:eastAsia="en-IN" w:bidi="ar-SA"/>
+                <w14:ligatures w14:val="none"/>
+              </w:rPr>
+              <m:t>i</m:t>
+            </m:r>
+          </m:sub>
+        </m:sSub>
+      </m:oMath>
+      <w:r>
+        <w:rPr>
+          <w:rFonts w:ascii="Arial" w:eastAsia="Times New Roman" w:hAnsi="Arial" w:cs="Arial"/>
+          <w:kern w:val="0"/>
+          <w:sz w:val="24"/>
+          <w:szCs w:val="24"/>
+          <w:lang w:eastAsia="en-IN" w:bidi="ar-SA"/>
+          <w14:ligatures w14:val="none"/>
+        </w:rPr>
+        <w:t>) based on the cube roots of the first 64 prime numbers.</w:t>
+      </w:r>
+    </w:p>
+    <w:p>
+      <w:pPr>
+        <w:numPr>
+          <w:ilvl w:val="1"/>
+          <w:numId w:val="21"/>
+        </w:numPr>
+        <w:spacing w:after="100" w:afterAutospacing="1" w:line="240" w:lineRule="auto"/>
+        <w:rPr>
+          <w:rFonts w:ascii="Arial" w:eastAsia="Times New Roman" w:hAnsi="Arial" w:cs="Arial"/>
+          <w:kern w:val="0"/>
+          <w:sz w:val="24"/>
+          <w:szCs w:val="24"/>
+          <w:lang w:eastAsia="en-IN" w:bidi="ar-SA"/>
+          <w14:ligatures w14:val="none"/>
+        </w:rPr>
+      </w:pPr>
+      <w:r>
+        <w:rPr>
+          <w:rFonts w:ascii="Arial" w:eastAsia="Times New Roman" w:hAnsi="Arial" w:cs="Arial"/>
+          <w:kern w:val="0"/>
+          <w:sz w:val="24"/>
+          <w:szCs w:val="24"/>
+          <w:lang w:eastAsia="en-IN" w:bidi="ar-SA"/>
+          <w14:ligatures w14:val="none"/>
+        </w:rPr>
+        <w:t xml:space="preserve">Logical functions: </w:t>
+      </w:r>
+      <w:r>
+        <w:rPr>
+          <w:rFonts w:ascii="Arial" w:eastAsia="Times New Roman" w:hAnsi="Arial" w:cs="Arial"/>
+          <w:b/>
+          <w:bCs/>
+          <w:kern w:val="0"/>
+          <w:sz w:val="24"/>
+          <w:szCs w:val="24"/>
+          <w:lang w:eastAsia="en-IN" w:bidi="ar-SA"/>
+          <w14:ligatures w14:val="none"/>
+        </w:rPr>
+        <w:t>Ch</w:t>
+      </w:r>
+      <w:r>
+        <w:rPr>
+          <w:rFonts w:ascii="Arial" w:eastAsia="Times New Roman" w:hAnsi="Arial" w:cs="Arial"/>
+          <w:kern w:val="0"/>
+          <w:sz w:val="24"/>
+          <w:szCs w:val="24"/>
+          <w:lang w:eastAsia="en-IN" w:bidi="ar-SA"/>
+          <w14:ligatures w14:val="none"/>
+        </w:rPr>
+        <w:t xml:space="preserve"> (Choose), </w:t>
+      </w:r>
+      <w:r>
+        <w:rPr>
+          <w:rFonts w:ascii="Arial" w:eastAsia="Times New Roman" w:hAnsi="Arial" w:cs="Arial"/>
+          <w:b/>
+          <w:bCs/>
+          <w:kern w:val="0"/>
+          <w:sz w:val="24"/>
+          <w:szCs w:val="24"/>
+          <w:lang w:eastAsia="en-IN" w:bidi="ar-SA"/>
+          <w14:ligatures w14:val="none"/>
+        </w:rPr>
+        <w:t>Maj</w:t>
+      </w:r>
+      <w:r>
+        <w:rPr>
+          <w:rFonts w:ascii="Arial" w:eastAsia="Times New Roman" w:hAnsi="Arial" w:cs="Arial"/>
+          <w:kern w:val="0"/>
+          <w:sz w:val="24"/>
+          <w:szCs w:val="24"/>
+          <w:lang w:eastAsia="en-IN" w:bidi="ar-SA"/>
+          <w14:ligatures w14:val="none"/>
+        </w:rPr>
+        <w:t xml:space="preserve"> (Majority), and </w:t>
+      </w:r>
+      <m:oMath>
+        <m:r>
+          <m:rPr>
+            <m:sty m:val="p"/>
+          </m:rPr>
+          <w:rPr>
+            <w:rFonts w:ascii="Cambria Math" w:eastAsia="Times New Roman" w:hAnsi="Cambria Math" w:cs="Arial"/>
+            <w:kern w:val="0"/>
+            <w:sz w:val="24"/>
+            <w:szCs w:val="24"/>
+            <w:lang w:eastAsia="en-IN" w:bidi="ar-SA"/>
+            <w14:ligatures w14:val="none"/>
+          </w:rPr>
+          <m:t>Σ</m:t>
+        </m:r>
+      </m:oMath>
+      <w:r>
+        <w:rPr>
+          <w:rFonts w:ascii="Arial" w:eastAsia="Times New Roman" w:hAnsi="Arial" w:cs="Arial"/>
+          <w:kern w:val="0"/>
+          <w:sz w:val="24"/>
+          <w:szCs w:val="24"/>
+          <w:lang w:eastAsia="en-IN" w:bidi="ar-SA"/>
+          <w14:ligatures w14:val="none"/>
+        </w:rPr>
+        <w:t xml:space="preserve"> (Sum/Rotation functions).</w:t>
+      </w:r>
+    </w:p>
+    <w:p>
+      <w:pPr>
+        <w:spacing w:after="100" w:afterAutospacing="1" w:line="240" w:lineRule="auto"/>
+        <w:outlineLvl w:val="2"/>
+        <w:rPr>
+          <w:rFonts w:ascii="Arial" w:eastAsia="Times New Roman" w:hAnsi="Arial" w:cs="Arial"/>
+          <w:b/>
+          <w:bCs/>
+          <w:kern w:val="0"/>
+          <w:sz w:val="27"/>
+          <w:szCs w:val="27"/>
+          <w:lang w:eastAsia="en-IN" w:bidi="ar-SA"/>
+          <w14:ligatures w14:val="none"/>
+        </w:rPr>
+      </w:pPr>
+      <w:r>
+        <w:rPr>
+          <w:rFonts w:ascii="Arial" w:eastAsia="Times New Roman" w:hAnsi="Arial" w:cs="Arial"/>
+          <w:b/>
+          <w:bCs/>
+          <w:kern w:val="0"/>
+          <w:sz w:val="27"/>
+          <w:szCs w:val="27"/>
+          <w:lang w:eastAsia="en-IN" w:bidi="ar-SA"/>
+          <w14:ligatures w14:val="none"/>
+        </w:rPr>
+        <w:t>Step 5: Final Hash Generation</w:t>
+      </w:r>
+    </w:p>
+    <w:p>
+      <w:pPr>
+        <w:numPr>
+          <w:ilvl w:val="0"/>
+          <w:numId w:val="22"/>
+        </w:numPr>
+        <w:spacing w:after="100" w:afterAutospacing="1" w:line="240" w:lineRule="auto"/>
+        <w:rPr>
+          <w:rFonts w:ascii="Arial" w:eastAsia="Times New Roman" w:hAnsi="Arial" w:cs="Arial"/>
+          <w:kern w:val="0"/>
+          <w:sz w:val="24"/>
+          <w:szCs w:val="24"/>
+          <w:lang w:eastAsia="en-IN" w:bidi="ar-SA"/>
+          <w14:ligatures w14:val="none"/>
+        </w:rPr>
+      </w:pPr>
+      <w:r>
+        <w:rPr>
+          <w:rFonts w:ascii="Arial" w:eastAsia="Times New Roman" w:hAnsi="Arial" w:cs="Arial"/>
+          <w:kern w:val="0"/>
+          <w:sz w:val="24"/>
+          <w:szCs w:val="24"/>
+          <w:lang w:eastAsia="en-IN" w:bidi="ar-SA"/>
+          <w14:ligatures w14:val="none"/>
+        </w:rPr>
+        <w:t xml:space="preserve">After </w:t>
+      </w:r>
+      <w:proofErr w:type="gramStart"/>
+      <w:r>
+        <w:rPr>
+          <w:rFonts w:ascii="Arial" w:eastAsia="Times New Roman" w:hAnsi="Arial" w:cs="Arial"/>
+          <w:kern w:val="0"/>
+          <w:sz w:val="24"/>
+          <w:szCs w:val="24"/>
+          <w:lang w:eastAsia="en-IN" w:bidi="ar-SA"/>
+          <w14:ligatures w14:val="none"/>
+        </w:rPr>
+        <w:t>all</w:t>
+      </w:r>
+      <w:proofErr w:type="gramEnd"/>
+      <w:r>
+        <w:rPr>
+          <w:rFonts w:ascii="Arial" w:eastAsia="Times New Roman" w:hAnsi="Arial" w:cs="Arial"/>
+          <w:kern w:val="0"/>
+          <w:sz w:val="24"/>
+          <w:szCs w:val="24"/>
+          <w:lang w:eastAsia="en-IN" w:bidi="ar-SA"/>
+          <w14:ligatures w14:val="none"/>
+        </w:rPr>
+        <w:t xml:space="preserve"> 64 rounds finish for a block, the updated working variables are added to the initial buffer values.</w:t>
+      </w:r>
+    </w:p>
+    <w:p>
+      <w:pPr>
+        <w:numPr>
+          <w:ilvl w:val="0"/>
+          <w:numId w:val="22"/>
+        </w:numPr>
+        <w:spacing w:after="100" w:afterAutospacing="1" w:line="240" w:lineRule="auto"/>
+        <w:rPr>
+          <w:rFonts w:ascii="Arial" w:eastAsia="Times New Roman" w:hAnsi="Arial" w:cs="Arial"/>
+          <w:kern w:val="0"/>
+          <w:sz w:val="24"/>
+          <w:szCs w:val="24"/>
+          <w:lang w:eastAsia="en-IN" w:bidi="ar-SA"/>
+          <w14:ligatures w14:val="none"/>
+        </w:rPr>
+      </w:pPr>
+      <w:r>
+        <w:rPr>
+          <w:rFonts w:ascii="Arial" w:eastAsia="Times New Roman" w:hAnsi="Arial" w:cs="Arial"/>
+          <w:kern w:val="0"/>
+          <w:sz w:val="24"/>
+          <w:szCs w:val="24"/>
+          <w:lang w:eastAsia="en-IN" w:bidi="ar-SA"/>
+          <w14:ligatures w14:val="none"/>
+        </w:rPr>
+        <w:t xml:space="preserve">The 8 final 32-bit values are concatenated together to form the complete </w:t>
+      </w:r>
+      <w:r>
+        <w:rPr>
+          <w:rFonts w:ascii="Arial" w:eastAsia="Times New Roman" w:hAnsi="Arial" w:cs="Arial"/>
+          <w:b/>
+          <w:bCs/>
+          <w:kern w:val="0"/>
+          <w:sz w:val="24"/>
+          <w:szCs w:val="24"/>
+          <w:lang w:eastAsia="en-IN" w:bidi="ar-SA"/>
+          <w14:ligatures w14:val="none"/>
+        </w:rPr>
+        <w:t>256-bit (64-character hexadecimal)</w:t>
+      </w:r>
+      <w:r>
+        <w:rPr>
+          <w:rFonts w:ascii="Arial" w:eastAsia="Times New Roman" w:hAnsi="Arial" w:cs="Arial"/>
+          <w:kern w:val="0"/>
+          <w:sz w:val="24"/>
+          <w:szCs w:val="24"/>
+          <w:lang w:eastAsia="en-IN" w:bidi="ar-SA"/>
+          <w14:ligatures w14:val="none"/>
+        </w:rPr>
+        <w:t xml:space="preserve"> digest.</w:t>
+      </w:r>
+    </w:p>
+    <w:p>
+      <w:pPr>
+        <w:spacing w:after="100" w:afterAutospacing="1" w:line="240" w:lineRule="auto"/>
+        <w:outlineLvl w:val="1"/>
+        <w:rPr>
+          <w:rFonts w:ascii="Arial" w:eastAsia="Times New Roman" w:hAnsi="Arial" w:cs="Arial"/>
+          <w:b/>
+          <w:bCs/>
+          <w:kern w:val="0"/>
+          <w:sz w:val="36"/>
+          <w:szCs w:val="36"/>
+          <w:lang w:eastAsia="en-IN" w:bidi="ar-SA"/>
+          <w14:ligatures w14:val="none"/>
+        </w:rPr>
+      </w:pPr>
+      <w:r>
+        <w:rPr>
+          <w:rFonts w:ascii="Arial" w:eastAsia="Times New Roman" w:hAnsi="Arial" w:cs="Arial"/>
+          <w:b/>
+          <w:bCs/>
+          <w:kern w:val="0"/>
+          <w:sz w:val="36"/>
+          <w:szCs w:val="36"/>
+          <w:lang w:eastAsia="en-IN" w:bidi="ar-SA"/>
+          <w14:ligatures w14:val="none"/>
+        </w:rPr>
+        <w:t>Primary Applications</w:t>
+      </w:r>
+    </w:p>
+    <w:p>
+      <w:pPr>
+        <w:numPr>
+          <w:ilvl w:val="0"/>
+          <w:numId w:val="23"/>
+        </w:numPr>
+        <w:spacing w:after="100" w:afterAutospacing="1" w:line="240" w:lineRule="auto"/>
+        <w:rPr>
+          <w:rFonts w:ascii="Arial" w:eastAsia="Times New Roman" w:hAnsi="Arial" w:cs="Arial"/>
+          <w:kern w:val="0"/>
+          <w:sz w:val="24"/>
+          <w:szCs w:val="24"/>
+          <w:lang w:eastAsia="en-IN" w:bidi="ar-SA"/>
+          <w14:ligatures w14:val="none"/>
+        </w:rPr>
+      </w:pPr>
+      <w:r>
+        <w:rPr>
+          <w:rFonts w:ascii="Arial" w:eastAsia="Times New Roman" w:hAnsi="Arial" w:cs="Arial"/>
+          <w:b/>
+          <w:bCs/>
+          <w:kern w:val="0"/>
+          <w:sz w:val="24"/>
+          <w:szCs w:val="24"/>
+          <w:lang w:eastAsia="en-IN" w:bidi="ar-SA"/>
+          <w14:ligatures w14:val="none"/>
+        </w:rPr>
+        <w:t>Blockchain &amp; Bitcoin:</w:t>
+      </w:r>
+      <w:r>
+        <w:rPr>
+          <w:rFonts w:ascii="Arial" w:eastAsia="Times New Roman" w:hAnsi="Arial" w:cs="Arial"/>
+          <w:kern w:val="0"/>
+          <w:sz w:val="24"/>
+          <w:szCs w:val="24"/>
+          <w:lang w:eastAsia="en-IN" w:bidi="ar-SA"/>
+          <w14:ligatures w14:val="none"/>
+        </w:rPr>
+        <w:t xml:space="preserve"> Used for Proof-of-Work mining, transaction validation, and creating address keys.</w:t>
+      </w:r>
+    </w:p>
+    <w:p>
+      <w:pPr>
+        <w:numPr>
+          <w:ilvl w:val="0"/>
+          <w:numId w:val="23"/>
+        </w:numPr>
+        <w:spacing w:after="100" w:afterAutospacing="1" w:line="240" w:lineRule="auto"/>
+        <w:rPr>
+          <w:rFonts w:ascii="Arial" w:eastAsia="Times New Roman" w:hAnsi="Arial" w:cs="Arial"/>
+          <w:kern w:val="0"/>
+          <w:sz w:val="24"/>
+          <w:szCs w:val="24"/>
+          <w:lang w:eastAsia="en-IN" w:bidi="ar-SA"/>
+          <w14:ligatures w14:val="none"/>
+        </w:rPr>
+      </w:pPr>
+      <w:r>
+        <w:rPr>
+          <w:rFonts w:ascii="Arial" w:eastAsia="Times New Roman" w:hAnsi="Arial" w:cs="Arial"/>
+          <w:b/>
+          <w:bCs/>
+          <w:kern w:val="0"/>
+          <w:sz w:val="24"/>
+          <w:szCs w:val="24"/>
+          <w:lang w:eastAsia="en-IN" w:bidi="ar-SA"/>
+          <w14:ligatures w14:val="none"/>
+        </w:rPr>
+        <w:t>Password Hashing:</w:t>
+      </w:r>
+      <w:r>
+        <w:rPr>
+          <w:rFonts w:ascii="Arial" w:eastAsia="Times New Roman" w:hAnsi="Arial" w:cs="Arial"/>
+          <w:kern w:val="0"/>
+          <w:sz w:val="24"/>
+          <w:szCs w:val="24"/>
+          <w:lang w:eastAsia="en-IN" w:bidi="ar-SA"/>
+          <w14:ligatures w14:val="none"/>
+        </w:rPr>
+        <w:t xml:space="preserve"> Passwords are hashed before storage so plain text isn't stored in databases.</w:t>
+      </w:r>
+    </w:p>
+    <w:p>
+      <w:pPr>
+        <w:numPr>
+          <w:ilvl w:val="0"/>
+          <w:numId w:val="23"/>
+        </w:numPr>
+        <w:spacing w:after="100" w:afterAutospacing="1" w:line="240" w:lineRule="auto"/>
+        <w:rPr>
+          <w:rFonts w:ascii="Arial" w:eastAsia="Times New Roman" w:hAnsi="Arial" w:cs="Arial"/>
+          <w:kern w:val="0"/>
+          <w:sz w:val="24"/>
+          <w:szCs w:val="24"/>
+          <w:lang w:eastAsia="en-IN" w:bidi="ar-SA"/>
+          <w14:ligatures w14:val="none"/>
+        </w:rPr>
+      </w:pPr>
+      <w:r>
+        <w:rPr>
+          <w:rFonts w:ascii="Arial" w:eastAsia="Times New Roman" w:hAnsi="Arial" w:cs="Arial"/>
+          <w:b/>
+          <w:bCs/>
+          <w:kern w:val="0"/>
+          <w:sz w:val="24"/>
+          <w:szCs w:val="24"/>
+          <w:lang w:eastAsia="en-IN" w:bidi="ar-SA"/>
+          <w14:ligatures w14:val="none"/>
+        </w:rPr>
+        <w:t>Digital Signatures:</w:t>
+      </w:r>
+      <w:r>
+        <w:rPr>
+          <w:rFonts w:ascii="Arial" w:eastAsia="Times New Roman" w:hAnsi="Arial" w:cs="Arial"/>
+          <w:kern w:val="0"/>
+          <w:sz w:val="24"/>
+          <w:szCs w:val="24"/>
+          <w:lang w:eastAsia="en-IN" w:bidi="ar-SA"/>
+          <w14:ligatures w14:val="none"/>
+        </w:rPr>
+        <w:t xml:space="preserve"> Used in SSL/TLS certificates and PGP email encryption to verify message authenticity.</w:t>
+      </w:r>
+    </w:p>
+    <w:p>
+      <w:pPr>
+        <w:numPr>
+          <w:ilvl w:val="0"/>
+          <w:numId w:val="23"/>
+        </w:numPr>
+        <w:spacing w:after="100" w:afterAutospacing="1" w:line="240" w:lineRule="auto"/>
+        <w:rPr>
+          <w:rFonts w:ascii="Arial" w:eastAsia="Times New Roman" w:hAnsi="Arial" w:cs="Arial"/>
+          <w:kern w:val="0"/>
+          <w:sz w:val="24"/>
+          <w:szCs w:val="24"/>
+          <w:lang w:eastAsia="en-IN" w:bidi="ar-SA"/>
+          <w14:ligatures w14:val="none"/>
+        </w:rPr>
+      </w:pPr>
+      <w:r>
+        <w:rPr>
+          <w:rFonts w:ascii="Arial" w:eastAsia="Times New Roman" w:hAnsi="Arial" w:cs="Arial"/>
+          <w:b/>
+          <w:bCs/>
+          <w:kern w:val="0"/>
+          <w:sz w:val="24"/>
+          <w:szCs w:val="24"/>
+          <w:lang w:eastAsia="en-IN" w:bidi="ar-SA"/>
+          <w14:ligatures w14:val="none"/>
+        </w:rPr>
+        <w:t>File Integrity Checks:</w:t>
+      </w:r>
+      <w:r>
+        <w:rPr>
+          <w:rFonts w:ascii="Arial" w:eastAsia="Times New Roman" w:hAnsi="Arial" w:cs="Arial"/>
+          <w:kern w:val="0"/>
+          <w:sz w:val="24"/>
+          <w:szCs w:val="24"/>
+          <w:lang w:eastAsia="en-IN" w:bidi="ar-SA"/>
+          <w14:ligatures w14:val="none"/>
+        </w:rPr>
+        <w:t xml:space="preserve"> Downloads often include a SHA-256 checksum so users can confirm the downloaded file hasn't been altered or corrupted.</w:t>
+      </w:r>
+    </w:p>
     <w:p/>
     <w:sectPr>
       <w:pgSz w:w="11906" w:h="16838"/>
@@ -2513,6 +6850,155 @@
     </w:lvl>
   </w:abstractNum>
   <w:abstractNum w:abstractNumId="2" w15:restartNumberingAfterBreak="0">
+    <w:nsid w:val="07F1605B"/>
+    <w:multiLevelType w:val="multilevel"/>
+    <w:tmpl w:val="97F627D0"/>
+    <w:lvl w:ilvl="0">
+      <w:start w:val="1"/>
+      <w:numFmt w:val="bullet"/>
+      <w:lvlText w:val=""/>
+      <w:lvlJc w:val="left"/>
+      <w:pPr>
+        <w:tabs>
+          <w:tab w:val="num" w:pos="720"/>
+        </w:tabs>
+        <w:ind w:left="720" w:hanging="360"/>
+      </w:pPr>
+      <w:rPr>
+        <w:rFonts w:ascii="Symbol" w:hAnsi="Symbol" w:hint="default"/>
+        <w:sz w:val="20"/>
+      </w:rPr>
+    </w:lvl>
+    <w:lvl w:ilvl="1" w:tentative="1">
+      <w:start w:val="1"/>
+      <w:numFmt w:val="bullet"/>
+      <w:lvlText w:val="o"/>
+      <w:lvlJc w:val="left"/>
+      <w:pPr>
+        <w:tabs>
+          <w:tab w:val="num" w:pos="1440"/>
+        </w:tabs>
+        <w:ind w:left="1440" w:hanging="360"/>
+      </w:pPr>
+      <w:rPr>
+        <w:rFonts w:ascii="Courier New" w:hAnsi="Courier New" w:hint="default"/>
+        <w:sz w:val="20"/>
+      </w:rPr>
+    </w:lvl>
+    <w:lvl w:ilvl="2" w:tentative="1">
+      <w:start w:val="1"/>
+      <w:numFmt w:val="bullet"/>
+      <w:lvlText w:val=""/>
+      <w:lvlJc w:val="left"/>
+      <w:pPr>
+        <w:tabs>
+          <w:tab w:val="num" w:pos="2160"/>
+        </w:tabs>
+        <w:ind w:left="2160" w:hanging="360"/>
+      </w:pPr>
+      <w:rPr>
+        <w:rFonts w:ascii="Wingdings" w:hAnsi="Wingdings" w:hint="default"/>
+        <w:sz w:val="20"/>
+      </w:rPr>
+    </w:lvl>
+    <w:lvl w:ilvl="3" w:tentative="1">
+      <w:start w:val="1"/>
+      <w:numFmt w:val="bullet"/>
+      <w:lvlText w:val=""/>
+      <w:lvlJc w:val="left"/>
+      <w:pPr>
+        <w:tabs>
+          <w:tab w:val="num" w:pos="2880"/>
+        </w:tabs>
+        <w:ind w:left="2880" w:hanging="360"/>
+      </w:pPr>
+      <w:rPr>
+        <w:rFonts w:ascii="Wingdings" w:hAnsi="Wingdings" w:hint="default"/>
+        <w:sz w:val="20"/>
+      </w:rPr>
+    </w:lvl>
+    <w:lvl w:ilvl="4" w:tentative="1">
+      <w:start w:val="1"/>
+      <w:numFmt w:val="bullet"/>
+      <w:lvlText w:val=""/>
+      <w:lvlJc w:val="left"/>
+      <w:pPr>
+        <w:tabs>
+          <w:tab w:val="num" w:pos="3600"/>
+        </w:tabs>
+        <w:ind w:left="3600" w:hanging="360"/>
+      </w:pPr>
+      <w:rPr>
+        <w:rFonts w:ascii="Wingdings" w:hAnsi="Wingdings" w:hint="default"/>
+        <w:sz w:val="20"/>
+      </w:rPr>
+    </w:lvl>
+    <w:lvl w:ilvl="5" w:tentative="1">
+      <w:start w:val="1"/>
+      <w:numFmt w:val="bullet"/>
+      <w:lvlText w:val=""/>
+      <w:lvlJc w:val="left"/>
+      <w:pPr>
+        <w:tabs>
+          <w:tab w:val="num" w:pos="4320"/>
+        </w:tabs>
+        <w:ind w:left="4320" w:hanging="360"/>
+      </w:pPr>
+      <w:rPr>
+        <w:rFonts w:ascii="Wingdings" w:hAnsi="Wingdings" w:hint="default"/>
+        <w:sz w:val="20"/>
+      </w:rPr>
+    </w:lvl>
+    <w:lvl w:ilvl="6" w:tentative="1">
+      <w:start w:val="1"/>
+      <w:numFmt w:val="bullet"/>
+      <w:lvlText w:val=""/>
+      <w:lvlJc w:val="left"/>
+      <w:pPr>
+        <w:tabs>
+          <w:tab w:val="num" w:pos="5040"/>
+        </w:tabs>
+        <w:ind w:left="5040" w:hanging="360"/>
+      </w:pPr>
+      <w:rPr>
+        <w:rFonts w:ascii="Wingdings" w:hAnsi="Wingdings" w:hint="default"/>
+        <w:sz w:val="20"/>
+      </w:rPr>
+    </w:lvl>
+    <w:lvl w:ilvl="7" w:tentative="1">
+      <w:start w:val="1"/>
+      <w:numFmt w:val="bullet"/>
+      <w:lvlText w:val=""/>
+      <w:lvlJc w:val="left"/>
+      <w:pPr>
+        <w:tabs>
+          <w:tab w:val="num" w:pos="5760"/>
+        </w:tabs>
+        <w:ind w:left="5760" w:hanging="360"/>
+      </w:pPr>
+      <w:rPr>
+        <w:rFonts w:ascii="Wingdings" w:hAnsi="Wingdings" w:hint="default"/>
+        <w:sz w:val="20"/>
+      </w:rPr>
+    </w:lvl>
+    <w:lvl w:ilvl="8" w:tentative="1">
+      <w:start w:val="1"/>
+      <w:numFmt w:val="bullet"/>
+      <w:lvlText w:val=""/>
+      <w:lvlJc w:val="left"/>
+      <w:pPr>
+        <w:tabs>
+          <w:tab w:val="num" w:pos="6480"/>
+        </w:tabs>
+        <w:ind w:left="6480" w:hanging="360"/>
+      </w:pPr>
+      <w:rPr>
+        <w:rFonts w:ascii="Wingdings" w:hAnsi="Wingdings" w:hint="default"/>
+        <w:sz w:val="20"/>
+      </w:rPr>
+    </w:lvl>
+  </w:abstractNum>
+  <w:abstractNum w:abstractNumId="3" w15:restartNumberingAfterBreak="0">
     <w:nsid w:val="0EC41E0B"/>
     <w:multiLevelType w:val="multilevel"/>
     <w:tmpl w:val="86480B1C"/>
@@ -2661,7 +7147,7 @@
       </w:rPr>
     </w:lvl>
   </w:abstractNum>
-  <w:abstractNum w:abstractNumId="3" w15:restartNumberingAfterBreak="0">
+  <w:abstractNum w:abstractNumId="4" w15:restartNumberingAfterBreak="0">
     <w:nsid w:val="16CC4CAF"/>
     <w:multiLevelType w:val="multilevel"/>
     <w:tmpl w:val="1C24DDE6"/>
@@ -2810,7 +7296,7 @@
       </w:rPr>
     </w:lvl>
   </w:abstractNum>
-  <w:abstractNum w:abstractNumId="4" w15:restartNumberingAfterBreak="0">
+  <w:abstractNum w:abstractNumId="5" w15:restartNumberingAfterBreak="0">
     <w:nsid w:val="190B7397"/>
     <w:multiLevelType w:val="multilevel"/>
     <w:tmpl w:val="720EF0D2"/>
@@ -2959,7 +7445,156 @@
       </w:rPr>
     </w:lvl>
   </w:abstractNum>
-  <w:abstractNum w:abstractNumId="5" w15:restartNumberingAfterBreak="0">
+  <w:abstractNum w:abstractNumId="6" w15:restartNumberingAfterBreak="0">
+    <w:nsid w:val="294F78C9"/>
+    <w:multiLevelType w:val="multilevel"/>
+    <w:tmpl w:val="0290BF38"/>
+    <w:lvl w:ilvl="0">
+      <w:start w:val="1"/>
+      <w:numFmt w:val="bullet"/>
+      <w:lvlText w:val=""/>
+      <w:lvlJc w:val="left"/>
+      <w:pPr>
+        <w:tabs>
+          <w:tab w:val="num" w:pos="720"/>
+        </w:tabs>
+        <w:ind w:left="720" w:hanging="360"/>
+      </w:pPr>
+      <w:rPr>
+        <w:rFonts w:ascii="Symbol" w:hAnsi="Symbol" w:hint="default"/>
+        <w:sz w:val="20"/>
+      </w:rPr>
+    </w:lvl>
+    <w:lvl w:ilvl="1" w:tentative="1">
+      <w:start w:val="1"/>
+      <w:numFmt w:val="bullet"/>
+      <w:lvlText w:val="o"/>
+      <w:lvlJc w:val="left"/>
+      <w:pPr>
+        <w:tabs>
+          <w:tab w:val="num" w:pos="1440"/>
+        </w:tabs>
+        <w:ind w:left="1440" w:hanging="360"/>
+      </w:pPr>
+      <w:rPr>
+        <w:rFonts w:ascii="Courier New" w:hAnsi="Courier New" w:hint="default"/>
+        <w:sz w:val="20"/>
+      </w:rPr>
+    </w:lvl>
+    <w:lvl w:ilvl="2" w:tentative="1">
+      <w:start w:val="1"/>
+      <w:numFmt w:val="bullet"/>
+      <w:lvlText w:val=""/>
+      <w:lvlJc w:val="left"/>
+      <w:pPr>
+        <w:tabs>
+          <w:tab w:val="num" w:pos="2160"/>
+        </w:tabs>
+        <w:ind w:left="2160" w:hanging="360"/>
+      </w:pPr>
+      <w:rPr>
+        <w:rFonts w:ascii="Wingdings" w:hAnsi="Wingdings" w:hint="default"/>
+        <w:sz w:val="20"/>
+      </w:rPr>
+    </w:lvl>
+    <w:lvl w:ilvl="3" w:tentative="1">
+      <w:start w:val="1"/>
+      <w:numFmt w:val="bullet"/>
+      <w:lvlText w:val=""/>
+      <w:lvlJc w:val="left"/>
+      <w:pPr>
+        <w:tabs>
+          <w:tab w:val="num" w:pos="2880"/>
+        </w:tabs>
+        <w:ind w:left="2880" w:hanging="360"/>
+      </w:pPr>
+      <w:rPr>
+        <w:rFonts w:ascii="Wingdings" w:hAnsi="Wingdings" w:hint="default"/>
+        <w:sz w:val="20"/>
+      </w:rPr>
+    </w:lvl>
+    <w:lvl w:ilvl="4" w:tentative="1">
+      <w:start w:val="1"/>
+      <w:numFmt w:val="bullet"/>
+      <w:lvlText w:val=""/>
+      <w:lvlJc w:val="left"/>
+      <w:pPr>
+        <w:tabs>
+          <w:tab w:val="num" w:pos="3600"/>
+        </w:tabs>
+        <w:ind w:left="3600" w:hanging="360"/>
+      </w:pPr>
+      <w:rPr>
+        <w:rFonts w:ascii="Wingdings" w:hAnsi="Wingdings" w:hint="default"/>
+        <w:sz w:val="20"/>
+      </w:rPr>
+    </w:lvl>
+    <w:lvl w:ilvl="5" w:tentative="1">
+      <w:start w:val="1"/>
+      <w:numFmt w:val="bullet"/>
+      <w:lvlText w:val=""/>
+      <w:lvlJc w:val="left"/>
+      <w:pPr>
+        <w:tabs>
+          <w:tab w:val="num" w:pos="4320"/>
+        </w:tabs>
+        <w:ind w:left="4320" w:hanging="360"/>
+      </w:pPr>
+      <w:rPr>
+        <w:rFonts w:ascii="Wingdings" w:hAnsi="Wingdings" w:hint="default"/>
+        <w:sz w:val="20"/>
+      </w:rPr>
+    </w:lvl>
+    <w:lvl w:ilvl="6" w:tentative="1">
+      <w:start w:val="1"/>
+      <w:numFmt w:val="bullet"/>
+      <w:lvlText w:val=""/>
+      <w:lvlJc w:val="left"/>
+      <w:pPr>
+        <w:tabs>
+          <w:tab w:val="num" w:pos="5040"/>
+        </w:tabs>
+        <w:ind w:left="5040" w:hanging="360"/>
+      </w:pPr>
+      <w:rPr>
+        <w:rFonts w:ascii="Wingdings" w:hAnsi="Wingdings" w:hint="default"/>
+        <w:sz w:val="20"/>
+      </w:rPr>
+    </w:lvl>
+    <w:lvl w:ilvl="7" w:tentative="1">
+      <w:start w:val="1"/>
+      <w:numFmt w:val="bullet"/>
+      <w:lvlText w:val=""/>
+      <w:lvlJc w:val="left"/>
+      <w:pPr>
+        <w:tabs>
+          <w:tab w:val="num" w:pos="5760"/>
+        </w:tabs>
+        <w:ind w:left="5760" w:hanging="360"/>
+      </w:pPr>
+      <w:rPr>
+        <w:rFonts w:ascii="Wingdings" w:hAnsi="Wingdings" w:hint="default"/>
+        <w:sz w:val="20"/>
+      </w:rPr>
+    </w:lvl>
+    <w:lvl w:ilvl="8" w:tentative="1">
+      <w:start w:val="1"/>
+      <w:numFmt w:val="bullet"/>
+      <w:lvlText w:val=""/>
+      <w:lvlJc w:val="left"/>
+      <w:pPr>
+        <w:tabs>
+          <w:tab w:val="num" w:pos="6480"/>
+        </w:tabs>
+        <w:ind w:left="6480" w:hanging="360"/>
+      </w:pPr>
+      <w:rPr>
+        <w:rFonts w:ascii="Wingdings" w:hAnsi="Wingdings" w:hint="default"/>
+        <w:sz w:val="20"/>
+      </w:rPr>
+    </w:lvl>
+  </w:abstractNum>
+  <w:abstractNum w:abstractNumId="7" w15:restartNumberingAfterBreak="0">
     <w:nsid w:val="324F3253"/>
     <w:multiLevelType w:val="multilevel"/>
     <w:tmpl w:val="AB2C26EC"/>
@@ -3108,7 +7743,156 @@
       </w:rPr>
     </w:lvl>
   </w:abstractNum>
-  <w:abstractNum w:abstractNumId="6" w15:restartNumberingAfterBreak="0">
+  <w:abstractNum w:abstractNumId="8" w15:restartNumberingAfterBreak="0">
+    <w:nsid w:val="35466C2A"/>
+    <w:multiLevelType w:val="multilevel"/>
+    <w:tmpl w:val="C5E0B046"/>
+    <w:lvl w:ilvl="0">
+      <w:start w:val="1"/>
+      <w:numFmt w:val="bullet"/>
+      <w:lvlText w:val=""/>
+      <w:lvlJc w:val="left"/>
+      <w:pPr>
+        <w:tabs>
+          <w:tab w:val="num" w:pos="720"/>
+        </w:tabs>
+        <w:ind w:left="720" w:hanging="360"/>
+      </w:pPr>
+      <w:rPr>
+        <w:rFonts w:ascii="Symbol" w:hAnsi="Symbol" w:hint="default"/>
+        <w:sz w:val="20"/>
+      </w:rPr>
+    </w:lvl>
+    <w:lvl w:ilvl="1" w:tentative="1">
+      <w:start w:val="1"/>
+      <w:numFmt w:val="bullet"/>
+      <w:lvlText w:val="o"/>
+      <w:lvlJc w:val="left"/>
+      <w:pPr>
+        <w:tabs>
+          <w:tab w:val="num" w:pos="1440"/>
+        </w:tabs>
+        <w:ind w:left="1440" w:hanging="360"/>
+      </w:pPr>
+      <w:rPr>
+        <w:rFonts w:ascii="Courier New" w:hAnsi="Courier New" w:hint="default"/>
+        <w:sz w:val="20"/>
+      </w:rPr>
+    </w:lvl>
+    <w:lvl w:ilvl="2" w:tentative="1">
+      <w:start w:val="1"/>
+      <w:numFmt w:val="bullet"/>
+      <w:lvlText w:val=""/>
+      <w:lvlJc w:val="left"/>
+      <w:pPr>
+        <w:tabs>
+          <w:tab w:val="num" w:pos="2160"/>
+        </w:tabs>
+        <w:ind w:left="2160" w:hanging="360"/>
+      </w:pPr>
+      <w:rPr>
+        <w:rFonts w:ascii="Wingdings" w:hAnsi="Wingdings" w:hint="default"/>
+        <w:sz w:val="20"/>
+      </w:rPr>
+    </w:lvl>
+    <w:lvl w:ilvl="3" w:tentative="1">
+      <w:start w:val="1"/>
+      <w:numFmt w:val="bullet"/>
+      <w:lvlText w:val=""/>
+      <w:lvlJc w:val="left"/>
+      <w:pPr>
+        <w:tabs>
+          <w:tab w:val="num" w:pos="2880"/>
+        </w:tabs>
+        <w:ind w:left="2880" w:hanging="360"/>
+      </w:pPr>
+      <w:rPr>
+        <w:rFonts w:ascii="Wingdings" w:hAnsi="Wingdings" w:hint="default"/>
+        <w:sz w:val="20"/>
+      </w:rPr>
+    </w:lvl>
+    <w:lvl w:ilvl="4" w:tentative="1">
+      <w:start w:val="1"/>
+      <w:numFmt w:val="bullet"/>
+      <w:lvlText w:val=""/>
+      <w:lvlJc w:val="left"/>
+      <w:pPr>
+        <w:tabs>
+          <w:tab w:val="num" w:pos="3600"/>
+        </w:tabs>
+        <w:ind w:left="3600" w:hanging="360"/>
+      </w:pPr>
+      <w:rPr>
+        <w:rFonts w:ascii="Wingdings" w:hAnsi="Wingdings" w:hint="default"/>
+        <w:sz w:val="20"/>
+      </w:rPr>
+    </w:lvl>
+    <w:lvl w:ilvl="5" w:tentative="1">
+      <w:start w:val="1"/>
+      <w:numFmt w:val="bullet"/>
+      <w:lvlText w:val=""/>
+      <w:lvlJc w:val="left"/>
+      <w:pPr>
+        <w:tabs>
+          <w:tab w:val="num" w:pos="4320"/>
+        </w:tabs>
+        <w:ind w:left="4320" w:hanging="360"/>
+      </w:pPr>
+      <w:rPr>
+        <w:rFonts w:ascii="Wingdings" w:hAnsi="Wingdings" w:hint="default"/>
+        <w:sz w:val="20"/>
+      </w:rPr>
+    </w:lvl>
+    <w:lvl w:ilvl="6" w:tentative="1">
+      <w:start w:val="1"/>
+      <w:numFmt w:val="bullet"/>
+      <w:lvlText w:val=""/>
+      <w:lvlJc w:val="left"/>
+      <w:pPr>
+        <w:tabs>
+          <w:tab w:val="num" w:pos="5040"/>
+        </w:tabs>
+        <w:ind w:left="5040" w:hanging="360"/>
+      </w:pPr>
+      <w:rPr>
+        <w:rFonts w:ascii="Wingdings" w:hAnsi="Wingdings" w:hint="default"/>
+        <w:sz w:val="20"/>
+      </w:rPr>
+    </w:lvl>
+    <w:lvl w:ilvl="7" w:tentative="1">
+      <w:start w:val="1"/>
+      <w:numFmt w:val="bullet"/>
+      <w:lvlText w:val=""/>
+      <w:lvlJc w:val="left"/>
+      <w:pPr>
+        <w:tabs>
+          <w:tab w:val="num" w:pos="5760"/>
+        </w:tabs>
+        <w:ind w:left="5760" w:hanging="360"/>
+      </w:pPr>
+      <w:rPr>
+        <w:rFonts w:ascii="Wingdings" w:hAnsi="Wingdings" w:hint="default"/>
+        <w:sz w:val="20"/>
+      </w:rPr>
+    </w:lvl>
+    <w:lvl w:ilvl="8" w:tentative="1">
+      <w:start w:val="1"/>
+      <w:numFmt w:val="bullet"/>
+      <w:lvlText w:val=""/>
+      <w:lvlJc w:val="left"/>
+      <w:pPr>
+        <w:tabs>
+          <w:tab w:val="num" w:pos="6480"/>
+        </w:tabs>
+        <w:ind w:left="6480" w:hanging="360"/>
+      </w:pPr>
+      <w:rPr>
+        <w:rFonts w:ascii="Wingdings" w:hAnsi="Wingdings" w:hint="default"/>
+        <w:sz w:val="20"/>
+      </w:rPr>
+    </w:lvl>
+  </w:abstractNum>
+  <w:abstractNum w:abstractNumId="9" w15:restartNumberingAfterBreak="0">
     <w:nsid w:val="38A14849"/>
     <w:multiLevelType w:val="multilevel"/>
     <w:tmpl w:val="A0A0ACA8"/>
@@ -3257,7 +8041,156 @@
       </w:rPr>
     </w:lvl>
   </w:abstractNum>
-  <w:abstractNum w:abstractNumId="7" w15:restartNumberingAfterBreak="0">
+  <w:abstractNum w:abstractNumId="10" w15:restartNumberingAfterBreak="0">
+    <w:nsid w:val="3AAC0DD6"/>
+    <w:multiLevelType w:val="multilevel"/>
+    <w:tmpl w:val="DCBE15E6"/>
+    <w:lvl w:ilvl="0">
+      <w:start w:val="1"/>
+      <w:numFmt w:val="bullet"/>
+      <w:lvlText w:val=""/>
+      <w:lvlJc w:val="left"/>
+      <w:pPr>
+        <w:tabs>
+          <w:tab w:val="num" w:pos="720"/>
+        </w:tabs>
+        <w:ind w:left="720" w:hanging="360"/>
+      </w:pPr>
+      <w:rPr>
+        <w:rFonts w:ascii="Symbol" w:hAnsi="Symbol" w:hint="default"/>
+        <w:sz w:val="20"/>
+      </w:rPr>
+    </w:lvl>
+    <w:lvl w:ilvl="1" w:tentative="1">
+      <w:start w:val="1"/>
+      <w:numFmt w:val="bullet"/>
+      <w:lvlText w:val="o"/>
+      <w:lvlJc w:val="left"/>
+      <w:pPr>
+        <w:tabs>
+          <w:tab w:val="num" w:pos="1440"/>
+        </w:tabs>
+        <w:ind w:left="1440" w:hanging="360"/>
+      </w:pPr>
+      <w:rPr>
+        <w:rFonts w:ascii="Courier New" w:hAnsi="Courier New" w:hint="default"/>
+        <w:sz w:val="20"/>
+      </w:rPr>
+    </w:lvl>
+    <w:lvl w:ilvl="2" w:tentative="1">
+      <w:start w:val="1"/>
+      <w:numFmt w:val="bullet"/>
+      <w:lvlText w:val=""/>
+      <w:lvlJc w:val="left"/>
+      <w:pPr>
+        <w:tabs>
+          <w:tab w:val="num" w:pos="2160"/>
+        </w:tabs>
+        <w:ind w:left="2160" w:hanging="360"/>
+      </w:pPr>
+      <w:rPr>
+        <w:rFonts w:ascii="Wingdings" w:hAnsi="Wingdings" w:hint="default"/>
+        <w:sz w:val="20"/>
+      </w:rPr>
+    </w:lvl>
+    <w:lvl w:ilvl="3" w:tentative="1">
+      <w:start w:val="1"/>
+      <w:numFmt w:val="bullet"/>
+      <w:lvlText w:val=""/>
+      <w:lvlJc w:val="left"/>
+      <w:pPr>
+        <w:tabs>
+          <w:tab w:val="num" w:pos="2880"/>
+        </w:tabs>
+        <w:ind w:left="2880" w:hanging="360"/>
+      </w:pPr>
+      <w:rPr>
+        <w:rFonts w:ascii="Wingdings" w:hAnsi="Wingdings" w:hint="default"/>
+        <w:sz w:val="20"/>
+      </w:rPr>
+    </w:lvl>
+    <w:lvl w:ilvl="4" w:tentative="1">
+      <w:start w:val="1"/>
+      <w:numFmt w:val="bullet"/>
+      <w:lvlText w:val=""/>
+      <w:lvlJc w:val="left"/>
+      <w:pPr>
+        <w:tabs>
+          <w:tab w:val="num" w:pos="3600"/>
+        </w:tabs>
+        <w:ind w:left="3600" w:hanging="360"/>
+      </w:pPr>
+      <w:rPr>
+        <w:rFonts w:ascii="Wingdings" w:hAnsi="Wingdings" w:hint="default"/>
+        <w:sz w:val="20"/>
+      </w:rPr>
+    </w:lvl>
+    <w:lvl w:ilvl="5" w:tentative="1">
+      <w:start w:val="1"/>
+      <w:numFmt w:val="bullet"/>
+      <w:lvlText w:val=""/>
+      <w:lvlJc w:val="left"/>
+      <w:pPr>
+        <w:tabs>
+          <w:tab w:val="num" w:pos="4320"/>
+        </w:tabs>
+        <w:ind w:left="4320" w:hanging="360"/>
+      </w:pPr>
+      <w:rPr>
+        <w:rFonts w:ascii="Wingdings" w:hAnsi="Wingdings" w:hint="default"/>
+        <w:sz w:val="20"/>
+      </w:rPr>
+    </w:lvl>
+    <w:lvl w:ilvl="6" w:tentative="1">
+      <w:start w:val="1"/>
+      <w:numFmt w:val="bullet"/>
+      <w:lvlText w:val=""/>
+      <w:lvlJc w:val="left"/>
+      <w:pPr>
+        <w:tabs>
+          <w:tab w:val="num" w:pos="5040"/>
+        </w:tabs>
+        <w:ind w:left="5040" w:hanging="360"/>
+      </w:pPr>
+      <w:rPr>
+        <w:rFonts w:ascii="Wingdings" w:hAnsi="Wingdings" w:hint="default"/>
+        <w:sz w:val="20"/>
+      </w:rPr>
+    </w:lvl>
+    <w:lvl w:ilvl="7" w:tentative="1">
+      <w:start w:val="1"/>
+      <w:numFmt w:val="bullet"/>
+      <w:lvlText w:val=""/>
+      <w:lvlJc w:val="left"/>
+      <w:pPr>
+        <w:tabs>
+          <w:tab w:val="num" w:pos="5760"/>
+        </w:tabs>
+        <w:ind w:left="5760" w:hanging="360"/>
+      </w:pPr>
+      <w:rPr>
+        <w:rFonts w:ascii="Wingdings" w:hAnsi="Wingdings" w:hint="default"/>
+        <w:sz w:val="20"/>
+      </w:rPr>
+    </w:lvl>
+    <w:lvl w:ilvl="8" w:tentative="1">
+      <w:start w:val="1"/>
+      <w:numFmt w:val="bullet"/>
+      <w:lvlText w:val=""/>
+      <w:lvlJc w:val="left"/>
+      <w:pPr>
+        <w:tabs>
+          <w:tab w:val="num" w:pos="6480"/>
+        </w:tabs>
+        <w:ind w:left="6480" w:hanging="360"/>
+      </w:pPr>
+      <w:rPr>
+        <w:rFonts w:ascii="Wingdings" w:hAnsi="Wingdings" w:hint="default"/>
+        <w:sz w:val="20"/>
+      </w:rPr>
+    </w:lvl>
+  </w:abstractNum>
+  <w:abstractNum w:abstractNumId="11" w15:restartNumberingAfterBreak="0">
     <w:nsid w:val="3CBE00EF"/>
     <w:multiLevelType w:val="multilevel"/>
     <w:tmpl w:val="159A3000"/>
@@ -3406,7 +8339,7 @@
       </w:rPr>
     </w:lvl>
   </w:abstractNum>
-  <w:abstractNum w:abstractNumId="8" w15:restartNumberingAfterBreak="0">
+  <w:abstractNum w:abstractNumId="12" w15:restartNumberingAfterBreak="0">
     <w:nsid w:val="3FF845B8"/>
     <w:multiLevelType w:val="multilevel"/>
     <w:tmpl w:val="C4A45E38"/>
@@ -3555,7 +8488,156 @@
       </w:rPr>
     </w:lvl>
   </w:abstractNum>
-  <w:abstractNum w:abstractNumId="9" w15:restartNumberingAfterBreak="0">
+  <w:abstractNum w:abstractNumId="13" w15:restartNumberingAfterBreak="0">
+    <w:nsid w:val="47D615BF"/>
+    <w:multiLevelType w:val="multilevel"/>
+    <w:tmpl w:val="DB40BB48"/>
+    <w:lvl w:ilvl="0">
+      <w:start w:val="1"/>
+      <w:numFmt w:val="bullet"/>
+      <w:lvlText w:val=""/>
+      <w:lvlJc w:val="left"/>
+      <w:pPr>
+        <w:tabs>
+          <w:tab w:val="num" w:pos="720"/>
+        </w:tabs>
+        <w:ind w:left="720" w:hanging="360"/>
+      </w:pPr>
+      <w:rPr>
+        <w:rFonts w:ascii="Symbol" w:hAnsi="Symbol" w:hint="default"/>
+        <w:sz w:val="20"/>
+      </w:rPr>
+    </w:lvl>
+    <w:lvl w:ilvl="1" w:tentative="1">
+      <w:start w:val="1"/>
+      <w:numFmt w:val="bullet"/>
+      <w:lvlText w:val="o"/>
+      <w:lvlJc w:val="left"/>
+      <w:pPr>
+        <w:tabs>
+          <w:tab w:val="num" w:pos="1440"/>
+        </w:tabs>
+        <w:ind w:left="1440" w:hanging="360"/>
+      </w:pPr>
+      <w:rPr>
+        <w:rFonts w:ascii="Courier New" w:hAnsi="Courier New" w:hint="default"/>
+        <w:sz w:val="20"/>
+      </w:rPr>
+    </w:lvl>
+    <w:lvl w:ilvl="2" w:tentative="1">
+      <w:start w:val="1"/>
+      <w:numFmt w:val="bullet"/>
+      <w:lvlText w:val=""/>
+      <w:lvlJc w:val="left"/>
+      <w:pPr>
+        <w:tabs>
+          <w:tab w:val="num" w:pos="2160"/>
+        </w:tabs>
+        <w:ind w:left="2160" w:hanging="360"/>
+      </w:pPr>
+      <w:rPr>
+        <w:rFonts w:ascii="Wingdings" w:hAnsi="Wingdings" w:hint="default"/>
+        <w:sz w:val="20"/>
+      </w:rPr>
+    </w:lvl>
+    <w:lvl w:ilvl="3" w:tentative="1">
+      <w:start w:val="1"/>
+      <w:numFmt w:val="bullet"/>
+      <w:lvlText w:val=""/>
+      <w:lvlJc w:val="left"/>
+      <w:pPr>
+        <w:tabs>
+          <w:tab w:val="num" w:pos="2880"/>
+        </w:tabs>
+        <w:ind w:left="2880" w:hanging="360"/>
+      </w:pPr>
+      <w:rPr>
+        <w:rFonts w:ascii="Wingdings" w:hAnsi="Wingdings" w:hint="default"/>
+        <w:sz w:val="20"/>
+      </w:rPr>
+    </w:lvl>
+    <w:lvl w:ilvl="4" w:tentative="1">
+      <w:start w:val="1"/>
+      <w:numFmt w:val="bullet"/>
+      <w:lvlText w:val=""/>
+      <w:lvlJc w:val="left"/>
+      <w:pPr>
+        <w:tabs>
+          <w:tab w:val="num" w:pos="3600"/>
+        </w:tabs>
+        <w:ind w:left="3600" w:hanging="360"/>
+      </w:pPr>
+      <w:rPr>
+        <w:rFonts w:ascii="Wingdings" w:hAnsi="Wingdings" w:hint="default"/>
+        <w:sz w:val="20"/>
+      </w:rPr>
+    </w:lvl>
+    <w:lvl w:ilvl="5" w:tentative="1">
+      <w:start w:val="1"/>
+      <w:numFmt w:val="bullet"/>
+      <w:lvlText w:val=""/>
+      <w:lvlJc w:val="left"/>
+      <w:pPr>
+        <w:tabs>
+          <w:tab w:val="num" w:pos="4320"/>
+        </w:tabs>
+        <w:ind w:left="4320" w:hanging="360"/>
+      </w:pPr>
+      <w:rPr>
+        <w:rFonts w:ascii="Wingdings" w:hAnsi="Wingdings" w:hint="default"/>
+        <w:sz w:val="20"/>
+      </w:rPr>
+    </w:lvl>
+    <w:lvl w:ilvl="6" w:tentative="1">
+      <w:start w:val="1"/>
+      <w:numFmt w:val="bullet"/>
+      <w:lvlText w:val=""/>
+      <w:lvlJc w:val="left"/>
+      <w:pPr>
+        <w:tabs>
+          <w:tab w:val="num" w:pos="5040"/>
+        </w:tabs>
+        <w:ind w:left="5040" w:hanging="360"/>
+      </w:pPr>
+      <w:rPr>
+        <w:rFonts w:ascii="Wingdings" w:hAnsi="Wingdings" w:hint="default"/>
+        <w:sz w:val="20"/>
+      </w:rPr>
+    </w:lvl>
+    <w:lvl w:ilvl="7" w:tentative="1">
+      <w:start w:val="1"/>
+      <w:numFmt w:val="bullet"/>
+      <w:lvlText w:val=""/>
+      <w:lvlJc w:val="left"/>
+      <w:pPr>
+        <w:tabs>
+          <w:tab w:val="num" w:pos="5760"/>
+        </w:tabs>
+        <w:ind w:left="5760" w:hanging="360"/>
+      </w:pPr>
+      <w:rPr>
+        <w:rFonts w:ascii="Wingdings" w:hAnsi="Wingdings" w:hint="default"/>
+        <w:sz w:val="20"/>
+      </w:rPr>
+    </w:lvl>
+    <w:lvl w:ilvl="8" w:tentative="1">
+      <w:start w:val="1"/>
+      <w:numFmt w:val="bullet"/>
+      <w:lvlText w:val=""/>
+      <w:lvlJc w:val="left"/>
+      <w:pPr>
+        <w:tabs>
+          <w:tab w:val="num" w:pos="6480"/>
+        </w:tabs>
+        <w:ind w:left="6480" w:hanging="360"/>
+      </w:pPr>
+      <w:rPr>
+        <w:rFonts w:ascii="Wingdings" w:hAnsi="Wingdings" w:hint="default"/>
+        <w:sz w:val="20"/>
+      </w:rPr>
+    </w:lvl>
+  </w:abstractNum>
+  <w:abstractNum w:abstractNumId="14" w15:restartNumberingAfterBreak="0">
     <w:nsid w:val="4B037625"/>
     <w:multiLevelType w:val="multilevel"/>
     <w:tmpl w:val="56CAE6B8"/>
@@ -3704,7 +8786,7 @@
       </w:rPr>
     </w:lvl>
   </w:abstractNum>
-  <w:abstractNum w:abstractNumId="10" w15:restartNumberingAfterBreak="0">
+  <w:abstractNum w:abstractNumId="15" w15:restartNumberingAfterBreak="0">
     <w:nsid w:val="4B48480A"/>
     <w:multiLevelType w:val="multilevel"/>
     <w:tmpl w:val="CE729790"/>
@@ -3853,7 +8935,7 @@
       </w:rPr>
     </w:lvl>
   </w:abstractNum>
-  <w:abstractNum w:abstractNumId="11" w15:restartNumberingAfterBreak="0">
+  <w:abstractNum w:abstractNumId="16" w15:restartNumberingAfterBreak="0">
     <w:nsid w:val="5E5E0EE9"/>
     <w:multiLevelType w:val="multilevel"/>
     <w:tmpl w:val="65FE477C"/>
@@ -4002,7 +9084,7 @@
       </w:rPr>
     </w:lvl>
   </w:abstractNum>
-  <w:abstractNum w:abstractNumId="12" w15:restartNumberingAfterBreak="0">
+  <w:abstractNum w:abstractNumId="17" w15:restartNumberingAfterBreak="0">
     <w:nsid w:val="64F6737A"/>
     <w:multiLevelType w:val="multilevel"/>
     <w:tmpl w:val="DBF61CBE"/>
@@ -4151,7 +9233,7 @@
       </w:rPr>
     </w:lvl>
   </w:abstractNum>
-  <w:abstractNum w:abstractNumId="13" w15:restartNumberingAfterBreak="0">
+  <w:abstractNum w:abstractNumId="18" w15:restartNumberingAfterBreak="0">
     <w:nsid w:val="6AF6238D"/>
     <w:multiLevelType w:val="multilevel"/>
     <w:tmpl w:val="0D2C91BC"/>
@@ -4300,7 +9382,7 @@
       </w:rPr>
     </w:lvl>
   </w:abstractNum>
-  <w:abstractNum w:abstractNumId="14" w15:restartNumberingAfterBreak="0">
+  <w:abstractNum w:abstractNumId="19" w15:restartNumberingAfterBreak="0">
     <w:nsid w:val="6DFC1A87"/>
     <w:multiLevelType w:val="multilevel"/>
     <w:tmpl w:val="CB787188"/>
@@ -4449,7 +9531,7 @@
       </w:rPr>
     </w:lvl>
   </w:abstractNum>
-  <w:abstractNum w:abstractNumId="15" w15:restartNumberingAfterBreak="0">
+  <w:abstractNum w:abstractNumId="20" w15:restartNumberingAfterBreak="0">
     <w:nsid w:val="752C7932"/>
     <w:multiLevelType w:val="multilevel"/>
     <w:tmpl w:val="AF76B5FE"/>
@@ -4598,53 +9680,332 @@
       </w:rPr>
     </w:lvl>
   </w:abstractNum>
+  <w:abstractNum w:abstractNumId="21" w15:restartNumberingAfterBreak="0">
+    <w:nsid w:val="7CCE4D5A"/>
+    <w:multiLevelType w:val="multilevel"/>
+    <w:tmpl w:val="83F245DA"/>
+    <w:lvl w:ilvl="0">
+      <w:start w:val="1"/>
+      <w:numFmt w:val="bullet"/>
+      <w:lvlText w:val=""/>
+      <w:lvlJc w:val="left"/>
+      <w:pPr>
+        <w:tabs>
+          <w:tab w:val="num" w:pos="720"/>
+        </w:tabs>
+        <w:ind w:left="720" w:hanging="360"/>
+      </w:pPr>
+      <w:rPr>
+        <w:rFonts w:ascii="Symbol" w:hAnsi="Symbol" w:hint="default"/>
+        <w:sz w:val="20"/>
+      </w:rPr>
+    </w:lvl>
+    <w:lvl w:ilvl="1">
+      <w:start w:val="1"/>
+      <w:numFmt w:val="decimal"/>
+      <w:lvlText w:val="%2."/>
+      <w:lvlJc w:val="left"/>
+      <w:pPr>
+        <w:tabs>
+          <w:tab w:val="num" w:pos="1440"/>
+        </w:tabs>
+        <w:ind w:left="1440" w:hanging="360"/>
+      </w:pPr>
+    </w:lvl>
+    <w:lvl w:ilvl="2" w:tentative="1">
+      <w:start w:val="1"/>
+      <w:numFmt w:val="bullet"/>
+      <w:lvlText w:val=""/>
+      <w:lvlJc w:val="left"/>
+      <w:pPr>
+        <w:tabs>
+          <w:tab w:val="num" w:pos="2160"/>
+        </w:tabs>
+        <w:ind w:left="2160" w:hanging="360"/>
+      </w:pPr>
+      <w:rPr>
+        <w:rFonts w:ascii="Wingdings" w:hAnsi="Wingdings" w:hint="default"/>
+        <w:sz w:val="20"/>
+      </w:rPr>
+    </w:lvl>
+    <w:lvl w:ilvl="3" w:tentative="1">
+      <w:start w:val="1"/>
+      <w:numFmt w:val="bullet"/>
+      <w:lvlText w:val=""/>
+      <w:lvlJc w:val="left"/>
+      <w:pPr>
+        <w:tabs>
+          <w:tab w:val="num" w:pos="2880"/>
+        </w:tabs>
+        <w:ind w:left="2880" w:hanging="360"/>
+      </w:pPr>
+      <w:rPr>
+        <w:rFonts w:ascii="Wingdings" w:hAnsi="Wingdings" w:hint="default"/>
+        <w:sz w:val="20"/>
+      </w:rPr>
+    </w:lvl>
+    <w:lvl w:ilvl="4" w:tentative="1">
+      <w:start w:val="1"/>
+      <w:numFmt w:val="bullet"/>
+      <w:lvlText w:val=""/>
+      <w:lvlJc w:val="left"/>
+      <w:pPr>
+        <w:tabs>
+          <w:tab w:val="num" w:pos="3600"/>
+        </w:tabs>
+        <w:ind w:left="3600" w:hanging="360"/>
+      </w:pPr>
+      <w:rPr>
+        <w:rFonts w:ascii="Wingdings" w:hAnsi="Wingdings" w:hint="default"/>
+        <w:sz w:val="20"/>
+      </w:rPr>
+    </w:lvl>
+    <w:lvl w:ilvl="5" w:tentative="1">
+      <w:start w:val="1"/>
+      <w:numFmt w:val="bullet"/>
+      <w:lvlText w:val=""/>
+      <w:lvlJc w:val="left"/>
+      <w:pPr>
+        <w:tabs>
+          <w:tab w:val="num" w:pos="4320"/>
+        </w:tabs>
+        <w:ind w:left="4320" w:hanging="360"/>
+      </w:pPr>
+      <w:rPr>
+        <w:rFonts w:ascii="Wingdings" w:hAnsi="Wingdings" w:hint="default"/>
+        <w:sz w:val="20"/>
+      </w:rPr>
+    </w:lvl>
+    <w:lvl w:ilvl="6" w:tentative="1">
+      <w:start w:val="1"/>
+      <w:numFmt w:val="bullet"/>
+      <w:lvlText w:val=""/>
+      <w:lvlJc w:val="left"/>
+      <w:pPr>
+        <w:tabs>
+          <w:tab w:val="num" w:pos="5040"/>
+        </w:tabs>
+        <w:ind w:left="5040" w:hanging="360"/>
+      </w:pPr>
+      <w:rPr>
+        <w:rFonts w:ascii="Wingdings" w:hAnsi="Wingdings" w:hint="default"/>
+        <w:sz w:val="20"/>
+      </w:rPr>
+    </w:lvl>
+    <w:lvl w:ilvl="7" w:tentative="1">
+      <w:start w:val="1"/>
+      <w:numFmt w:val="bullet"/>
+      <w:lvlText w:val=""/>
+      <w:lvlJc w:val="left"/>
+      <w:pPr>
+        <w:tabs>
+          <w:tab w:val="num" w:pos="5760"/>
+        </w:tabs>
+        <w:ind w:left="5760" w:hanging="360"/>
+      </w:pPr>
+      <w:rPr>
+        <w:rFonts w:ascii="Wingdings" w:hAnsi="Wingdings" w:hint="default"/>
+        <w:sz w:val="20"/>
+      </w:rPr>
+    </w:lvl>
+    <w:lvl w:ilvl="8" w:tentative="1">
+      <w:start w:val="1"/>
+      <w:numFmt w:val="bullet"/>
+      <w:lvlText w:val=""/>
+      <w:lvlJc w:val="left"/>
+      <w:pPr>
+        <w:tabs>
+          <w:tab w:val="num" w:pos="6480"/>
+        </w:tabs>
+        <w:ind w:left="6480" w:hanging="360"/>
+      </w:pPr>
+      <w:rPr>
+        <w:rFonts w:ascii="Wingdings" w:hAnsi="Wingdings" w:hint="default"/>
+        <w:sz w:val="20"/>
+      </w:rPr>
+    </w:lvl>
+  </w:abstractNum>
+  <w:abstractNum w:abstractNumId="22" w15:restartNumberingAfterBreak="0">
+    <w:nsid w:val="7DB2631F"/>
+    <w:multiLevelType w:val="multilevel"/>
+    <w:tmpl w:val="E2B609EA"/>
+    <w:lvl w:ilvl="0">
+      <w:start w:val="1"/>
+      <w:numFmt w:val="decimal"/>
+      <w:lvlText w:val="%1."/>
+      <w:lvlJc w:val="left"/>
+      <w:pPr>
+        <w:tabs>
+          <w:tab w:val="num" w:pos="720"/>
+        </w:tabs>
+        <w:ind w:left="720" w:hanging="360"/>
+      </w:pPr>
+    </w:lvl>
+    <w:lvl w:ilvl="1" w:tentative="1">
+      <w:start w:val="1"/>
+      <w:numFmt w:val="decimal"/>
+      <w:lvlText w:val="%2."/>
+      <w:lvlJc w:val="left"/>
+      <w:pPr>
+        <w:tabs>
+          <w:tab w:val="num" w:pos="1440"/>
+        </w:tabs>
+        <w:ind w:left="1440" w:hanging="360"/>
+      </w:pPr>
+    </w:lvl>
+    <w:lvl w:ilvl="2" w:tentative="1">
+      <w:start w:val="1"/>
+      <w:numFmt w:val="decimal"/>
+      <w:lvlText w:val="%3."/>
+      <w:lvlJc w:val="left"/>
+      <w:pPr>
+        <w:tabs>
+          <w:tab w:val="num" w:pos="2160"/>
+        </w:tabs>
+        <w:ind w:left="2160" w:hanging="360"/>
+      </w:pPr>
+    </w:lvl>
+    <w:lvl w:ilvl="3" w:tentative="1">
+      <w:start w:val="1"/>
+      <w:numFmt w:val="decimal"/>
+      <w:lvlText w:val="%4."/>
+      <w:lvlJc w:val="left"/>
+      <w:pPr>
+        <w:tabs>
+          <w:tab w:val="num" w:pos="2880"/>
+        </w:tabs>
+        <w:ind w:left="2880" w:hanging="360"/>
+      </w:pPr>
+    </w:lvl>
+    <w:lvl w:ilvl="4" w:tentative="1">
+      <w:start w:val="1"/>
+      <w:numFmt w:val="decimal"/>
+      <w:lvlText w:val="%5."/>
+      <w:lvlJc w:val="left"/>
+      <w:pPr>
+        <w:tabs>
+          <w:tab w:val="num" w:pos="3600"/>
+        </w:tabs>
+        <w:ind w:left="3600" w:hanging="360"/>
+      </w:pPr>
+    </w:lvl>
+    <w:lvl w:ilvl="5" w:tentative="1">
+      <w:start w:val="1"/>
+      <w:numFmt w:val="decimal"/>
+      <w:lvlText w:val="%6."/>
+      <w:lvlJc w:val="left"/>
+      <w:pPr>
+        <w:tabs>
+          <w:tab w:val="num" w:pos="4320"/>
+        </w:tabs>
+        <w:ind w:left="4320" w:hanging="360"/>
+      </w:pPr>
+    </w:lvl>
+    <w:lvl w:ilvl="6" w:tentative="1">
+      <w:start w:val="1"/>
+      <w:numFmt w:val="decimal"/>
+      <w:lvlText w:val="%7."/>
+      <w:lvlJc w:val="left"/>
+      <w:pPr>
+        <w:tabs>
+          <w:tab w:val="num" w:pos="5040"/>
+        </w:tabs>
+        <w:ind w:left="5040" w:hanging="360"/>
+      </w:pPr>
+    </w:lvl>
+    <w:lvl w:ilvl="7" w:tentative="1">
+      <w:start w:val="1"/>
+      <w:numFmt w:val="decimal"/>
+      <w:lvlText w:val="%8."/>
+      <w:lvlJc w:val="left"/>
+      <w:pPr>
+        <w:tabs>
+          <w:tab w:val="num" w:pos="5760"/>
+        </w:tabs>
+        <w:ind w:left="5760" w:hanging="360"/>
+      </w:pPr>
+    </w:lvl>
+    <w:lvl w:ilvl="8" w:tentative="1">
+      <w:start w:val="1"/>
+      <w:numFmt w:val="decimal"/>
+      <w:lvlText w:val="%9."/>
+      <w:lvlJc w:val="left"/>
+      <w:pPr>
+        <w:tabs>
+          <w:tab w:val="num" w:pos="6480"/>
+        </w:tabs>
+        <w:ind w:left="6480" w:hanging="360"/>
+      </w:pPr>
+    </w:lvl>
+  </w:abstractNum>
   <w:num w:numId="1" w16cid:durableId="806435165">
-    <w:abstractNumId w:val="13"/>
+    <w:abstractNumId w:val="18"/>
   </w:num>
   <w:num w:numId="2" w16cid:durableId="1503201376">
-    <w:abstractNumId w:val="5"/>
+    <w:abstractNumId w:val="7"/>
   </w:num>
   <w:num w:numId="3" w16cid:durableId="1406761113">
     <w:abstractNumId w:val="1"/>
   </w:num>
   <w:num w:numId="4" w16cid:durableId="998921749">
+    <w:abstractNumId w:val="4"/>
+  </w:num>
+  <w:num w:numId="5" w16cid:durableId="1864244555">
+    <w:abstractNumId w:val="11"/>
+  </w:num>
+  <w:num w:numId="6" w16cid:durableId="1455634035">
     <w:abstractNumId w:val="3"/>
   </w:num>
-  <w:num w:numId="5" w16cid:durableId="1864244555">
-    <w:abstractNumId w:val="7"/>
-  </w:num>
-  <w:num w:numId="6" w16cid:durableId="1455634035">
-    <w:abstractNumId w:val="2"/>
-  </w:num>
   <w:num w:numId="7" w16cid:durableId="551235309">
-    <w:abstractNumId w:val="6"/>
+    <w:abstractNumId w:val="9"/>
   </w:num>
   <w:num w:numId="8" w16cid:durableId="535509133">
-    <w:abstractNumId w:val="15"/>
+    <w:abstractNumId w:val="20"/>
   </w:num>
   <w:num w:numId="9" w16cid:durableId="2106343153">
-    <w:abstractNumId w:val="8"/>
+    <w:abstractNumId w:val="12"/>
   </w:num>
   <w:num w:numId="10" w16cid:durableId="1973442379">
-    <w:abstractNumId w:val="12"/>
+    <w:abstractNumId w:val="17"/>
   </w:num>
   <w:num w:numId="11" w16cid:durableId="445152747">
     <w:abstractNumId w:val="0"/>
   </w:num>
   <w:num w:numId="12" w16cid:durableId="1902203938">
-    <w:abstractNumId w:val="11"/>
+    <w:abstractNumId w:val="16"/>
   </w:num>
   <w:num w:numId="13" w16cid:durableId="1773863210">
+    <w:abstractNumId w:val="19"/>
+  </w:num>
+  <w:num w:numId="14" w16cid:durableId="42679937">
+    <w:abstractNumId w:val="15"/>
+  </w:num>
+  <w:num w:numId="15" w16cid:durableId="729158318">
+    <w:abstractNumId w:val="5"/>
+  </w:num>
+  <w:num w:numId="16" w16cid:durableId="1716156337">
     <w:abstractNumId w:val="14"/>
   </w:num>
-  <w:num w:numId="14" w16cid:durableId="42679937">
+  <w:num w:numId="17" w16cid:durableId="1623071563">
+    <w:abstractNumId w:val="22"/>
+  </w:num>
+  <w:num w:numId="18" w16cid:durableId="337779052">
+    <w:abstractNumId w:val="13"/>
+  </w:num>
+  <w:num w:numId="19" w16cid:durableId="564728016">
+    <w:abstractNumId w:val="6"/>
+  </w:num>
+  <w:num w:numId="20" w16cid:durableId="2044596491">
+    <w:abstractNumId w:val="8"/>
+  </w:num>
+  <w:num w:numId="21" w16cid:durableId="484326058">
+    <w:abstractNumId w:val="21"/>
+  </w:num>
+  <w:num w:numId="22" w16cid:durableId="1717197354">
+    <w:abstractNumId w:val="2"/>
+  </w:num>
+  <w:num w:numId="23" w16cid:durableId="1104031752">
     <w:abstractNumId w:val="10"/>
-  </w:num>
-  <w:num w:numId="15" w16cid:durableId="729158318">
-    <w:abstractNumId w:val="4"/>
-  </w:num>
-  <w:num w:numId="16" w16cid:durableId="1716156337">
-    <w:abstractNumId w:val="9"/>
   </w:num>
 </w:numbering>
 </file>
@@ -5251,6 +10612,7 @@
   <w:style w:type="character" w:default="1" w:styleId="DefaultParagraphFont">
     <w:name w:val="Default Paragraph Font"/>
     <w:uiPriority w:val="1"/>
+    <w:semiHidden/>
     <w:unhideWhenUsed/>
   </w:style>
   <w:style w:type="table" w:default="1" w:styleId="TableNormal">

--- a/BlockChain/practical/studymaterial.docx
+++ b/BlockChain/practical/studymaterial.docx
@@ -7,15 +7,7 @@
         <w:pStyle w:val="Heading2"/>
       </w:pPr>
       <w:r>
-        <w:t xml:space="preserve">Steps of the </w:t>
-      </w:r>
-      <w:proofErr w:type="spellStart"/>
-      <w:r>
-        <w:t>ElGamal</w:t>
-      </w:r>
-      <w:proofErr w:type="spellEnd"/>
-      <w:r>
-        <w:t xml:space="preserve"> Digital Signature Scheme</w:t>
+        <w:t>Steps of the ElGamal Digital Signature Scheme</w:t>
       </w:r>
     </w:p>
     <w:p>
@@ -334,6 +326,12 @@
             <w:rFonts w:ascii="Cambria Math" w:hAnsi="Cambria Math"/>
           </w:rPr>
           <m:t>m</m:t>
+        </m:r>
+        <m:r>
+          <w:rPr>
+            <w:rFonts w:ascii="Cambria Math" w:hAnsi="Cambria Math"/>
+          </w:rPr>
+          <m:t xml:space="preserve"> </m:t>
         </m:r>
       </m:oMath>
       <w:r>
@@ -993,23 +991,7 @@
           <w:b/>
           <w:bCs/>
         </w:rPr>
-        <w:t xml:space="preserve">Invented by Taher </w:t>
-      </w:r>
-      <w:proofErr w:type="spellStart"/>
-      <w:r>
-        <w:rPr>
-          <w:b/>
-          <w:bCs/>
-        </w:rPr>
-        <w:t>ElGamal</w:t>
-      </w:r>
-      <w:proofErr w:type="spellEnd"/>
-      <w:r>
-        <w:rPr>
-          <w:b/>
-          <w:bCs/>
-        </w:rPr>
-        <w:t xml:space="preserve"> (1985).</w:t>
+        <w:t>Invented by Taher ElGamal (1985).</w:t>
       </w:r>
     </w:p>
     <w:p>
@@ -2832,55 +2814,7 @@
           <w:lang w:eastAsia="en-IN" w:bidi="ar-SA"/>
           <w14:ligatures w14:val="none"/>
         </w:rPr>
-        <w:t xml:space="preserve">|      </w:t>
-      </w:r>
-      <w:proofErr w:type="gramStart"/>
-      <w:r>
-        <w:rPr>
-          <w:rFonts w:ascii="Arial" w:eastAsia="Times New Roman" w:hAnsi="Arial" w:cs="Arial"/>
-          <w:kern w:val="0"/>
-          <w:sz w:val="20"/>
-          <w:szCs w:val="20"/>
-          <w:lang w:eastAsia="en-IN" w:bidi="ar-SA"/>
-          <w14:ligatures w14:val="none"/>
-        </w:rPr>
-        <w:t xml:space="preserve">   (</w:t>
-      </w:r>
-      <w:proofErr w:type="gramEnd"/>
-      <w:r>
-        <w:rPr>
-          <w:rFonts w:ascii="Arial" w:eastAsia="Times New Roman" w:hAnsi="Arial" w:cs="Arial"/>
-          <w:kern w:val="0"/>
-          <w:sz w:val="20"/>
-          <w:szCs w:val="20"/>
-          <w:lang w:eastAsia="en-IN" w:bidi="ar-SA"/>
-          <w14:ligatures w14:val="none"/>
-        </w:rPr>
-        <w:t xml:space="preserve">e.g., "Hello World" or any </w:t>
-      </w:r>
-      <w:proofErr w:type="gramStart"/>
-      <w:r>
-        <w:rPr>
-          <w:rFonts w:ascii="Arial" w:eastAsia="Times New Roman" w:hAnsi="Arial" w:cs="Arial"/>
-          <w:kern w:val="0"/>
-          <w:sz w:val="20"/>
-          <w:szCs w:val="20"/>
-          <w:lang w:eastAsia="en-IN" w:bidi="ar-SA"/>
-          <w14:ligatures w14:val="none"/>
-        </w:rPr>
-        <w:t xml:space="preserve">file)   </w:t>
-      </w:r>
-      <w:proofErr w:type="gramEnd"/>
-      <w:r>
-        <w:rPr>
-          <w:rFonts w:ascii="Arial" w:eastAsia="Times New Roman" w:hAnsi="Arial" w:cs="Arial"/>
-          <w:kern w:val="0"/>
-          <w:sz w:val="20"/>
-          <w:szCs w:val="20"/>
-          <w:lang w:eastAsia="en-IN" w:bidi="ar-SA"/>
-          <w14:ligatures w14:val="none"/>
-        </w:rPr>
-        <w:t xml:space="preserve">          |</w:t>
+        <w:t>|         (e.g., "Hello World" or any file)             |</w:t>
       </w:r>
     </w:p>
     <w:p>
@@ -3123,7 +3057,6 @@
           <w14:ligatures w14:val="none"/>
         </w:rPr>
       </w:pPr>
-      <w:proofErr w:type="gramStart"/>
       <w:r>
         <w:rPr>
           <w:rFonts w:ascii="Arial" w:eastAsia="Times New Roman" w:hAnsi="Arial" w:cs="Arial"/>
@@ -3133,19 +3066,7 @@
           <w:lang w:eastAsia="en-IN" w:bidi="ar-SA"/>
           <w14:ligatures w14:val="none"/>
         </w:rPr>
-        <w:t>|  -</w:t>
-      </w:r>
-      <w:proofErr w:type="gramEnd"/>
-      <w:r>
-        <w:rPr>
-          <w:rFonts w:ascii="Arial" w:eastAsia="Times New Roman" w:hAnsi="Arial" w:cs="Arial"/>
-          <w:kern w:val="0"/>
-          <w:sz w:val="20"/>
-          <w:szCs w:val="20"/>
-          <w:lang w:eastAsia="en-IN" w:bidi="ar-SA"/>
-          <w14:ligatures w14:val="none"/>
-        </w:rPr>
-        <w:t xml:space="preserve"> Pad message with '1' followed by '0's              |</w:t>
+        <w:t>|  - Pad message with '1' followed by '0's              |</w:t>
       </w:r>
     </w:p>
     <w:p>
@@ -3178,7 +3099,6 @@
           <w14:ligatures w14:val="none"/>
         </w:rPr>
       </w:pPr>
-      <w:proofErr w:type="gramStart"/>
       <w:r>
         <w:rPr>
           <w:rFonts w:ascii="Arial" w:eastAsia="Times New Roman" w:hAnsi="Arial" w:cs="Arial"/>
@@ -3188,19 +3108,7 @@
           <w:lang w:eastAsia="en-IN" w:bidi="ar-SA"/>
           <w14:ligatures w14:val="none"/>
         </w:rPr>
-        <w:t>|  -</w:t>
-      </w:r>
-      <w:proofErr w:type="gramEnd"/>
-      <w:r>
-        <w:rPr>
-          <w:rFonts w:ascii="Arial" w:eastAsia="Times New Roman" w:hAnsi="Arial" w:cs="Arial"/>
-          <w:kern w:val="0"/>
-          <w:sz w:val="20"/>
-          <w:szCs w:val="20"/>
-          <w:lang w:eastAsia="en-IN" w:bidi="ar-SA"/>
-          <w14:ligatures w14:val="none"/>
-        </w:rPr>
-        <w:t xml:space="preserve"> Append 64-bit original message length              |</w:t>
+        <w:t>|  - Append 64-bit original message length              |</w:t>
       </w:r>
     </w:p>
     <w:p>
@@ -3233,7 +3141,6 @@
           <w14:ligatures w14:val="none"/>
         </w:rPr>
       </w:pPr>
-      <w:proofErr w:type="gramStart"/>
       <w:r>
         <w:rPr>
           <w:rFonts w:ascii="Arial" w:eastAsia="Times New Roman" w:hAnsi="Arial" w:cs="Arial"/>
@@ -3243,19 +3150,7 @@
           <w:lang w:eastAsia="en-IN" w:bidi="ar-SA"/>
           <w14:ligatures w14:val="none"/>
         </w:rPr>
-        <w:t>|  -</w:t>
-      </w:r>
-      <w:proofErr w:type="gramEnd"/>
-      <w:r>
-        <w:rPr>
-          <w:rFonts w:ascii="Arial" w:eastAsia="Times New Roman" w:hAnsi="Arial" w:cs="Arial"/>
-          <w:kern w:val="0"/>
-          <w:sz w:val="20"/>
-          <w:szCs w:val="20"/>
-          <w:lang w:eastAsia="en-IN" w:bidi="ar-SA"/>
-          <w14:ligatures w14:val="none"/>
-        </w:rPr>
-        <w:t xml:space="preserve"> Result: Message length is a multiple of 512 bits   |</w:t>
+        <w:t>|  - Result: Message length is a multiple of 512 bits   |</w:t>
       </w:r>
     </w:p>
     <w:p>
@@ -3499,7 +3394,6 @@
           <w14:ligatures w14:val="none"/>
         </w:rPr>
       </w:pPr>
-      <w:proofErr w:type="gramStart"/>
       <w:r>
         <w:rPr>
           <w:rFonts w:ascii="Arial" w:eastAsia="Times New Roman" w:hAnsi="Arial" w:cs="Arial"/>
@@ -3509,43 +3403,7 @@
           <w:lang w:eastAsia="en-IN" w:bidi="ar-SA"/>
           <w14:ligatures w14:val="none"/>
         </w:rPr>
-        <w:t>|  -</w:t>
-      </w:r>
-      <w:proofErr w:type="gramEnd"/>
-      <w:r>
-        <w:rPr>
-          <w:rFonts w:ascii="Arial" w:eastAsia="Times New Roman" w:hAnsi="Arial" w:cs="Arial"/>
-          <w:kern w:val="0"/>
-          <w:sz w:val="20"/>
-          <w:szCs w:val="20"/>
-          <w:lang w:eastAsia="en-IN" w:bidi="ar-SA"/>
-          <w14:ligatures w14:val="none"/>
-        </w:rPr>
-        <w:t xml:space="preserve"> Set 8 working variables (A, B, C, D, E, F, G, </w:t>
-      </w:r>
-      <w:proofErr w:type="gramStart"/>
-      <w:r>
-        <w:rPr>
-          <w:rFonts w:ascii="Arial" w:eastAsia="Times New Roman" w:hAnsi="Arial" w:cs="Arial"/>
-          <w:kern w:val="0"/>
-          <w:sz w:val="20"/>
-          <w:szCs w:val="20"/>
-          <w:lang w:eastAsia="en-IN" w:bidi="ar-SA"/>
-          <w14:ligatures w14:val="none"/>
-        </w:rPr>
-        <w:t xml:space="preserve">H)   </w:t>
-      </w:r>
-      <w:proofErr w:type="gramEnd"/>
-      <w:r>
-        <w:rPr>
-          <w:rFonts w:ascii="Arial" w:eastAsia="Times New Roman" w:hAnsi="Arial" w:cs="Arial"/>
-          <w:kern w:val="0"/>
-          <w:sz w:val="20"/>
-          <w:szCs w:val="20"/>
-          <w:lang w:eastAsia="en-IN" w:bidi="ar-SA"/>
-          <w14:ligatures w14:val="none"/>
-        </w:rPr>
-        <w:t>|</w:t>
+        <w:t>|  - Set 8 working variables (A, B, C, D, E, F, G, H)   |</w:t>
       </w:r>
     </w:p>
     <w:p>
@@ -3914,7 +3772,6 @@
           <w14:ligatures w14:val="none"/>
         </w:rPr>
       </w:pPr>
-      <w:proofErr w:type="gramStart"/>
       <w:r>
         <w:rPr>
           <w:rFonts w:ascii="Arial" w:eastAsia="Times New Roman" w:hAnsi="Arial" w:cs="Arial"/>
@@ -3924,33 +3781,8 @@
           <w:lang w:eastAsia="en-IN" w:bidi="ar-SA"/>
           <w14:ligatures w14:val="none"/>
         </w:rPr>
-        <w:t>|  |</w:t>
-      </w:r>
-      <w:proofErr w:type="gramEnd"/>
-      <w:r>
-        <w:rPr>
-          <w:rFonts w:ascii="Arial" w:eastAsia="Times New Roman" w:hAnsi="Arial" w:cs="Arial"/>
-          <w:kern w:val="0"/>
-          <w:sz w:val="20"/>
-          <w:szCs w:val="20"/>
-          <w:lang w:eastAsia="en-IN" w:bidi="ar-SA"/>
-          <w14:ligatures w14:val="none"/>
-        </w:rPr>
-        <w:t xml:space="preserve"> Message Expansion:                              </w:t>
-      </w:r>
-      <w:proofErr w:type="gramStart"/>
-      <w:r>
-        <w:rPr>
-          <w:rFonts w:ascii="Arial" w:eastAsia="Times New Roman" w:hAnsi="Arial" w:cs="Arial"/>
-          <w:kern w:val="0"/>
-          <w:sz w:val="20"/>
-          <w:szCs w:val="20"/>
-          <w:lang w:eastAsia="en-IN" w:bidi="ar-SA"/>
-          <w14:ligatures w14:val="none"/>
-        </w:rPr>
-        <w:t>|  |</w:t>
-      </w:r>
-      <w:proofErr w:type="gramEnd"/>
+        <w:t>|  | Message Expansion:                              |  |</w:t>
+      </w:r>
     </w:p>
     <w:p>
       <w:pPr>
@@ -3982,7 +3814,6 @@
           <w14:ligatures w14:val="none"/>
         </w:rPr>
       </w:pPr>
-      <w:proofErr w:type="gramStart"/>
       <w:r>
         <w:rPr>
           <w:rFonts w:ascii="Arial" w:eastAsia="Times New Roman" w:hAnsi="Arial" w:cs="Arial"/>
@@ -3992,33 +3823,8 @@
           <w:lang w:eastAsia="en-IN" w:bidi="ar-SA"/>
           <w14:ligatures w14:val="none"/>
         </w:rPr>
-        <w:t>|  |</w:t>
-      </w:r>
-      <w:proofErr w:type="gramEnd"/>
-      <w:r>
-        <w:rPr>
-          <w:rFonts w:ascii="Arial" w:eastAsia="Times New Roman" w:hAnsi="Arial" w:cs="Arial"/>
-          <w:kern w:val="0"/>
-          <w:sz w:val="20"/>
-          <w:szCs w:val="20"/>
-          <w:lang w:eastAsia="en-IN" w:bidi="ar-SA"/>
-          <w14:ligatures w14:val="none"/>
-        </w:rPr>
-        <w:t xml:space="preserve"> Expand 16 words (32-bit) into 64 words schedule   </w:t>
-      </w:r>
-      <w:proofErr w:type="gramStart"/>
-      <w:r>
-        <w:rPr>
-          <w:rFonts w:ascii="Arial" w:eastAsia="Times New Roman" w:hAnsi="Arial" w:cs="Arial"/>
-          <w:kern w:val="0"/>
-          <w:sz w:val="20"/>
-          <w:szCs w:val="20"/>
-          <w:lang w:eastAsia="en-IN" w:bidi="ar-SA"/>
-          <w14:ligatures w14:val="none"/>
-        </w:rPr>
-        <w:t>|  |</w:t>
-      </w:r>
-      <w:proofErr w:type="gramEnd"/>
+        <w:t>|  | Expand 16 words (32-bit) into 64 words schedule   |  |</w:t>
+      </w:r>
     </w:p>
     <w:p>
       <w:pPr>
@@ -4218,7 +4024,6 @@
           <w14:ligatures w14:val="none"/>
         </w:rPr>
       </w:pPr>
-      <w:proofErr w:type="gramStart"/>
       <w:r>
         <w:rPr>
           <w:rFonts w:ascii="Arial" w:eastAsia="Times New Roman" w:hAnsi="Arial" w:cs="Arial"/>
@@ -4228,33 +4033,8 @@
           <w:lang w:eastAsia="en-IN" w:bidi="ar-SA"/>
           <w14:ligatures w14:val="none"/>
         </w:rPr>
-        <w:t>|  |</w:t>
-      </w:r>
-      <w:proofErr w:type="gramEnd"/>
-      <w:r>
-        <w:rPr>
-          <w:rFonts w:ascii="Arial" w:eastAsia="Times New Roman" w:hAnsi="Arial" w:cs="Arial"/>
-          <w:kern w:val="0"/>
-          <w:sz w:val="20"/>
-          <w:szCs w:val="20"/>
-          <w:lang w:eastAsia="en-IN" w:bidi="ar-SA"/>
-          <w14:ligatures w14:val="none"/>
-        </w:rPr>
-        <w:t xml:space="preserve"> Compression Function (64 Rounds):               </w:t>
-      </w:r>
-      <w:proofErr w:type="gramStart"/>
-      <w:r>
-        <w:rPr>
-          <w:rFonts w:ascii="Arial" w:eastAsia="Times New Roman" w:hAnsi="Arial" w:cs="Arial"/>
-          <w:kern w:val="0"/>
-          <w:sz w:val="20"/>
-          <w:szCs w:val="20"/>
-          <w:lang w:eastAsia="en-IN" w:bidi="ar-SA"/>
-          <w14:ligatures w14:val="none"/>
-        </w:rPr>
-        <w:t>|  |</w:t>
-      </w:r>
-      <w:proofErr w:type="gramEnd"/>
+        <w:t>|  | Compression Function (64 Rounds):               |  |</w:t>
+      </w:r>
     </w:p>
     <w:p>
       <w:pPr>
@@ -4286,7 +4066,6 @@
           <w14:ligatures w14:val="none"/>
         </w:rPr>
       </w:pPr>
-      <w:proofErr w:type="gramStart"/>
       <w:r>
         <w:rPr>
           <w:rFonts w:ascii="Arial" w:eastAsia="Times New Roman" w:hAnsi="Arial" w:cs="Arial"/>
@@ -4296,57 +4075,8 @@
           <w:lang w:eastAsia="en-IN" w:bidi="ar-SA"/>
           <w14:ligatures w14:val="none"/>
         </w:rPr>
-        <w:t>|  |</w:t>
-      </w:r>
-      <w:proofErr w:type="gramEnd"/>
-      <w:r>
-        <w:rPr>
-          <w:rFonts w:ascii="Arial" w:eastAsia="Times New Roman" w:hAnsi="Arial" w:cs="Arial"/>
-          <w:kern w:val="0"/>
-          <w:sz w:val="20"/>
-          <w:szCs w:val="20"/>
-          <w:lang w:eastAsia="en-IN" w:bidi="ar-SA"/>
-          <w14:ligatures w14:val="none"/>
-        </w:rPr>
-        <w:t xml:space="preserve"> Run logical functions (AND, XOR, ROTR, </w:t>
-      </w:r>
-      <w:proofErr w:type="gramStart"/>
-      <w:r>
-        <w:rPr>
-          <w:rFonts w:ascii="Arial" w:eastAsia="Times New Roman" w:hAnsi="Arial" w:cs="Arial"/>
-          <w:kern w:val="0"/>
-          <w:sz w:val="20"/>
-          <w:szCs w:val="20"/>
-          <w:lang w:eastAsia="en-IN" w:bidi="ar-SA"/>
-          <w14:ligatures w14:val="none"/>
-        </w:rPr>
-        <w:t xml:space="preserve">ADD)   </w:t>
-      </w:r>
-      <w:proofErr w:type="gramEnd"/>
-      <w:r>
-        <w:rPr>
-          <w:rFonts w:ascii="Arial" w:eastAsia="Times New Roman" w:hAnsi="Arial" w:cs="Arial"/>
-          <w:kern w:val="0"/>
-          <w:sz w:val="20"/>
-          <w:szCs w:val="20"/>
-          <w:lang w:eastAsia="en-IN" w:bidi="ar-SA"/>
-          <w14:ligatures w14:val="none"/>
-        </w:rPr>
-        <w:t xml:space="preserve">  </w:t>
-      </w:r>
-      <w:proofErr w:type="gramStart"/>
-      <w:r>
-        <w:rPr>
-          <w:rFonts w:ascii="Arial" w:eastAsia="Times New Roman" w:hAnsi="Arial" w:cs="Arial"/>
-          <w:kern w:val="0"/>
-          <w:sz w:val="20"/>
-          <w:szCs w:val="20"/>
-          <w:lang w:eastAsia="en-IN" w:bidi="ar-SA"/>
-          <w14:ligatures w14:val="none"/>
-        </w:rPr>
-        <w:t>|  |</w:t>
-      </w:r>
-      <w:proofErr w:type="gramEnd"/>
+        <w:t>|  | Run logical functions (AND, XOR, ROTR, ADD)     |  |</w:t>
+      </w:r>
     </w:p>
     <w:p>
       <w:pPr>
@@ -4378,7 +4108,6 @@
           <w14:ligatures w14:val="none"/>
         </w:rPr>
       </w:pPr>
-      <w:proofErr w:type="gramStart"/>
       <w:r>
         <w:rPr>
           <w:rFonts w:ascii="Arial" w:eastAsia="Times New Roman" w:hAnsi="Arial" w:cs="Arial"/>
@@ -4388,33 +4117,8 @@
           <w:lang w:eastAsia="en-IN" w:bidi="ar-SA"/>
           <w14:ligatures w14:val="none"/>
         </w:rPr>
-        <w:t>|  |</w:t>
-      </w:r>
-      <w:proofErr w:type="gramEnd"/>
-      <w:r>
-        <w:rPr>
-          <w:rFonts w:ascii="Arial" w:eastAsia="Times New Roman" w:hAnsi="Arial" w:cs="Arial"/>
-          <w:kern w:val="0"/>
-          <w:sz w:val="20"/>
-          <w:szCs w:val="20"/>
-          <w:lang w:eastAsia="en-IN" w:bidi="ar-SA"/>
-          <w14:ligatures w14:val="none"/>
-        </w:rPr>
-        <w:t xml:space="preserve"> using 64 round constants (K0 to K63)            </w:t>
-      </w:r>
-      <w:proofErr w:type="gramStart"/>
-      <w:r>
-        <w:rPr>
-          <w:rFonts w:ascii="Arial" w:eastAsia="Times New Roman" w:hAnsi="Arial" w:cs="Arial"/>
-          <w:kern w:val="0"/>
-          <w:sz w:val="20"/>
-          <w:szCs w:val="20"/>
-          <w:lang w:eastAsia="en-IN" w:bidi="ar-SA"/>
-          <w14:ligatures w14:val="none"/>
-        </w:rPr>
-        <w:t>|  |</w:t>
-      </w:r>
-      <w:proofErr w:type="gramEnd"/>
+        <w:t>|  | using 64 round constants (K0 to K63)            |  |</w:t>
+      </w:r>
     </w:p>
     <w:p>
       <w:pPr>
@@ -4698,7 +4402,6 @@
           <w14:ligatures w14:val="none"/>
         </w:rPr>
       </w:pPr>
-      <w:proofErr w:type="gramStart"/>
       <w:r>
         <w:rPr>
           <w:rFonts w:ascii="Arial" w:eastAsia="Times New Roman" w:hAnsi="Arial" w:cs="Arial"/>
@@ -4708,19 +4411,7 @@
           <w:lang w:eastAsia="en-IN" w:bidi="ar-SA"/>
           <w14:ligatures w14:val="none"/>
         </w:rPr>
-        <w:t>|  -</w:t>
-      </w:r>
-      <w:proofErr w:type="gramEnd"/>
-      <w:r>
-        <w:rPr>
-          <w:rFonts w:ascii="Arial" w:eastAsia="Times New Roman" w:hAnsi="Arial" w:cs="Arial"/>
-          <w:kern w:val="0"/>
-          <w:sz w:val="20"/>
-          <w:szCs w:val="20"/>
-          <w:lang w:eastAsia="en-IN" w:bidi="ar-SA"/>
-          <w14:ligatures w14:val="none"/>
-        </w:rPr>
-        <w:t xml:space="preserve"> Add intermediate variables to initial buffers      |</w:t>
+        <w:t>|  - Add intermediate variables to initial buffers      |</w:t>
       </w:r>
     </w:p>
     <w:p>
@@ -4753,7 +4444,6 @@
           <w14:ligatures w14:val="none"/>
         </w:rPr>
       </w:pPr>
-      <w:proofErr w:type="gramStart"/>
       <w:r>
         <w:rPr>
           <w:rFonts w:ascii="Arial" w:eastAsia="Times New Roman" w:hAnsi="Arial" w:cs="Arial"/>
@@ -4763,33 +4453,8 @@
           <w:lang w:eastAsia="en-IN" w:bidi="ar-SA"/>
           <w14:ligatures w14:val="none"/>
         </w:rPr>
-        <w:t>|  -</w:t>
-      </w:r>
-      <w:proofErr w:type="gramEnd"/>
-      <w:r>
-        <w:rPr>
-          <w:rFonts w:ascii="Arial" w:eastAsia="Times New Roman" w:hAnsi="Arial" w:cs="Arial"/>
-          <w:kern w:val="0"/>
-          <w:sz w:val="20"/>
-          <w:szCs w:val="20"/>
-          <w:lang w:eastAsia="en-IN" w:bidi="ar-SA"/>
-          <w14:ligatures w14:val="none"/>
-        </w:rPr>
-        <w:t xml:space="preserve"> Concatenate variables (A + B + C + D + E + F + G + </w:t>
-      </w:r>
-      <w:proofErr w:type="gramStart"/>
-      <w:r>
-        <w:rPr>
-          <w:rFonts w:ascii="Arial" w:eastAsia="Times New Roman" w:hAnsi="Arial" w:cs="Arial"/>
-          <w:kern w:val="0"/>
-          <w:sz w:val="20"/>
-          <w:szCs w:val="20"/>
-          <w:lang w:eastAsia="en-IN" w:bidi="ar-SA"/>
-          <w14:ligatures w14:val="none"/>
-        </w:rPr>
-        <w:t>H)|</w:t>
-      </w:r>
-      <w:proofErr w:type="gramEnd"/>
+        <w:t>|  - Concatenate variables (A + B + C + D + E + F + G + H)|</w:t>
+      </w:r>
     </w:p>
     <w:p>
       <w:pPr>
@@ -5040,31 +4705,7 @@
           <w:lang w:eastAsia="en-IN" w:bidi="ar-SA"/>
           <w14:ligatures w14:val="none"/>
         </w:rPr>
-        <w:t xml:space="preserve">|           256-Bit Hash (64 Hex </w:t>
-      </w:r>
-      <w:proofErr w:type="gramStart"/>
-      <w:r>
-        <w:rPr>
-          <w:rFonts w:ascii="Arial" w:eastAsia="Times New Roman" w:hAnsi="Arial" w:cs="Arial"/>
-          <w:kern w:val="0"/>
-          <w:sz w:val="20"/>
-          <w:szCs w:val="20"/>
-          <w:lang w:eastAsia="en-IN" w:bidi="ar-SA"/>
-          <w14:ligatures w14:val="none"/>
-        </w:rPr>
-        <w:t xml:space="preserve">Characters)   </w:t>
-      </w:r>
-      <w:proofErr w:type="gramEnd"/>
-      <w:r>
-        <w:rPr>
-          <w:rFonts w:ascii="Arial" w:eastAsia="Times New Roman" w:hAnsi="Arial" w:cs="Arial"/>
-          <w:kern w:val="0"/>
-          <w:sz w:val="20"/>
-          <w:szCs w:val="20"/>
-          <w:lang w:eastAsia="en-IN" w:bidi="ar-SA"/>
-          <w14:ligatures w14:val="none"/>
-        </w:rPr>
-        <w:t xml:space="preserve">         |</w:t>
+        <w:t>|           256-Bit Hash (64 Hex Characters)            |</w:t>
       </w:r>
     </w:p>
     <w:p>
@@ -5395,31 +5036,7 @@
           <w:lang w:eastAsia="en-IN" w:bidi="ar-SA"/>
           <w14:ligatures w14:val="none"/>
         </w:rPr>
-        <w:t xml:space="preserve"> (</w:t>
-      </w:r>
-      <w:proofErr w:type="spellStart"/>
-      <w:r>
-        <w:rPr>
-          <w:rFonts w:ascii="Arial" w:eastAsia="Times New Roman" w:hAnsi="Arial" w:cs="Arial"/>
-          <w:kern w:val="0"/>
-          <w:sz w:val="24"/>
-          <w:szCs w:val="24"/>
-          <w:lang w:eastAsia="en-IN" w:bidi="ar-SA"/>
-          <w14:ligatures w14:val="none"/>
-        </w:rPr>
-        <w:t>labeled</w:t>
-      </w:r>
-      <w:proofErr w:type="spellEnd"/>
-      <w:r>
-        <w:rPr>
-          <w:rFonts w:ascii="Arial" w:eastAsia="Times New Roman" w:hAnsi="Arial" w:cs="Arial"/>
-          <w:kern w:val="0"/>
-          <w:sz w:val="24"/>
-          <w:szCs w:val="24"/>
-          <w:lang w:eastAsia="en-IN" w:bidi="ar-SA"/>
-          <w14:ligatures w14:val="none"/>
-        </w:rPr>
-        <w:t xml:space="preserve"> </w:t>
+        <w:t xml:space="preserve"> (labeled </w:t>
       </w:r>
       <w:r>
         <w:rPr>
@@ -6266,31 +5883,7 @@
           <w:lang w:eastAsia="en-IN" w:bidi="ar-SA"/>
           <w14:ligatures w14:val="none"/>
         </w:rPr>
-        <w:t xml:space="preserve">After </w:t>
-      </w:r>
-      <w:proofErr w:type="gramStart"/>
-      <w:r>
-        <w:rPr>
-          <w:rFonts w:ascii="Arial" w:eastAsia="Times New Roman" w:hAnsi="Arial" w:cs="Arial"/>
-          <w:kern w:val="0"/>
-          <w:sz w:val="24"/>
-          <w:szCs w:val="24"/>
-          <w:lang w:eastAsia="en-IN" w:bidi="ar-SA"/>
-          <w14:ligatures w14:val="none"/>
-        </w:rPr>
-        <w:t>all</w:t>
-      </w:r>
-      <w:proofErr w:type="gramEnd"/>
-      <w:r>
-        <w:rPr>
-          <w:rFonts w:ascii="Arial" w:eastAsia="Times New Roman" w:hAnsi="Arial" w:cs="Arial"/>
-          <w:kern w:val="0"/>
-          <w:sz w:val="24"/>
-          <w:szCs w:val="24"/>
-          <w:lang w:eastAsia="en-IN" w:bidi="ar-SA"/>
-          <w14:ligatures w14:val="none"/>
-        </w:rPr>
-        <w:t xml:space="preserve"> 64 rounds finish for a block, the updated working variables are added to the initial buffer values.</w:t>
+        <w:t>After all 64 rounds finish for a block, the updated working variables are added to the initial buffer values.</w:t>
       </w:r>
     </w:p>
     <w:p>
